--- a/Knowledge/3-Work knowledge/1-Software Engineering/1-Software Engineering Fundamentals/5-My Source/1-Network Traffic/1-Types of Network Traffic/8-Bidirectional.docx
+++ b/Knowledge/3-Work knowledge/1-Software Engineering/1-Software Engineering Fundamentals/5-My Source/1-Network Traffic/1-Types of Network Traffic/8-Bidirectional.docx
@@ -4,368 +4,651 @@
   <w:body>
     <w:p>
       <w:pPr>
-        <w:pStyle w:val="Heading1"/>
+        <w:keepNext/>
+        <w:keepLines/>
+        <w:spacing w:before="360" w:after="80" w:line="276" w:lineRule="auto"/>
+        <w:outlineLvl w:val="0"/>
+        <w:rPr>
+          <w:rFonts w:asciiTheme="majorHAnsi" w:eastAsiaTheme="majorEastAsia" w:hAnsiTheme="majorHAnsi" w:cstheme="majorBidi"/>
+          <w:color w:val="2F5496" w:themeColor="accent1" w:themeShade="BF"/>
+          <w:kern w:val="0"/>
+          <w:sz w:val="40"/>
+          <w:szCs w:val="40"/>
+          <w:lang w:val="en"/>
+          <w14:ligatures w14:val="none"/>
+        </w:rPr>
       </w:pPr>
       <w:bookmarkStart w:id="0" w:name="_g49w559dpfhr" w:colFirst="0" w:colLast="0"/>
       <w:bookmarkEnd w:id="0"/>
       <w:r>
+        <w:rPr>
+          <w:rFonts w:asciiTheme="majorHAnsi" w:eastAsiaTheme="majorEastAsia" w:hAnsiTheme="majorHAnsi" w:cstheme="majorBidi"/>
+          <w:color w:val="2F5496" w:themeColor="accent1" w:themeShade="BF"/>
+          <w:kern w:val="0"/>
+          <w:sz w:val="40"/>
+          <w:szCs w:val="40"/>
+          <w:lang w:val="en"/>
+          <w14:ligatures w14:val="none"/>
+        </w:rPr>
         <w:t>Bidirectional</w:t>
       </w:r>
     </w:p>
     <w:p>
       <w:pPr>
-        <w:pStyle w:val="Heading2"/>
-        <w:keepNext w:val="0"/>
-        <w:keepLines w:val="0"/>
-        <w:spacing w:before="280"/>
+        <w:spacing w:before="280" w:after="80" w:line="276" w:lineRule="auto"/>
+        <w:outlineLvl w:val="1"/>
+        <w:rPr>
+          <w:rFonts w:asciiTheme="majorHAnsi" w:eastAsiaTheme="majorEastAsia" w:hAnsiTheme="majorHAnsi" w:cstheme="majorBidi"/>
+          <w:color w:val="2F5496" w:themeColor="accent1" w:themeShade="BF"/>
+          <w:kern w:val="0"/>
+          <w:sz w:val="32"/>
+          <w:szCs w:val="32"/>
+          <w:lang w:val="en"/>
+          <w14:ligatures w14:val="none"/>
+        </w:rPr>
       </w:pPr>
       <w:bookmarkStart w:id="1" w:name="_7yffc2y7qwnh" w:colFirst="0" w:colLast="0"/>
       <w:bookmarkEnd w:id="1"/>
       <w:r>
         <w:rPr>
-          <w:rFonts w:ascii="Segoe UI Emoji" w:hAnsi="Segoe UI Emoji" w:cs="Segoe UI Emoji"/>
+          <w:rFonts w:ascii="Segoe UI Emoji" w:eastAsiaTheme="majorEastAsia" w:hAnsi="Segoe UI Emoji" w:cs="Segoe UI Emoji"/>
+          <w:color w:val="2F5496" w:themeColor="accent1" w:themeShade="BF"/>
+          <w:kern w:val="0"/>
+          <w:sz w:val="32"/>
+          <w:szCs w:val="32"/>
+          <w:lang w:val="en"/>
+          <w14:ligatures w14:val="none"/>
         </w:rPr>
         <w:t>🔁</w:t>
       </w:r>
       <w:r>
+        <w:rPr>
+          <w:rFonts w:asciiTheme="majorHAnsi" w:eastAsiaTheme="majorEastAsia" w:hAnsiTheme="majorHAnsi" w:cstheme="majorBidi"/>
+          <w:color w:val="2F5496" w:themeColor="accent1" w:themeShade="BF"/>
+          <w:kern w:val="0"/>
+          <w:sz w:val="32"/>
+          <w:szCs w:val="32"/>
+          <w:lang w:val="en"/>
+          <w14:ligatures w14:val="none"/>
+        </w:rPr>
         <w:t xml:space="preserve"> What Is Bidirectional Network Traffic?</w:t>
       </w:r>
     </w:p>
     <w:p>
       <w:pPr>
-        <w:rPr>
-          <w:rFonts w:ascii="Roboto Mono" w:hAnsi="Roboto Mono"/>
+        <w:spacing w:after="0" w:line="276" w:lineRule="auto"/>
+        <w:rPr>
+          <w:rFonts w:ascii="Roboto Mono" w:eastAsia="Arial" w:hAnsi="Roboto Mono" w:cs="Arial"/>
+          <w:kern w:val="0"/>
+          <w:sz w:val="22"/>
+          <w:szCs w:val="22"/>
+          <w:lang w:val="en"/>
+          <w14:ligatures w14:val="none"/>
         </w:rPr>
       </w:pPr>
       <w:r>
         <w:rPr>
-          <w:rFonts w:ascii="Arial" w:hAnsi="Arial" w:eastAsia="Arial"/>
+          <w:rFonts w:ascii="Arial" w:eastAsia="Arial" w:hAnsi="Arial" w:cs="Arial"/>
           <w:b/>
-          <w:sz w:val="22"/>
+          <w:kern w:val="0"/>
+          <w:sz w:val="22"/>
+          <w:szCs w:val="22"/>
           <w:shd w:val="clear" w:color="auto" w:fill="B7B7B7"/>
+          <w:lang w:val="en"/>
+          <w14:ligatures w14:val="none"/>
         </w:rPr>
         <w:t># Source</w:t>
       </w:r>
       <w:r>
         <w:rPr>
-          <w:rFonts w:ascii="Arial" w:hAnsi="Arial" w:eastAsia="Arial"/>
-          <w:sz w:val="22"/>
+          <w:rFonts w:ascii="Arial" w:eastAsia="Arial" w:hAnsi="Arial" w:cs="Arial"/>
+          <w:kern w:val="0"/>
+          <w:sz w:val="22"/>
+          <w:szCs w:val="22"/>
           <w:shd w:val="clear" w:color="auto" w:fill="B7B7B7"/>
+          <w:lang w:val="en"/>
+          <w14:ligatures w14:val="none"/>
         </w:rPr>
         <w:t xml:space="preserve">: </w:t>
       </w:r>
       <w:r>
         <w:rPr>
-          <w:rFonts w:ascii="Arial" w:hAnsi="Arial" w:eastAsia="Arial"/>
+          <w:rFonts w:ascii="Arial" w:eastAsia="Arial" w:hAnsi="Arial" w:cs="Arial"/>
           <w:b/>
-          <w:sz w:val="22"/>
+          <w:kern w:val="0"/>
+          <w:sz w:val="22"/>
+          <w:szCs w:val="22"/>
           <w:shd w:val="clear" w:color="auto" w:fill="B7B7B7"/>
+          <w:lang w:val="en"/>
+          <w14:ligatures w14:val="none"/>
         </w:rPr>
         <w:t xml:space="preserve">Chatgpt </w:t>
       </w:r>
       <w:r>
         <w:rPr>
-          <w:rFonts w:ascii="Arial" w:hAnsi="Arial" w:eastAsia="Arial"/>
+          <w:rFonts w:ascii="Arial" w:eastAsia="Arial" w:hAnsi="Arial" w:cs="Arial"/>
           <w:b/>
+          <w:kern w:val="0"/>
           <w:sz w:val="22"/>
           <w:szCs w:val="14"/>
           <w:shd w:val="clear" w:color="auto" w:fill="B7B7B7"/>
+          <w:lang w:val="en"/>
+          <w14:ligatures w14:val="none"/>
         </w:rPr>
         <w:t>(GPT</w:t>
       </w:r>
       <w:r>
         <w:rPr>
-          <w:rFonts w:ascii="Arial" w:hAnsi="Arial" w:cs="Cambria Math" w:eastAsia="Arial"/>
+          <w:rFonts w:ascii="Cambria Math" w:eastAsia="Arial" w:hAnsi="Cambria Math" w:cs="Cambria Math"/>
           <w:b/>
+          <w:kern w:val="0"/>
           <w:sz w:val="22"/>
           <w:szCs w:val="14"/>
           <w:shd w:val="clear" w:color="auto" w:fill="B7B7B7"/>
+          <w:lang w:val="en"/>
+          <w14:ligatures w14:val="none"/>
         </w:rPr>
         <w:t>‑</w:t>
       </w:r>
       <w:r>
         <w:rPr>
-          <w:rFonts w:ascii="Arial" w:hAnsi="Arial" w:eastAsia="Arial"/>
+          <w:rFonts w:ascii="Arial" w:eastAsia="Arial" w:hAnsi="Arial" w:cs="Arial"/>
           <w:b/>
+          <w:kern w:val="0"/>
           <w:sz w:val="22"/>
           <w:szCs w:val="14"/>
           <w:shd w:val="clear" w:color="auto" w:fill="B7B7B7"/>
+          <w:lang w:val="en"/>
+          <w14:ligatures w14:val="none"/>
         </w:rPr>
         <w:t>5 Mini) at [12/9/2025]</w:t>
       </w:r>
     </w:p>
     <w:p>
       <w:pPr>
-        <w:spacing w:before="240" w:after="240"/>
-        <w:rPr>
-          <w:rFonts w:ascii="Roboto Mono" w:hAnsi="Roboto Mono"/>
+        <w:spacing w:before="240" w:after="240" w:line="276" w:lineRule="auto"/>
+        <w:rPr>
+          <w:rFonts w:ascii="Roboto Mono" w:eastAsia="Arial" w:hAnsi="Roboto Mono" w:cs="Arial"/>
+          <w:kern w:val="0"/>
+          <w:sz w:val="22"/>
+          <w:szCs w:val="22"/>
+          <w:lang w:val="en"/>
+          <w14:ligatures w14:val="none"/>
         </w:rPr>
       </w:pPr>
       <w:r>
         <w:rPr>
-          <w:rFonts w:ascii="Roboto Mono" w:hAnsi="Roboto Mono"/>
+          <w:rFonts w:ascii="Roboto Mono" w:eastAsia="Arial" w:hAnsi="Roboto Mono" w:cs="Arial"/>
           <w:b/>
           <w:bCs/>
+          <w:kern w:val="0"/>
+          <w:sz w:val="22"/>
+          <w:szCs w:val="22"/>
+          <w:lang w:val="en"/>
+          <w14:ligatures w14:val="none"/>
         </w:rPr>
         <w:t>Bidirectional traffic</w:t>
       </w:r>
       <w:r>
         <w:rPr>
-          <w:rFonts w:ascii="Roboto Mono" w:hAnsi="Roboto Mono"/>
+          <w:rFonts w:ascii="Roboto Mono" w:eastAsia="Arial" w:hAnsi="Roboto Mono" w:cs="Arial"/>
+          <w:kern w:val="0"/>
+          <w:sz w:val="22"/>
+          <w:szCs w:val="22"/>
+          <w:lang w:val="en"/>
+          <w14:ligatures w14:val="none"/>
         </w:rPr>
         <w:t xml:space="preserve"> refers to </w:t>
       </w:r>
       <w:r>
         <w:rPr>
-          <w:rFonts w:ascii="Roboto Mono" w:hAnsi="Roboto Mono"/>
+          <w:rFonts w:ascii="Roboto Mono" w:eastAsia="Arial" w:hAnsi="Roboto Mono" w:cs="Arial"/>
           <w:b/>
           <w:bCs/>
+          <w:kern w:val="0"/>
+          <w:sz w:val="22"/>
+          <w:szCs w:val="22"/>
+          <w:lang w:val="en"/>
+          <w14:ligatures w14:val="none"/>
         </w:rPr>
         <w:t>two-way communication</w:t>
       </w:r>
       <w:r>
         <w:rPr>
-          <w:rFonts w:ascii="Roboto Mono" w:hAnsi="Roboto Mono"/>
+          <w:rFonts w:ascii="Roboto Mono" w:eastAsia="Arial" w:hAnsi="Roboto Mono" w:cs="Arial"/>
+          <w:kern w:val="0"/>
+          <w:sz w:val="22"/>
+          <w:szCs w:val="22"/>
+          <w:lang w:val="en"/>
+          <w14:ligatures w14:val="none"/>
         </w:rPr>
         <w:t xml:space="preserve"> between devices over a network — meaning </w:t>
       </w:r>
       <w:r>
         <w:rPr>
-          <w:rFonts w:ascii="Roboto Mono" w:hAnsi="Roboto Mono"/>
+          <w:rFonts w:ascii="Roboto Mono" w:eastAsia="Arial" w:hAnsi="Roboto Mono" w:cs="Arial"/>
           <w:b/>
           <w:bCs/>
+          <w:kern w:val="0"/>
+          <w:sz w:val="22"/>
+          <w:szCs w:val="22"/>
+          <w:lang w:val="en"/>
+          <w14:ligatures w14:val="none"/>
         </w:rPr>
         <w:t>both the sender and the receiver exchange data</w:t>
       </w:r>
       <w:r>
         <w:rPr>
-          <w:rFonts w:ascii="Roboto Mono" w:hAnsi="Roboto Mono"/>
+          <w:rFonts w:ascii="Roboto Mono" w:eastAsia="Arial" w:hAnsi="Roboto Mono" w:cs="Arial"/>
+          <w:kern w:val="0"/>
+          <w:sz w:val="22"/>
+          <w:szCs w:val="22"/>
+          <w:lang w:val="en"/>
+          <w14:ligatures w14:val="none"/>
         </w:rPr>
         <w:t>. It is the most common type of traffic in modern networks.</w:t>
-      </w:r>
-    </w:p>
-    <w:p>
-      <w:r>
-        <w:pict w14:anchorId="123B0C4C">
-          <v:rect id="_x0000_i1025" style="width:0;height:1.5pt" o:hralign="center" o:hrstd="t" o:hr="t" fillcolor="#a0a0a0" stroked="f"/>
-        </w:pict>
       </w:r>
     </w:p>
     <w:p>
       <w:pPr>
-        <w:pStyle w:val="Heading2"/>
-        <w:keepNext w:val="0"/>
-        <w:keepLines w:val="0"/>
-        <w:spacing w:before="280"/>
+        <w:spacing w:after="0" w:line="276" w:lineRule="auto"/>
+        <w:rPr>
+          <w:rFonts w:ascii="Arial" w:eastAsia="Arial" w:hAnsi="Arial" w:cs="Arial"/>
+          <w:kern w:val="0"/>
+          <w:sz w:val="22"/>
+          <w:szCs w:val="22"/>
+          <w:lang w:val="en"/>
+          <w14:ligatures w14:val="none"/>
+        </w:rPr>
+      </w:pPr>
+      <w:r>
+        <w:rPr>
+          <w:rFonts w:ascii="Arial" w:eastAsia="Arial" w:hAnsi="Arial" w:cs="Arial"/>
+          <w:kern w:val="0"/>
+          <w:sz w:val="22"/>
+          <w:szCs w:val="22"/>
+          <w:lang w:val="en"/>
+          <w14:ligatures w14:val="none"/>
+        </w:rPr>
+        <w:pict w14:anchorId="0944C0AE">
+          <v:rect id="_x0000_i1025" style="width:0;height:1.5pt" o:hralign="center" o:hrstd="t" o:hr="t" fillcolor="#a0a0a0" stroked="f"/>
+        </w:pict>
+      </w:r>
+    </w:p>
+    <w:p>
+      <w:pPr>
+        <w:spacing w:before="280" w:after="80" w:line="276" w:lineRule="auto"/>
+        <w:outlineLvl w:val="1"/>
+        <w:rPr>
+          <w:rFonts w:asciiTheme="majorHAnsi" w:eastAsiaTheme="majorEastAsia" w:hAnsiTheme="majorHAnsi" w:cstheme="majorBidi"/>
+          <w:color w:val="2F5496" w:themeColor="accent1" w:themeShade="BF"/>
+          <w:kern w:val="0"/>
+          <w:sz w:val="32"/>
+          <w:szCs w:val="32"/>
+          <w:lang w:val="en"/>
+          <w14:ligatures w14:val="none"/>
+        </w:rPr>
       </w:pPr>
       <w:bookmarkStart w:id="2" w:name="_x6184ob2lwmf" w:colFirst="0" w:colLast="0"/>
       <w:bookmarkEnd w:id="2"/>
       <w:r>
         <w:rPr>
-          <w:rFonts w:ascii="Segoe UI Emoji" w:hAnsi="Segoe UI Emoji" w:cs="Segoe UI Emoji"/>
+          <w:rFonts w:ascii="Segoe UI Emoji" w:eastAsiaTheme="majorEastAsia" w:hAnsi="Segoe UI Emoji" w:cs="Segoe UI Emoji"/>
+          <w:color w:val="2F5496" w:themeColor="accent1" w:themeShade="BF"/>
+          <w:kern w:val="0"/>
+          <w:sz w:val="32"/>
+          <w:szCs w:val="32"/>
+          <w:lang w:val="en"/>
+          <w14:ligatures w14:val="none"/>
         </w:rPr>
         <w:t>🧠</w:t>
       </w:r>
       <w:r>
+        <w:rPr>
+          <w:rFonts w:asciiTheme="majorHAnsi" w:eastAsiaTheme="majorEastAsia" w:hAnsiTheme="majorHAnsi" w:cstheme="majorBidi"/>
+          <w:color w:val="2F5496" w:themeColor="accent1" w:themeShade="BF"/>
+          <w:kern w:val="0"/>
+          <w:sz w:val="32"/>
+          <w:szCs w:val="32"/>
+          <w:lang w:val="en"/>
+          <w14:ligatures w14:val="none"/>
+        </w:rPr>
         <w:t xml:space="preserve"> Simple Definition:</w:t>
       </w:r>
     </w:p>
     <w:p>
       <w:pPr>
-        <w:rPr>
-          <w:rFonts w:ascii="Roboto Mono" w:hAnsi="Roboto Mono"/>
+        <w:spacing w:after="0" w:line="276" w:lineRule="auto"/>
+        <w:rPr>
+          <w:rFonts w:ascii="Roboto Mono" w:eastAsia="Arial" w:hAnsi="Roboto Mono" w:cs="Arial"/>
+          <w:kern w:val="0"/>
+          <w:sz w:val="22"/>
+          <w:szCs w:val="22"/>
+          <w:lang w:val="en"/>
+          <w14:ligatures w14:val="none"/>
         </w:rPr>
       </w:pPr>
       <w:r>
         <w:rPr>
-          <w:rFonts w:ascii="Arial" w:hAnsi="Arial" w:eastAsia="Arial"/>
+          <w:rFonts w:ascii="Arial" w:eastAsia="Arial" w:hAnsi="Arial" w:cs="Arial"/>
           <w:b/>
-          <w:sz w:val="22"/>
+          <w:kern w:val="0"/>
+          <w:sz w:val="22"/>
+          <w:szCs w:val="22"/>
           <w:shd w:val="clear" w:color="auto" w:fill="B7B7B7"/>
+          <w:lang w:val="en"/>
+          <w14:ligatures w14:val="none"/>
         </w:rPr>
         <w:t># Source</w:t>
       </w:r>
       <w:r>
         <w:rPr>
-          <w:rFonts w:ascii="Arial" w:hAnsi="Arial" w:eastAsia="Arial"/>
-          <w:sz w:val="22"/>
+          <w:rFonts w:ascii="Arial" w:eastAsia="Arial" w:hAnsi="Arial" w:cs="Arial"/>
+          <w:kern w:val="0"/>
+          <w:sz w:val="22"/>
+          <w:szCs w:val="22"/>
           <w:shd w:val="clear" w:color="auto" w:fill="B7B7B7"/>
+          <w:lang w:val="en"/>
+          <w14:ligatures w14:val="none"/>
         </w:rPr>
         <w:t xml:space="preserve">: </w:t>
       </w:r>
       <w:r>
         <w:rPr>
-          <w:rFonts w:ascii="Arial" w:hAnsi="Arial" w:eastAsia="Arial"/>
+          <w:rFonts w:ascii="Arial" w:eastAsia="Arial" w:hAnsi="Arial" w:cs="Arial"/>
           <w:b/>
-          <w:sz w:val="22"/>
+          <w:kern w:val="0"/>
+          <w:sz w:val="22"/>
+          <w:szCs w:val="22"/>
           <w:shd w:val="clear" w:color="auto" w:fill="B7B7B7"/>
+          <w:lang w:val="en"/>
+          <w14:ligatures w14:val="none"/>
         </w:rPr>
         <w:t xml:space="preserve">Chatgpt </w:t>
       </w:r>
       <w:r>
         <w:rPr>
-          <w:rFonts w:ascii="Arial" w:hAnsi="Arial" w:eastAsia="Arial"/>
+          <w:rFonts w:ascii="Arial" w:eastAsia="Arial" w:hAnsi="Arial" w:cs="Arial"/>
           <w:b/>
+          <w:kern w:val="0"/>
           <w:sz w:val="22"/>
           <w:szCs w:val="14"/>
           <w:shd w:val="clear" w:color="auto" w:fill="B7B7B7"/>
+          <w:lang w:val="en"/>
+          <w14:ligatures w14:val="none"/>
         </w:rPr>
         <w:t>(GPT</w:t>
       </w:r>
       <w:r>
         <w:rPr>
-          <w:rFonts w:ascii="Arial" w:hAnsi="Arial" w:cs="Cambria Math" w:eastAsia="Arial"/>
+          <w:rFonts w:ascii="Cambria Math" w:eastAsia="Arial" w:hAnsi="Cambria Math" w:cs="Cambria Math"/>
           <w:b/>
+          <w:kern w:val="0"/>
           <w:sz w:val="22"/>
           <w:szCs w:val="14"/>
           <w:shd w:val="clear" w:color="auto" w:fill="B7B7B7"/>
+          <w:lang w:val="en"/>
+          <w14:ligatures w14:val="none"/>
         </w:rPr>
         <w:t>‑</w:t>
       </w:r>
       <w:r>
         <w:rPr>
-          <w:rFonts w:ascii="Arial" w:hAnsi="Arial" w:eastAsia="Arial"/>
+          <w:rFonts w:ascii="Arial" w:eastAsia="Arial" w:hAnsi="Arial" w:cs="Arial"/>
           <w:b/>
+          <w:kern w:val="0"/>
           <w:sz w:val="22"/>
           <w:szCs w:val="14"/>
           <w:shd w:val="clear" w:color="auto" w:fill="B7B7B7"/>
+          <w:lang w:val="en"/>
+          <w14:ligatures w14:val="none"/>
         </w:rPr>
         <w:t>5 Mini) at [12/9/2025]</w:t>
       </w:r>
     </w:p>
     <w:p>
       <w:pPr>
-        <w:spacing w:before="240" w:after="240"/>
+        <w:spacing w:before="240" w:after="240" w:line="276" w:lineRule="auto"/>
         <w:ind w:left="600" w:right="600"/>
         <w:rPr>
-          <w:rFonts w:ascii="Roboto Mono" w:hAnsi="Roboto Mono"/>
+          <w:rFonts w:ascii="Roboto Mono" w:eastAsia="Arial" w:hAnsi="Roboto Mono" w:cs="Arial"/>
+          <w:kern w:val="0"/>
+          <w:sz w:val="22"/>
+          <w:szCs w:val="22"/>
+          <w:lang w:val="en"/>
+          <w14:ligatures w14:val="none"/>
         </w:rPr>
       </w:pPr>
       <w:r>
         <w:rPr>
-          <w:rFonts w:ascii="Roboto Mono" w:hAnsi="Roboto Mono"/>
+          <w:rFonts w:ascii="Roboto Mono" w:eastAsia="Arial" w:hAnsi="Roboto Mono" w:cs="Arial"/>
           <w:b/>
           <w:bCs/>
+          <w:kern w:val="0"/>
+          <w:sz w:val="22"/>
+          <w:szCs w:val="22"/>
+          <w:lang w:val="en"/>
+          <w14:ligatures w14:val="none"/>
         </w:rPr>
         <w:t>Bidirectional traffic</w:t>
       </w:r>
       <w:r>
         <w:rPr>
-          <w:rFonts w:ascii="Roboto Mono" w:hAnsi="Roboto Mono"/>
+          <w:rFonts w:ascii="Roboto Mono" w:eastAsia="Arial" w:hAnsi="Roboto Mono" w:cs="Arial"/>
+          <w:kern w:val="0"/>
+          <w:sz w:val="22"/>
+          <w:szCs w:val="22"/>
+          <w:lang w:val="en"/>
+          <w14:ligatures w14:val="none"/>
         </w:rPr>
         <w:t xml:space="preserve"> is when </w:t>
       </w:r>
       <w:r>
         <w:rPr>
-          <w:rFonts w:ascii="Roboto Mono" w:hAnsi="Roboto Mono"/>
+          <w:rFonts w:ascii="Roboto Mono" w:eastAsia="Arial" w:hAnsi="Roboto Mono" w:cs="Arial"/>
           <w:b/>
           <w:bCs/>
+          <w:kern w:val="0"/>
+          <w:sz w:val="22"/>
+          <w:szCs w:val="22"/>
+          <w:lang w:val="en"/>
+          <w14:ligatures w14:val="none"/>
         </w:rPr>
         <w:t>data flows in both directions</w:t>
       </w:r>
       <w:r>
         <w:rPr>
-          <w:rFonts w:ascii="Roboto Mono" w:hAnsi="Roboto Mono"/>
+          <w:rFonts w:ascii="Roboto Mono" w:eastAsia="Arial" w:hAnsi="Roboto Mono" w:cs="Arial"/>
+          <w:kern w:val="0"/>
+          <w:sz w:val="22"/>
+          <w:szCs w:val="22"/>
+          <w:lang w:val="en"/>
+          <w14:ligatures w14:val="none"/>
         </w:rPr>
         <w:t xml:space="preserve"> between two devices — like a conversation where both people speak and listen.</w:t>
-      </w:r>
-    </w:p>
-    <w:p>
-      <w:r>
-        <w:pict w14:anchorId="7E5377BA">
-          <v:rect id="_x0000_i1026" style="width:0;height:1.5pt" o:hralign="center" o:hrstd="t" o:hr="t" fillcolor="#a0a0a0" stroked="f"/>
-        </w:pict>
       </w:r>
     </w:p>
     <w:p>
       <w:pPr>
-        <w:pStyle w:val="Heading2"/>
-        <w:keepNext w:val="0"/>
-        <w:keepLines w:val="0"/>
-        <w:spacing w:before="280"/>
+        <w:spacing w:after="0" w:line="276" w:lineRule="auto"/>
+        <w:rPr>
+          <w:rFonts w:ascii="Arial" w:eastAsia="Arial" w:hAnsi="Arial" w:cs="Arial"/>
+          <w:kern w:val="0"/>
+          <w:sz w:val="22"/>
+          <w:szCs w:val="22"/>
+          <w:lang w:val="en"/>
+          <w14:ligatures w14:val="none"/>
+        </w:rPr>
+      </w:pPr>
+      <w:r>
+        <w:rPr>
+          <w:rFonts w:ascii="Arial" w:eastAsia="Arial" w:hAnsi="Arial" w:cs="Arial"/>
+          <w:kern w:val="0"/>
+          <w:sz w:val="22"/>
+          <w:szCs w:val="22"/>
+          <w:lang w:val="en"/>
+          <w14:ligatures w14:val="none"/>
+        </w:rPr>
+        <w:pict w14:anchorId="2DA080FE">
+          <v:rect id="_x0000_i1026" style="width:0;height:1.5pt" o:hralign="center" o:hrstd="t" o:hr="t" fillcolor="#a0a0a0" stroked="f"/>
+        </w:pict>
+      </w:r>
+    </w:p>
+    <w:p>
+      <w:pPr>
+        <w:spacing w:before="280" w:after="80" w:line="276" w:lineRule="auto"/>
+        <w:outlineLvl w:val="1"/>
+        <w:rPr>
+          <w:rFonts w:asciiTheme="majorHAnsi" w:eastAsiaTheme="majorEastAsia" w:hAnsiTheme="majorHAnsi" w:cstheme="majorBidi"/>
+          <w:color w:val="2F5496" w:themeColor="accent1" w:themeShade="BF"/>
+          <w:kern w:val="0"/>
+          <w:sz w:val="32"/>
+          <w:szCs w:val="32"/>
+          <w:lang w:val="en"/>
+          <w14:ligatures w14:val="none"/>
+        </w:rPr>
       </w:pPr>
       <w:bookmarkStart w:id="3" w:name="_mqblu3msn249" w:colFirst="0" w:colLast="0"/>
       <w:bookmarkEnd w:id="3"/>
       <w:r>
         <w:rPr>
-          <w:rFonts w:ascii="Segoe UI Emoji" w:hAnsi="Segoe UI Emoji" w:cs="Segoe UI Emoji"/>
+          <w:rFonts w:ascii="Segoe UI Emoji" w:eastAsiaTheme="majorEastAsia" w:hAnsi="Segoe UI Emoji" w:cs="Segoe UI Emoji"/>
+          <w:color w:val="2F5496" w:themeColor="accent1" w:themeShade="BF"/>
+          <w:kern w:val="0"/>
+          <w:sz w:val="32"/>
+          <w:szCs w:val="32"/>
+          <w:lang w:val="en"/>
+          <w14:ligatures w14:val="none"/>
         </w:rPr>
         <w:t>📡</w:t>
       </w:r>
       <w:r>
+        <w:rPr>
+          <w:rFonts w:asciiTheme="majorHAnsi" w:eastAsiaTheme="majorEastAsia" w:hAnsiTheme="majorHAnsi" w:cstheme="majorBidi"/>
+          <w:color w:val="2F5496" w:themeColor="accent1" w:themeShade="BF"/>
+          <w:kern w:val="0"/>
+          <w:sz w:val="32"/>
+          <w:szCs w:val="32"/>
+          <w:lang w:val="en"/>
+          <w14:ligatures w14:val="none"/>
+        </w:rPr>
         <w:t xml:space="preserve"> Real-World Examples</w:t>
       </w:r>
     </w:p>
     <w:p>
       <w:pPr>
-        <w:rPr>
-          <w:rFonts w:ascii="Roboto Mono" w:hAnsi="Roboto Mono"/>
+        <w:spacing w:after="0" w:line="276" w:lineRule="auto"/>
+        <w:rPr>
+          <w:rFonts w:ascii="Roboto Mono" w:eastAsia="Arial" w:hAnsi="Roboto Mono" w:cs="Arial"/>
+          <w:kern w:val="0"/>
+          <w:sz w:val="22"/>
+          <w:szCs w:val="22"/>
+          <w:lang w:val="en"/>
+          <w14:ligatures w14:val="none"/>
         </w:rPr>
       </w:pPr>
       <w:r>
         <w:rPr>
-          <w:rFonts w:ascii="Arial" w:hAnsi="Arial" w:eastAsia="Arial"/>
+          <w:rFonts w:ascii="Arial" w:eastAsia="Arial" w:hAnsi="Arial" w:cs="Arial"/>
           <w:b/>
-          <w:sz w:val="22"/>
+          <w:kern w:val="0"/>
+          <w:sz w:val="22"/>
+          <w:szCs w:val="22"/>
           <w:shd w:val="clear" w:color="auto" w:fill="B7B7B7"/>
+          <w:lang w:val="en"/>
+          <w14:ligatures w14:val="none"/>
         </w:rPr>
         <w:t># Source</w:t>
       </w:r>
       <w:r>
         <w:rPr>
-          <w:rFonts w:ascii="Arial" w:hAnsi="Arial" w:eastAsia="Arial"/>
-          <w:sz w:val="22"/>
+          <w:rFonts w:ascii="Arial" w:eastAsia="Arial" w:hAnsi="Arial" w:cs="Arial"/>
+          <w:kern w:val="0"/>
+          <w:sz w:val="22"/>
+          <w:szCs w:val="22"/>
           <w:shd w:val="clear" w:color="auto" w:fill="B7B7B7"/>
+          <w:lang w:val="en"/>
+          <w14:ligatures w14:val="none"/>
         </w:rPr>
         <w:t xml:space="preserve">: </w:t>
       </w:r>
       <w:r>
         <w:rPr>
-          <w:rFonts w:ascii="Arial" w:hAnsi="Arial" w:eastAsia="Arial"/>
+          <w:rFonts w:ascii="Arial" w:eastAsia="Arial" w:hAnsi="Arial" w:cs="Arial"/>
           <w:b/>
-          <w:sz w:val="22"/>
+          <w:kern w:val="0"/>
+          <w:sz w:val="22"/>
+          <w:szCs w:val="22"/>
           <w:shd w:val="clear" w:color="auto" w:fill="B7B7B7"/>
+          <w:lang w:val="en"/>
+          <w14:ligatures w14:val="none"/>
         </w:rPr>
         <w:t xml:space="preserve">Chatgpt </w:t>
       </w:r>
       <w:r>
         <w:rPr>
-          <w:rFonts w:ascii="Arial" w:hAnsi="Arial" w:eastAsia="Arial"/>
+          <w:rFonts w:ascii="Arial" w:eastAsia="Arial" w:hAnsi="Arial" w:cs="Arial"/>
           <w:b/>
+          <w:kern w:val="0"/>
           <w:sz w:val="22"/>
           <w:szCs w:val="14"/>
           <w:shd w:val="clear" w:color="auto" w:fill="B7B7B7"/>
+          <w:lang w:val="en"/>
+          <w14:ligatures w14:val="none"/>
         </w:rPr>
         <w:t>(GPT</w:t>
       </w:r>
       <w:r>
         <w:rPr>
-          <w:rFonts w:ascii="Arial" w:hAnsi="Arial" w:cs="Cambria Math" w:eastAsia="Arial"/>
+          <w:rFonts w:ascii="Cambria Math" w:eastAsia="Arial" w:hAnsi="Cambria Math" w:cs="Cambria Math"/>
           <w:b/>
+          <w:kern w:val="0"/>
           <w:sz w:val="22"/>
           <w:szCs w:val="14"/>
           <w:shd w:val="clear" w:color="auto" w:fill="B7B7B7"/>
+          <w:lang w:val="en"/>
+          <w14:ligatures w14:val="none"/>
         </w:rPr>
         <w:t>‑</w:t>
       </w:r>
       <w:r>
         <w:rPr>
-          <w:rFonts w:ascii="Arial" w:hAnsi="Arial" w:eastAsia="Arial"/>
+          <w:rFonts w:ascii="Arial" w:eastAsia="Arial" w:hAnsi="Arial" w:cs="Arial"/>
           <w:b/>
+          <w:kern w:val="0"/>
           <w:sz w:val="22"/>
           <w:szCs w:val="14"/>
           <w:shd w:val="clear" w:color="auto" w:fill="B7B7B7"/>
+          <w:lang w:val="en"/>
+          <w14:ligatures w14:val="none"/>
         </w:rPr>
         <w:t>5 Mini) at [12/9/2025]</w:t>
       </w:r>
     </w:p>
     <w:p>
-      <w:r>
-        <w:rPr>
+      <w:pPr>
+        <w:spacing w:after="0" w:line="276" w:lineRule="auto"/>
+        <w:rPr>
+          <w:rFonts w:ascii="Arial" w:eastAsia="Arial" w:hAnsi="Arial" w:cs="Arial"/>
+          <w:kern w:val="0"/>
+          <w:sz w:val="22"/>
+          <w:szCs w:val="22"/>
+          <w:lang w:val="en"/>
+          <w14:ligatures w14:val="none"/>
+        </w:rPr>
+      </w:pPr>
+      <w:r>
+        <w:rPr>
+          <w:rFonts w:ascii="Arial" w:eastAsia="Arial" w:hAnsi="Arial" w:cs="Arial"/>
           <w:noProof/>
+          <w:kern w:val="0"/>
+          <w:sz w:val="22"/>
+          <w:szCs w:val="22"/>
+          <w:lang w:val="en"/>
+          <w14:ligatures w14:val="none"/>
         </w:rPr>
         <w:drawing>
-          <wp:inline distT="114300" distB="114300" distL="114300" distR="114300" wp14:anchorId="528D59F3" wp14:editId="13C08DC9">
+          <wp:inline distT="114300" distB="114300" distL="114300" distR="114300" wp14:anchorId="378E593F" wp14:editId="6B029ED3">
             <wp:extent cx="5943600" cy="1955800"/>
             <wp:effectExtent l="0" t="0" r="0" b="0"/>
             <wp:docPr id="1" name="image6.png"/>
@@ -441,16 +724,27 @@
           </w:tcPr>
           <w:p>
             <w:pPr>
+              <w:spacing w:after="0" w:line="276" w:lineRule="auto"/>
               <w:jc w:val="center"/>
               <w:rPr>
-                <w:rFonts w:ascii="Roboto Mono" w:hAnsi="Roboto Mono"/>
+                <w:rFonts w:ascii="Roboto Mono" w:eastAsia="Arial" w:hAnsi="Roboto Mono" w:cs="Arial"/>
+                <w:kern w:val="0"/>
+                <w:sz w:val="22"/>
+                <w:szCs w:val="22"/>
+                <w:lang w:val="en"/>
+                <w14:ligatures w14:val="none"/>
               </w:rPr>
             </w:pPr>
             <w:r>
               <w:rPr>
-                <w:rFonts w:ascii="Roboto Mono" w:hAnsi="Roboto Mono"/>
+                <w:rFonts w:ascii="Roboto Mono" w:eastAsia="Arial" w:hAnsi="Roboto Mono" w:cs="Arial"/>
                 <w:b/>
                 <w:bCs/>
+                <w:kern w:val="0"/>
+                <w:sz w:val="22"/>
+                <w:szCs w:val="22"/>
+                <w:lang w:val="en"/>
+                <w14:ligatures w14:val="none"/>
               </w:rPr>
               <w:t>Scenario</w:t>
             </w:r>
@@ -474,16 +768,27 @@
           </w:tcPr>
           <w:p>
             <w:pPr>
+              <w:spacing w:after="0" w:line="276" w:lineRule="auto"/>
               <w:jc w:val="center"/>
               <w:rPr>
-                <w:rFonts w:ascii="Roboto Mono" w:hAnsi="Roboto Mono"/>
+                <w:rFonts w:ascii="Roboto Mono" w:eastAsia="Arial" w:hAnsi="Roboto Mono" w:cs="Arial"/>
+                <w:kern w:val="0"/>
+                <w:sz w:val="22"/>
+                <w:szCs w:val="22"/>
+                <w:lang w:val="en"/>
+                <w14:ligatures w14:val="none"/>
               </w:rPr>
             </w:pPr>
             <w:r>
               <w:rPr>
-                <w:rFonts w:ascii="Roboto Mono" w:hAnsi="Roboto Mono"/>
+                <w:rFonts w:ascii="Roboto Mono" w:eastAsia="Arial" w:hAnsi="Roboto Mono" w:cs="Arial"/>
                 <w:b/>
                 <w:bCs/>
+                <w:kern w:val="0"/>
+                <w:sz w:val="22"/>
+                <w:szCs w:val="22"/>
+                <w:lang w:val="en"/>
+                <w14:ligatures w14:val="none"/>
               </w:rPr>
               <w:t>Description</w:t>
             </w:r>
@@ -512,27 +817,48 @@
           </w:tcPr>
           <w:p>
             <w:pPr>
-              <w:rPr>
-                <w:rFonts w:ascii="Roboto Mono" w:hAnsi="Roboto Mono"/>
+              <w:spacing w:after="0" w:line="276" w:lineRule="auto"/>
+              <w:rPr>
+                <w:rFonts w:ascii="Roboto Mono" w:eastAsia="Arial" w:hAnsi="Roboto Mono" w:cs="Arial"/>
+                <w:kern w:val="0"/>
+                <w:sz w:val="22"/>
+                <w:szCs w:val="22"/>
+                <w:lang w:val="en"/>
+                <w14:ligatures w14:val="none"/>
               </w:rPr>
             </w:pPr>
             <w:r>
               <w:rPr>
-                <w:rFonts w:ascii="Segoe UI Emoji" w:hAnsi="Segoe UI Emoji" w:cs="Segoe UI Emoji"/>
+                <w:rFonts w:ascii="Segoe UI Emoji" w:eastAsia="Arial" w:hAnsi="Segoe UI Emoji" w:cs="Segoe UI Emoji"/>
+                <w:kern w:val="0"/>
+                <w:sz w:val="22"/>
+                <w:szCs w:val="22"/>
+                <w:lang w:val="en"/>
+                <w14:ligatures w14:val="none"/>
               </w:rPr>
               <w:t>🌐</w:t>
             </w:r>
             <w:r>
               <w:rPr>
-                <w:rFonts w:ascii="Roboto Mono" w:hAnsi="Roboto Mono"/>
+                <w:rFonts w:ascii="Roboto Mono" w:eastAsia="Arial" w:hAnsi="Roboto Mono" w:cs="Arial"/>
+                <w:kern w:val="0"/>
+                <w:sz w:val="22"/>
+                <w:szCs w:val="22"/>
+                <w:lang w:val="en"/>
+                <w14:ligatures w14:val="none"/>
               </w:rPr>
               <w:t xml:space="preserve"> </w:t>
             </w:r>
             <w:r>
               <w:rPr>
-                <w:rFonts w:ascii="Roboto Mono" w:hAnsi="Roboto Mono"/>
+                <w:rFonts w:ascii="Roboto Mono" w:eastAsia="Arial" w:hAnsi="Roboto Mono" w:cs="Arial"/>
                 <w:b/>
                 <w:bCs/>
+                <w:kern w:val="0"/>
+                <w:sz w:val="22"/>
+                <w:szCs w:val="22"/>
+                <w:lang w:val="en"/>
+                <w14:ligatures w14:val="none"/>
               </w:rPr>
               <w:t>Web browsing</w:t>
             </w:r>
@@ -556,13 +882,24 @@
           </w:tcPr>
           <w:p>
             <w:pPr>
-              <w:rPr>
-                <w:rFonts w:ascii="Roboto Mono" w:hAnsi="Roboto Mono"/>
+              <w:spacing w:after="0" w:line="276" w:lineRule="auto"/>
+              <w:rPr>
+                <w:rFonts w:ascii="Roboto Mono" w:eastAsia="Arial" w:hAnsi="Roboto Mono" w:cs="Arial"/>
+                <w:kern w:val="0"/>
+                <w:sz w:val="22"/>
+                <w:szCs w:val="22"/>
+                <w:lang w:val="en"/>
+                <w14:ligatures w14:val="none"/>
               </w:rPr>
             </w:pPr>
             <w:r>
               <w:rPr>
-                <w:rFonts w:ascii="Roboto Mono" w:hAnsi="Roboto Mono"/>
+                <w:rFonts w:ascii="Roboto Mono" w:eastAsia="Arial" w:hAnsi="Roboto Mono" w:cs="Arial"/>
+                <w:kern w:val="0"/>
+                <w:sz w:val="22"/>
+                <w:szCs w:val="22"/>
+                <w:lang w:val="en"/>
+                <w14:ligatures w14:val="none"/>
               </w:rPr>
               <w:t>Your browser sends a request, and the server responds</w:t>
             </w:r>
@@ -591,28 +928,48 @@
           </w:tcPr>
           <w:p>
             <w:pPr>
-              <w:rPr>
-                <w:rFonts w:ascii="Roboto Mono" w:hAnsi="Roboto Mono"/>
+              <w:spacing w:after="0" w:line="276" w:lineRule="auto"/>
+              <w:rPr>
+                <w:rFonts w:ascii="Roboto Mono" w:eastAsia="Arial" w:hAnsi="Roboto Mono" w:cs="Arial"/>
+                <w:kern w:val="0"/>
+                <w:sz w:val="22"/>
+                <w:szCs w:val="22"/>
+                <w:lang w:val="en"/>
+                <w14:ligatures w14:val="none"/>
               </w:rPr>
             </w:pPr>
             <w:r>
               <w:rPr>
-                <w:rFonts w:ascii="Segoe UI Emoji" w:hAnsi="Segoe UI Emoji" w:cs="Segoe UI Emoji"/>
-              </w:rPr>
-              <w:lastRenderedPageBreak/>
+                <w:rFonts w:ascii="Segoe UI Emoji" w:eastAsia="Arial" w:hAnsi="Segoe UI Emoji" w:cs="Segoe UI Emoji"/>
+                <w:kern w:val="0"/>
+                <w:sz w:val="22"/>
+                <w:szCs w:val="22"/>
+                <w:lang w:val="en"/>
+                <w14:ligatures w14:val="none"/>
+              </w:rPr>
               <w:t>💬</w:t>
             </w:r>
             <w:r>
               <w:rPr>
-                <w:rFonts w:ascii="Roboto Mono" w:hAnsi="Roboto Mono"/>
+                <w:rFonts w:ascii="Roboto Mono" w:eastAsia="Arial" w:hAnsi="Roboto Mono" w:cs="Arial"/>
+                <w:kern w:val="0"/>
+                <w:sz w:val="22"/>
+                <w:szCs w:val="22"/>
+                <w:lang w:val="en"/>
+                <w14:ligatures w14:val="none"/>
               </w:rPr>
               <w:t xml:space="preserve"> </w:t>
             </w:r>
             <w:r>
               <w:rPr>
-                <w:rFonts w:ascii="Roboto Mono" w:hAnsi="Roboto Mono"/>
+                <w:rFonts w:ascii="Roboto Mono" w:eastAsia="Arial" w:hAnsi="Roboto Mono" w:cs="Arial"/>
                 <w:b/>
                 <w:bCs/>
+                <w:kern w:val="0"/>
+                <w:sz w:val="22"/>
+                <w:szCs w:val="22"/>
+                <w:lang w:val="en"/>
+                <w14:ligatures w14:val="none"/>
               </w:rPr>
               <w:t>Chat apps (e.g., WhatsApp)</w:t>
             </w:r>
@@ -636,13 +993,24 @@
           </w:tcPr>
           <w:p>
             <w:pPr>
-              <w:rPr>
-                <w:rFonts w:ascii="Roboto Mono" w:hAnsi="Roboto Mono"/>
+              <w:spacing w:after="0" w:line="276" w:lineRule="auto"/>
+              <w:rPr>
+                <w:rFonts w:ascii="Roboto Mono" w:eastAsia="Arial" w:hAnsi="Roboto Mono" w:cs="Arial"/>
+                <w:kern w:val="0"/>
+                <w:sz w:val="22"/>
+                <w:szCs w:val="22"/>
+                <w:lang w:val="en"/>
+                <w14:ligatures w14:val="none"/>
               </w:rPr>
             </w:pPr>
             <w:r>
               <w:rPr>
-                <w:rFonts w:ascii="Roboto Mono" w:hAnsi="Roboto Mono"/>
+                <w:rFonts w:ascii="Roboto Mono" w:eastAsia="Arial" w:hAnsi="Roboto Mono" w:cs="Arial"/>
+                <w:kern w:val="0"/>
+                <w:sz w:val="22"/>
+                <w:szCs w:val="22"/>
+                <w:lang w:val="en"/>
+                <w14:ligatures w14:val="none"/>
               </w:rPr>
               <w:t>You send and receive messages in real time</w:t>
             </w:r>
@@ -671,27 +1039,48 @@
           </w:tcPr>
           <w:p>
             <w:pPr>
-              <w:rPr>
-                <w:rFonts w:ascii="Roboto Mono" w:hAnsi="Roboto Mono"/>
+              <w:spacing w:after="0" w:line="276" w:lineRule="auto"/>
+              <w:rPr>
+                <w:rFonts w:ascii="Roboto Mono" w:eastAsia="Arial" w:hAnsi="Roboto Mono" w:cs="Arial"/>
+                <w:kern w:val="0"/>
+                <w:sz w:val="22"/>
+                <w:szCs w:val="22"/>
+                <w:lang w:val="en"/>
+                <w14:ligatures w14:val="none"/>
               </w:rPr>
             </w:pPr>
             <w:r>
               <w:rPr>
-                <w:rFonts w:ascii="Segoe UI Emoji" w:hAnsi="Segoe UI Emoji" w:cs="Segoe UI Emoji"/>
+                <w:rFonts w:ascii="Segoe UI Emoji" w:eastAsia="Arial" w:hAnsi="Segoe UI Emoji" w:cs="Segoe UI Emoji"/>
+                <w:kern w:val="0"/>
+                <w:sz w:val="22"/>
+                <w:szCs w:val="22"/>
+                <w:lang w:val="en"/>
+                <w14:ligatures w14:val="none"/>
               </w:rPr>
               <w:t>🎮</w:t>
             </w:r>
             <w:r>
               <w:rPr>
-                <w:rFonts w:ascii="Roboto Mono" w:hAnsi="Roboto Mono"/>
+                <w:rFonts w:ascii="Roboto Mono" w:eastAsia="Arial" w:hAnsi="Roboto Mono" w:cs="Arial"/>
+                <w:kern w:val="0"/>
+                <w:sz w:val="22"/>
+                <w:szCs w:val="22"/>
+                <w:lang w:val="en"/>
+                <w14:ligatures w14:val="none"/>
               </w:rPr>
               <w:t xml:space="preserve"> </w:t>
             </w:r>
             <w:r>
               <w:rPr>
-                <w:rFonts w:ascii="Roboto Mono" w:hAnsi="Roboto Mono"/>
+                <w:rFonts w:ascii="Roboto Mono" w:eastAsia="Arial" w:hAnsi="Roboto Mono" w:cs="Arial"/>
                 <w:b/>
                 <w:bCs/>
+                <w:kern w:val="0"/>
+                <w:sz w:val="22"/>
+                <w:szCs w:val="22"/>
+                <w:lang w:val="en"/>
+                <w14:ligatures w14:val="none"/>
               </w:rPr>
               <w:t>Online gaming</w:t>
             </w:r>
@@ -715,13 +1104,24 @@
           </w:tcPr>
           <w:p>
             <w:pPr>
-              <w:rPr>
-                <w:rFonts w:ascii="Roboto Mono" w:hAnsi="Roboto Mono"/>
+              <w:spacing w:after="0" w:line="276" w:lineRule="auto"/>
+              <w:rPr>
+                <w:rFonts w:ascii="Roboto Mono" w:eastAsia="Arial" w:hAnsi="Roboto Mono" w:cs="Arial"/>
+                <w:kern w:val="0"/>
+                <w:sz w:val="22"/>
+                <w:szCs w:val="22"/>
+                <w:lang w:val="en"/>
+                <w14:ligatures w14:val="none"/>
               </w:rPr>
             </w:pPr>
             <w:r>
               <w:rPr>
-                <w:rFonts w:ascii="Roboto Mono" w:hAnsi="Roboto Mono"/>
+                <w:rFonts w:ascii="Roboto Mono" w:eastAsia="Arial" w:hAnsi="Roboto Mono" w:cs="Arial"/>
+                <w:kern w:val="0"/>
+                <w:sz w:val="22"/>
+                <w:szCs w:val="22"/>
+                <w:lang w:val="en"/>
+                <w14:ligatures w14:val="none"/>
               </w:rPr>
               <w:t>Game client and server exchange controls and updates</w:t>
             </w:r>
@@ -750,27 +1150,48 @@
           </w:tcPr>
           <w:p>
             <w:pPr>
-              <w:rPr>
-                <w:rFonts w:ascii="Roboto Mono" w:hAnsi="Roboto Mono"/>
+              <w:spacing w:after="0" w:line="276" w:lineRule="auto"/>
+              <w:rPr>
+                <w:rFonts w:ascii="Roboto Mono" w:eastAsia="Arial" w:hAnsi="Roboto Mono" w:cs="Arial"/>
+                <w:kern w:val="0"/>
+                <w:sz w:val="22"/>
+                <w:szCs w:val="22"/>
+                <w:lang w:val="en"/>
+                <w14:ligatures w14:val="none"/>
               </w:rPr>
             </w:pPr>
             <w:r>
               <w:rPr>
-                <w:rFonts w:ascii="Segoe UI Emoji" w:hAnsi="Segoe UI Emoji" w:cs="Segoe UI Emoji"/>
+                <w:rFonts w:ascii="Segoe UI Emoji" w:eastAsia="Arial" w:hAnsi="Segoe UI Emoji" w:cs="Segoe UI Emoji"/>
+                <w:kern w:val="0"/>
+                <w:sz w:val="22"/>
+                <w:szCs w:val="22"/>
+                <w:lang w:val="en"/>
+                <w14:ligatures w14:val="none"/>
               </w:rPr>
               <w:t>📧</w:t>
             </w:r>
             <w:r>
               <w:rPr>
-                <w:rFonts w:ascii="Roboto Mono" w:hAnsi="Roboto Mono"/>
+                <w:rFonts w:ascii="Roboto Mono" w:eastAsia="Arial" w:hAnsi="Roboto Mono" w:cs="Arial"/>
+                <w:kern w:val="0"/>
+                <w:sz w:val="22"/>
+                <w:szCs w:val="22"/>
+                <w:lang w:val="en"/>
+                <w14:ligatures w14:val="none"/>
               </w:rPr>
               <w:t xml:space="preserve"> </w:t>
             </w:r>
             <w:r>
               <w:rPr>
-                <w:rFonts w:ascii="Roboto Mono" w:hAnsi="Roboto Mono"/>
+                <w:rFonts w:ascii="Roboto Mono" w:eastAsia="Arial" w:hAnsi="Roboto Mono" w:cs="Arial"/>
                 <w:b/>
                 <w:bCs/>
+                <w:kern w:val="0"/>
+                <w:sz w:val="22"/>
+                <w:szCs w:val="22"/>
+                <w:lang w:val="en"/>
+                <w14:ligatures w14:val="none"/>
               </w:rPr>
               <w:t>Email over IMAP/SMTP</w:t>
             </w:r>
@@ -794,13 +1215,24 @@
           </w:tcPr>
           <w:p>
             <w:pPr>
-              <w:rPr>
-                <w:rFonts w:ascii="Roboto Mono" w:hAnsi="Roboto Mono"/>
+              <w:spacing w:after="0" w:line="276" w:lineRule="auto"/>
+              <w:rPr>
+                <w:rFonts w:ascii="Roboto Mono" w:eastAsia="Arial" w:hAnsi="Roboto Mono" w:cs="Arial"/>
+                <w:kern w:val="0"/>
+                <w:sz w:val="22"/>
+                <w:szCs w:val="22"/>
+                <w:lang w:val="en"/>
+                <w14:ligatures w14:val="none"/>
               </w:rPr>
             </w:pPr>
             <w:r>
               <w:rPr>
-                <w:rFonts w:ascii="Roboto Mono" w:hAnsi="Roboto Mono"/>
+                <w:rFonts w:ascii="Roboto Mono" w:eastAsia="Arial" w:hAnsi="Roboto Mono" w:cs="Arial"/>
+                <w:kern w:val="0"/>
+                <w:sz w:val="22"/>
+                <w:szCs w:val="22"/>
+                <w:lang w:val="en"/>
+                <w14:ligatures w14:val="none"/>
               </w:rPr>
               <w:t>Messages are sent and synced both ways</w:t>
             </w:r>
@@ -829,27 +1261,48 @@
           </w:tcPr>
           <w:p>
             <w:pPr>
-              <w:rPr>
-                <w:rFonts w:ascii="Roboto Mono" w:hAnsi="Roboto Mono"/>
+              <w:spacing w:after="0" w:line="276" w:lineRule="auto"/>
+              <w:rPr>
+                <w:rFonts w:ascii="Roboto Mono" w:eastAsia="Arial" w:hAnsi="Roboto Mono" w:cs="Arial"/>
+                <w:kern w:val="0"/>
+                <w:sz w:val="22"/>
+                <w:szCs w:val="22"/>
+                <w:lang w:val="en"/>
+                <w14:ligatures w14:val="none"/>
               </w:rPr>
             </w:pPr>
             <w:r>
               <w:rPr>
-                <w:rFonts w:ascii="Segoe UI Emoji" w:hAnsi="Segoe UI Emoji" w:cs="Segoe UI Emoji"/>
+                <w:rFonts w:ascii="Segoe UI Emoji" w:eastAsia="Arial" w:hAnsi="Segoe UI Emoji" w:cs="Segoe UI Emoji"/>
+                <w:kern w:val="0"/>
+                <w:sz w:val="22"/>
+                <w:szCs w:val="22"/>
+                <w:lang w:val="en"/>
+                <w14:ligatures w14:val="none"/>
               </w:rPr>
               <w:t>🖥️</w:t>
             </w:r>
             <w:r>
               <w:rPr>
-                <w:rFonts w:ascii="Roboto Mono" w:hAnsi="Roboto Mono"/>
+                <w:rFonts w:ascii="Roboto Mono" w:eastAsia="Arial" w:hAnsi="Roboto Mono" w:cs="Arial"/>
+                <w:kern w:val="0"/>
+                <w:sz w:val="22"/>
+                <w:szCs w:val="22"/>
+                <w:lang w:val="en"/>
+                <w14:ligatures w14:val="none"/>
               </w:rPr>
               <w:t xml:space="preserve"> </w:t>
             </w:r>
             <w:r>
               <w:rPr>
-                <w:rFonts w:ascii="Roboto Mono" w:hAnsi="Roboto Mono"/>
+                <w:rFonts w:ascii="Roboto Mono" w:eastAsia="Arial" w:hAnsi="Roboto Mono" w:cs="Arial"/>
                 <w:b/>
                 <w:bCs/>
+                <w:kern w:val="0"/>
+                <w:sz w:val="22"/>
+                <w:szCs w:val="22"/>
+                <w:lang w:val="en"/>
+                <w14:ligatures w14:val="none"/>
               </w:rPr>
               <w:t>Remote desktop sessions</w:t>
             </w:r>
@@ -873,13 +1326,24 @@
           </w:tcPr>
           <w:p>
             <w:pPr>
-              <w:rPr>
-                <w:rFonts w:ascii="Roboto Mono" w:hAnsi="Roboto Mono"/>
+              <w:spacing w:after="0" w:line="276" w:lineRule="auto"/>
+              <w:rPr>
+                <w:rFonts w:ascii="Roboto Mono" w:eastAsia="Arial" w:hAnsi="Roboto Mono" w:cs="Arial"/>
+                <w:kern w:val="0"/>
+                <w:sz w:val="22"/>
+                <w:szCs w:val="22"/>
+                <w:lang w:val="en"/>
+                <w14:ligatures w14:val="none"/>
               </w:rPr>
             </w:pPr>
             <w:r>
               <w:rPr>
-                <w:rFonts w:ascii="Roboto Mono" w:hAnsi="Roboto Mono"/>
+                <w:rFonts w:ascii="Roboto Mono" w:eastAsia="Arial" w:hAnsi="Roboto Mono" w:cs="Arial"/>
+                <w:kern w:val="0"/>
+                <w:sz w:val="22"/>
+                <w:szCs w:val="22"/>
+                <w:lang w:val="en"/>
+                <w14:ligatures w14:val="none"/>
               </w:rPr>
               <w:t>Mouse/keyboard input goes one way, screen updates come back</w:t>
             </w:r>
@@ -888,101 +1352,186 @@
       </w:tr>
     </w:tbl>
     <w:p>
-      <w:r>
-        <w:pict w14:anchorId="63251CA5">
+      <w:pPr>
+        <w:spacing w:after="0" w:line="276" w:lineRule="auto"/>
+        <w:rPr>
+          <w:rFonts w:ascii="Arial" w:eastAsia="Arial" w:hAnsi="Arial" w:cs="Arial"/>
+          <w:kern w:val="0"/>
+          <w:sz w:val="22"/>
+          <w:szCs w:val="22"/>
+          <w:lang w:val="en"/>
+          <w14:ligatures w14:val="none"/>
+        </w:rPr>
+      </w:pPr>
+      <w:r>
+        <w:rPr>
+          <w:rFonts w:ascii="Arial" w:eastAsia="Arial" w:hAnsi="Arial" w:cs="Arial"/>
+          <w:kern w:val="0"/>
+          <w:sz w:val="22"/>
+          <w:szCs w:val="22"/>
+          <w:lang w:val="en"/>
+          <w14:ligatures w14:val="none"/>
+        </w:rPr>
+        <w:pict w14:anchorId="01816971">
           <v:rect id="_x0000_i1027" style="width:0;height:1.5pt" o:hralign="center" o:hrstd="t" o:hr="t" fillcolor="#a0a0a0" stroked="f"/>
         </w:pict>
       </w:r>
     </w:p>
     <w:p>
       <w:pPr>
-        <w:pStyle w:val="Heading2"/>
-        <w:keepNext w:val="0"/>
-        <w:keepLines w:val="0"/>
-        <w:spacing w:before="280"/>
+        <w:spacing w:before="280" w:after="80" w:line="276" w:lineRule="auto"/>
+        <w:outlineLvl w:val="1"/>
+        <w:rPr>
+          <w:rFonts w:asciiTheme="majorHAnsi" w:eastAsiaTheme="majorEastAsia" w:hAnsiTheme="majorHAnsi" w:cstheme="majorBidi"/>
+          <w:color w:val="2F5496" w:themeColor="accent1" w:themeShade="BF"/>
+          <w:kern w:val="0"/>
+          <w:sz w:val="32"/>
+          <w:szCs w:val="32"/>
+          <w:lang w:val="en"/>
+          <w14:ligatures w14:val="none"/>
+        </w:rPr>
       </w:pPr>
       <w:bookmarkStart w:id="4" w:name="_517wbvjlg7c2" w:colFirst="0" w:colLast="0"/>
       <w:bookmarkEnd w:id="4"/>
       <w:r>
         <w:rPr>
-          <w:rFonts w:ascii="Segoe UI Emoji" w:hAnsi="Segoe UI Emoji" w:cs="Segoe UI Emoji"/>
+          <w:rFonts w:ascii="Segoe UI Emoji" w:eastAsiaTheme="majorEastAsia" w:hAnsi="Segoe UI Emoji" w:cs="Segoe UI Emoji"/>
+          <w:color w:val="2F5496" w:themeColor="accent1" w:themeShade="BF"/>
+          <w:kern w:val="0"/>
+          <w:sz w:val="32"/>
+          <w:szCs w:val="32"/>
+          <w:lang w:val="en"/>
+          <w14:ligatures w14:val="none"/>
         </w:rPr>
         <w:t>🔄</w:t>
       </w:r>
       <w:r>
+        <w:rPr>
+          <w:rFonts w:asciiTheme="majorHAnsi" w:eastAsiaTheme="majorEastAsia" w:hAnsiTheme="majorHAnsi" w:cstheme="majorBidi"/>
+          <w:color w:val="2F5496" w:themeColor="accent1" w:themeShade="BF"/>
+          <w:kern w:val="0"/>
+          <w:sz w:val="32"/>
+          <w:szCs w:val="32"/>
+          <w:lang w:val="en"/>
+          <w14:ligatures w14:val="none"/>
+        </w:rPr>
         <w:t xml:space="preserve"> Flow Behavior</w:t>
       </w:r>
     </w:p>
     <w:p>
       <w:pPr>
-        <w:rPr>
-          <w:rFonts w:ascii="Roboto Mono" w:hAnsi="Roboto Mono"/>
+        <w:spacing w:after="0" w:line="276" w:lineRule="auto"/>
+        <w:rPr>
+          <w:rFonts w:ascii="Roboto Mono" w:eastAsia="Arial" w:hAnsi="Roboto Mono" w:cs="Arial"/>
+          <w:kern w:val="0"/>
+          <w:sz w:val="22"/>
+          <w:szCs w:val="22"/>
+          <w:lang w:val="en"/>
+          <w14:ligatures w14:val="none"/>
         </w:rPr>
       </w:pPr>
       <w:r>
         <w:rPr>
-          <w:rFonts w:ascii="Arial" w:hAnsi="Arial" w:eastAsia="Arial"/>
+          <w:rFonts w:ascii="Arial" w:eastAsia="Arial" w:hAnsi="Arial" w:cs="Arial"/>
           <w:b/>
-          <w:sz w:val="22"/>
+          <w:kern w:val="0"/>
+          <w:sz w:val="22"/>
+          <w:szCs w:val="22"/>
           <w:shd w:val="clear" w:color="auto" w:fill="B7B7B7"/>
+          <w:lang w:val="en"/>
+          <w14:ligatures w14:val="none"/>
         </w:rPr>
         <w:t># Source</w:t>
       </w:r>
       <w:r>
         <w:rPr>
-          <w:rFonts w:ascii="Arial" w:hAnsi="Arial" w:eastAsia="Arial"/>
-          <w:sz w:val="22"/>
+          <w:rFonts w:ascii="Arial" w:eastAsia="Arial" w:hAnsi="Arial" w:cs="Arial"/>
+          <w:kern w:val="0"/>
+          <w:sz w:val="22"/>
+          <w:szCs w:val="22"/>
           <w:shd w:val="clear" w:color="auto" w:fill="B7B7B7"/>
+          <w:lang w:val="en"/>
+          <w14:ligatures w14:val="none"/>
         </w:rPr>
         <w:t xml:space="preserve">: </w:t>
       </w:r>
       <w:r>
         <w:rPr>
-          <w:rFonts w:ascii="Arial" w:hAnsi="Arial" w:eastAsia="Arial"/>
+          <w:rFonts w:ascii="Arial" w:eastAsia="Arial" w:hAnsi="Arial" w:cs="Arial"/>
           <w:b/>
-          <w:sz w:val="22"/>
+          <w:kern w:val="0"/>
+          <w:sz w:val="22"/>
+          <w:szCs w:val="22"/>
           <w:shd w:val="clear" w:color="auto" w:fill="B7B7B7"/>
+          <w:lang w:val="en"/>
+          <w14:ligatures w14:val="none"/>
         </w:rPr>
         <w:t xml:space="preserve">Chatgpt </w:t>
       </w:r>
       <w:r>
         <w:rPr>
-          <w:rFonts w:ascii="Arial" w:hAnsi="Arial" w:eastAsia="Arial"/>
+          <w:rFonts w:ascii="Arial" w:eastAsia="Arial" w:hAnsi="Arial" w:cs="Arial"/>
           <w:b/>
+          <w:kern w:val="0"/>
           <w:sz w:val="22"/>
           <w:szCs w:val="14"/>
           <w:shd w:val="clear" w:color="auto" w:fill="B7B7B7"/>
+          <w:lang w:val="en"/>
+          <w14:ligatures w14:val="none"/>
         </w:rPr>
         <w:t>(GPT</w:t>
       </w:r>
       <w:r>
         <w:rPr>
-          <w:rFonts w:ascii="Arial" w:hAnsi="Arial" w:cs="Cambria Math" w:eastAsia="Arial"/>
+          <w:rFonts w:ascii="Cambria Math" w:eastAsia="Arial" w:hAnsi="Cambria Math" w:cs="Cambria Math"/>
           <w:b/>
+          <w:kern w:val="0"/>
           <w:sz w:val="22"/>
           <w:szCs w:val="14"/>
           <w:shd w:val="clear" w:color="auto" w:fill="B7B7B7"/>
+          <w:lang w:val="en"/>
+          <w14:ligatures w14:val="none"/>
         </w:rPr>
         <w:t>‑</w:t>
       </w:r>
       <w:r>
         <w:rPr>
-          <w:rFonts w:ascii="Arial" w:hAnsi="Arial" w:eastAsia="Arial"/>
+          <w:rFonts w:ascii="Arial" w:eastAsia="Arial" w:hAnsi="Arial" w:cs="Arial"/>
           <w:b/>
+          <w:kern w:val="0"/>
           <w:sz w:val="22"/>
           <w:szCs w:val="14"/>
           <w:shd w:val="clear" w:color="auto" w:fill="B7B7B7"/>
+          <w:lang w:val="en"/>
+          <w14:ligatures w14:val="none"/>
         </w:rPr>
         <w:t>5 Mini) at [12/9/2025]</w:t>
       </w:r>
     </w:p>
     <w:p>
-      <w:r>
-        <w:rPr>
+      <w:pPr>
+        <w:spacing w:after="0" w:line="276" w:lineRule="auto"/>
+        <w:rPr>
+          <w:rFonts w:ascii="Arial" w:eastAsia="Arial" w:hAnsi="Arial" w:cs="Arial"/>
+          <w:kern w:val="0"/>
+          <w:sz w:val="22"/>
+          <w:szCs w:val="22"/>
+          <w:lang w:val="en"/>
+          <w14:ligatures w14:val="none"/>
+        </w:rPr>
+      </w:pPr>
+      <w:r>
+        <w:rPr>
+          <w:rFonts w:ascii="Arial" w:eastAsia="Arial" w:hAnsi="Arial" w:cs="Arial"/>
           <w:noProof/>
+          <w:kern w:val="0"/>
+          <w:sz w:val="22"/>
+          <w:szCs w:val="22"/>
+          <w:lang w:val="en"/>
+          <w14:ligatures w14:val="none"/>
         </w:rPr>
         <w:drawing>
-          <wp:inline distT="114300" distB="114300" distL="114300" distR="114300" wp14:anchorId="5D0C2126" wp14:editId="3560936F">
+          <wp:inline distT="114300" distB="114300" distL="114300" distR="114300" wp14:anchorId="5E93F5CB" wp14:editId="6D49515F">
             <wp:extent cx="5943600" cy="952500"/>
             <wp:effectExtent l="0" t="0" r="0" b="0"/>
             <wp:docPr id="4" name="image1.png"/>
@@ -1020,59 +1569,107 @@
     </w:p>
     <w:p>
       <w:pPr>
-        <w:rPr>
-          <w:rFonts w:ascii="Roboto Mono" w:hAnsi="Roboto Mono"/>
+        <w:spacing w:after="0" w:line="276" w:lineRule="auto"/>
+        <w:rPr>
+          <w:rFonts w:ascii="Roboto Mono" w:eastAsia="Arial" w:hAnsi="Roboto Mono" w:cs="Arial"/>
+          <w:kern w:val="0"/>
+          <w:sz w:val="22"/>
+          <w:szCs w:val="22"/>
+          <w:lang w:val="en"/>
+          <w14:ligatures w14:val="none"/>
         </w:rPr>
       </w:pPr>
       <w:r>
         <w:rPr>
           <w:rFonts w:ascii="Roboto Mono" w:eastAsia="Arial Unicode MS" w:hAnsi="Roboto Mono" w:cs="Arial Unicode MS"/>
+          <w:kern w:val="0"/>
+          <w:sz w:val="22"/>
+          <w:szCs w:val="22"/>
+          <w:lang w:val="en"/>
+          <w14:ligatures w14:val="none"/>
         </w:rPr>
         <w:t xml:space="preserve">Device A  </w:t>
       </w:r>
       <w:r>
         <w:rPr>
           <w:rFonts w:ascii="Cambria Math" w:eastAsia="Arial Unicode MS" w:hAnsi="Cambria Math" w:cs="Cambria Math"/>
+          <w:kern w:val="0"/>
+          <w:sz w:val="22"/>
+          <w:szCs w:val="22"/>
+          <w:lang w:val="en"/>
+          <w14:ligatures w14:val="none"/>
         </w:rPr>
         <w:t>⇄</w:t>
       </w:r>
       <w:r>
         <w:rPr>
           <w:rFonts w:ascii="Roboto Mono" w:eastAsia="Arial Unicode MS" w:hAnsi="Roboto Mono" w:cs="Arial Unicode MS"/>
+          <w:kern w:val="0"/>
+          <w:sz w:val="22"/>
+          <w:szCs w:val="22"/>
+          <w:lang w:val="en"/>
+          <w14:ligatures w14:val="none"/>
         </w:rPr>
         <w:t xml:space="preserve">  Device B</w:t>
       </w:r>
     </w:p>
     <w:p>
       <w:pPr>
-        <w:rPr>
-          <w:rFonts w:ascii="Roboto Mono" w:hAnsi="Roboto Mono"/>
+        <w:spacing w:after="0" w:line="276" w:lineRule="auto"/>
+        <w:rPr>
+          <w:rFonts w:ascii="Roboto Mono" w:eastAsia="Arial" w:hAnsi="Roboto Mono" w:cs="Arial"/>
+          <w:kern w:val="0"/>
+          <w:sz w:val="22"/>
+          <w:szCs w:val="22"/>
+          <w:lang w:val="en"/>
+          <w14:ligatures w14:val="none"/>
         </w:rPr>
       </w:pPr>
       <w:r>
         <w:rPr>
-          <w:rFonts w:ascii="Roboto Mono" w:hAnsi="Roboto Mono"/>
+          <w:rFonts w:ascii="Roboto Mono" w:eastAsia="Arial" w:hAnsi="Roboto Mono" w:cs="Arial"/>
+          <w:kern w:val="0"/>
+          <w:sz w:val="22"/>
+          <w:szCs w:val="22"/>
+          <w:lang w:val="en"/>
+          <w14:ligatures w14:val="none"/>
         </w:rPr>
         <w:t>(send &amp; receive)</w:t>
       </w:r>
     </w:p>
     <w:p>
       <w:pPr>
-        <w:rPr>
-          <w:rFonts w:ascii="Roboto Mono" w:hAnsi="Roboto Mono"/>
+        <w:spacing w:after="0" w:line="276" w:lineRule="auto"/>
+        <w:rPr>
+          <w:rFonts w:ascii="Roboto Mono" w:eastAsia="Arial" w:hAnsi="Roboto Mono" w:cs="Arial"/>
+          <w:kern w:val="0"/>
+          <w:sz w:val="22"/>
+          <w:szCs w:val="22"/>
+          <w:lang w:val="en"/>
+          <w14:ligatures w14:val="none"/>
         </w:rPr>
       </w:pPr>
     </w:p>
     <w:p>
       <w:pPr>
-        <w:spacing w:before="240" w:after="240"/>
-        <w:rPr>
-          <w:rFonts w:ascii="Roboto Mono" w:hAnsi="Roboto Mono"/>
+        <w:spacing w:before="240" w:after="240" w:line="276" w:lineRule="auto"/>
+        <w:rPr>
+          <w:rFonts w:ascii="Roboto Mono" w:eastAsia="Arial" w:hAnsi="Roboto Mono" w:cs="Arial"/>
+          <w:kern w:val="0"/>
+          <w:sz w:val="22"/>
+          <w:szCs w:val="22"/>
+          <w:lang w:val="en"/>
+          <w14:ligatures w14:val="none"/>
         </w:rPr>
       </w:pPr>
       <w:r>
         <w:rPr>
-          <w:rFonts w:ascii="Roboto Mono" w:hAnsi="Roboto Mono"/>
+          <w:rFonts w:ascii="Roboto Mono" w:eastAsia="Arial" w:hAnsi="Roboto Mono" w:cs="Arial"/>
+          <w:kern w:val="0"/>
+          <w:sz w:val="22"/>
+          <w:szCs w:val="22"/>
+          <w:lang w:val="en"/>
+          <w14:ligatures w14:val="none"/>
         </w:rPr>
         <w:t>Both parties:</w:t>
       </w:r>
@@ -1083,24 +1680,39 @@
           <w:ilvl w:val="0"/>
           <w:numId w:val="1"/>
         </w:numPr>
-        <w:spacing w:before="240"/>
-        <w:rPr>
-          <w:rFonts w:ascii="Roboto Mono" w:hAnsi="Roboto Mono"/>
+        <w:spacing w:before="240" w:after="0" w:line="276" w:lineRule="auto"/>
+        <w:rPr>
+          <w:rFonts w:ascii="Roboto Mono" w:eastAsia="Arial" w:hAnsi="Roboto Mono" w:cs="Arial"/>
+          <w:kern w:val="0"/>
+          <w:sz w:val="22"/>
+          <w:szCs w:val="22"/>
+          <w:lang w:val="en"/>
+          <w14:ligatures w14:val="none"/>
         </w:rPr>
       </w:pPr>
       <w:r>
         <w:rPr>
-          <w:rFonts w:ascii="Roboto Mono" w:hAnsi="Roboto Mono"/>
+          <w:rFonts w:ascii="Roboto Mono" w:eastAsia="Arial" w:hAnsi="Roboto Mono" w:cs="Arial"/>
           <w:b/>
           <w:bCs/>
+          <w:kern w:val="0"/>
+          <w:sz w:val="22"/>
+          <w:szCs w:val="22"/>
+          <w:lang w:val="en"/>
+          <w14:ligatures w14:val="none"/>
         </w:rPr>
         <w:t>Initiate requests</w:t>
       </w:r>
       <w:r>
         <w:rPr>
-          <w:rFonts w:ascii="Roboto Mono" w:hAnsi="Roboto Mono"/>
+          <w:rFonts w:ascii="Roboto Mono" w:eastAsia="Arial" w:hAnsi="Roboto Mono" w:cs="Arial"/>
           <w:b/>
           <w:bCs/>
+          <w:kern w:val="0"/>
+          <w:sz w:val="22"/>
+          <w:szCs w:val="22"/>
+          <w:lang w:val="en"/>
+          <w14:ligatures w14:val="none"/>
         </w:rPr>
         <w:br/>
       </w:r>
@@ -1111,23 +1723,39 @@
           <w:ilvl w:val="0"/>
           <w:numId w:val="1"/>
         </w:numPr>
-        <w:rPr>
-          <w:rFonts w:ascii="Roboto Mono" w:hAnsi="Roboto Mono"/>
+        <w:spacing w:after="0" w:line="276" w:lineRule="auto"/>
+        <w:rPr>
+          <w:rFonts w:ascii="Roboto Mono" w:eastAsia="Arial" w:hAnsi="Roboto Mono" w:cs="Arial"/>
+          <w:kern w:val="0"/>
+          <w:sz w:val="22"/>
+          <w:szCs w:val="22"/>
+          <w:lang w:val="en"/>
+          <w14:ligatures w14:val="none"/>
         </w:rPr>
       </w:pPr>
       <w:r>
         <w:rPr>
-          <w:rFonts w:ascii="Roboto Mono" w:hAnsi="Roboto Mono"/>
+          <w:rFonts w:ascii="Roboto Mono" w:eastAsia="Arial" w:hAnsi="Roboto Mono" w:cs="Arial"/>
           <w:b/>
           <w:bCs/>
+          <w:kern w:val="0"/>
+          <w:sz w:val="22"/>
+          <w:szCs w:val="22"/>
+          <w:lang w:val="en"/>
+          <w14:ligatures w14:val="none"/>
         </w:rPr>
         <w:t>Respond to each other</w:t>
       </w:r>
       <w:r>
         <w:rPr>
-          <w:rFonts w:ascii="Roboto Mono" w:hAnsi="Roboto Mono"/>
+          <w:rFonts w:ascii="Roboto Mono" w:eastAsia="Arial" w:hAnsi="Roboto Mono" w:cs="Arial"/>
           <w:b/>
           <w:bCs/>
+          <w:kern w:val="0"/>
+          <w:sz w:val="22"/>
+          <w:szCs w:val="22"/>
+          <w:lang w:val="en"/>
+          <w14:ligatures w14:val="none"/>
         </w:rPr>
         <w:br/>
       </w:r>
@@ -1138,118 +1766,224 @@
           <w:ilvl w:val="0"/>
           <w:numId w:val="1"/>
         </w:numPr>
-        <w:spacing w:after="240"/>
-        <w:rPr>
-          <w:rFonts w:ascii="Roboto Mono" w:hAnsi="Roboto Mono"/>
+        <w:spacing w:after="240" w:line="276" w:lineRule="auto"/>
+        <w:rPr>
+          <w:rFonts w:ascii="Roboto Mono" w:eastAsia="Arial" w:hAnsi="Roboto Mono" w:cs="Arial"/>
+          <w:kern w:val="0"/>
+          <w:sz w:val="22"/>
+          <w:szCs w:val="22"/>
+          <w:lang w:val="en"/>
+          <w14:ligatures w14:val="none"/>
         </w:rPr>
       </w:pPr>
       <w:r>
         <w:rPr>
-          <w:rFonts w:ascii="Roboto Mono" w:hAnsi="Roboto Mono"/>
+          <w:rFonts w:ascii="Roboto Mono" w:eastAsia="Arial" w:hAnsi="Roboto Mono" w:cs="Arial"/>
           <w:b/>
           <w:bCs/>
+          <w:kern w:val="0"/>
+          <w:sz w:val="22"/>
+          <w:szCs w:val="22"/>
+          <w:lang w:val="en"/>
+          <w14:ligatures w14:val="none"/>
         </w:rPr>
         <w:t>Maintain sessions</w:t>
-      </w:r>
-    </w:p>
-    <w:p>
-      <w:r>
-        <w:pict w14:anchorId="21C8CC5F">
-          <v:rect id="_x0000_i1028" style="width:0;height:1.5pt" o:hralign="center" o:hrstd="t" o:hr="t" fillcolor="#a0a0a0" stroked="f"/>
-        </w:pict>
       </w:r>
     </w:p>
     <w:p>
       <w:pPr>
-        <w:pStyle w:val="Heading2"/>
-        <w:keepNext w:val="0"/>
-        <w:keepLines w:val="0"/>
-        <w:spacing w:before="280"/>
+        <w:spacing w:after="0" w:line="276" w:lineRule="auto"/>
+        <w:rPr>
+          <w:rFonts w:ascii="Arial" w:eastAsia="Arial" w:hAnsi="Arial" w:cs="Arial"/>
+          <w:kern w:val="0"/>
+          <w:sz w:val="22"/>
+          <w:szCs w:val="22"/>
+          <w:lang w:val="en"/>
+          <w14:ligatures w14:val="none"/>
+        </w:rPr>
+      </w:pPr>
+      <w:r>
+        <w:rPr>
+          <w:rFonts w:ascii="Arial" w:eastAsia="Arial" w:hAnsi="Arial" w:cs="Arial"/>
+          <w:kern w:val="0"/>
+          <w:sz w:val="22"/>
+          <w:szCs w:val="22"/>
+          <w:lang w:val="en"/>
+          <w14:ligatures w14:val="none"/>
+        </w:rPr>
+        <w:pict w14:anchorId="5CB6CD5F">
+          <v:rect id="_x0000_i1028" style="width:0;height:1.5pt" o:hralign="center" o:hrstd="t" o:hr="t" fillcolor="#a0a0a0" stroked="f"/>
+        </w:pict>
+      </w:r>
+    </w:p>
+    <w:p>
+      <w:pPr>
+        <w:spacing w:before="280" w:after="80" w:line="276" w:lineRule="auto"/>
+        <w:outlineLvl w:val="1"/>
+        <w:rPr>
+          <w:rFonts w:asciiTheme="majorHAnsi" w:eastAsiaTheme="majorEastAsia" w:hAnsiTheme="majorHAnsi" w:cstheme="majorBidi"/>
+          <w:color w:val="2F5496" w:themeColor="accent1" w:themeShade="BF"/>
+          <w:kern w:val="0"/>
+          <w:sz w:val="32"/>
+          <w:szCs w:val="32"/>
+          <w:lang w:val="en"/>
+          <w14:ligatures w14:val="none"/>
+        </w:rPr>
       </w:pPr>
       <w:bookmarkStart w:id="5" w:name="_36mfn8m4ux2j" w:colFirst="0" w:colLast="0"/>
       <w:bookmarkEnd w:id="5"/>
       <w:r>
         <w:rPr>
-          <w:rFonts w:ascii="Segoe UI Emoji" w:hAnsi="Segoe UI Emoji" w:cs="Segoe UI Emoji"/>
+          <w:rFonts w:ascii="Segoe UI Emoji" w:eastAsiaTheme="majorEastAsia" w:hAnsi="Segoe UI Emoji" w:cs="Segoe UI Emoji"/>
+          <w:color w:val="2F5496" w:themeColor="accent1" w:themeShade="BF"/>
+          <w:kern w:val="0"/>
+          <w:sz w:val="32"/>
+          <w:szCs w:val="32"/>
+          <w:lang w:val="en"/>
+          <w14:ligatures w14:val="none"/>
         </w:rPr>
         <w:t>⚙️</w:t>
       </w:r>
       <w:r>
+        <w:rPr>
+          <w:rFonts w:asciiTheme="majorHAnsi" w:eastAsiaTheme="majorEastAsia" w:hAnsiTheme="majorHAnsi" w:cstheme="majorBidi"/>
+          <w:color w:val="2F5496" w:themeColor="accent1" w:themeShade="BF"/>
+          <w:kern w:val="0"/>
+          <w:sz w:val="32"/>
+          <w:szCs w:val="32"/>
+          <w:lang w:val="en"/>
+          <w14:ligatures w14:val="none"/>
+        </w:rPr>
         <w:t xml:space="preserve"> Common Protocols for Bidirectional Traffic</w:t>
       </w:r>
     </w:p>
     <w:p>
       <w:pPr>
-        <w:rPr>
-          <w:rFonts w:ascii="Roboto Mono" w:hAnsi="Roboto Mono"/>
+        <w:spacing w:after="0" w:line="276" w:lineRule="auto"/>
+        <w:rPr>
+          <w:rFonts w:ascii="Roboto Mono" w:eastAsia="Arial" w:hAnsi="Roboto Mono" w:cs="Arial"/>
+          <w:kern w:val="0"/>
+          <w:sz w:val="22"/>
+          <w:szCs w:val="22"/>
+          <w:lang w:val="en"/>
+          <w14:ligatures w14:val="none"/>
         </w:rPr>
       </w:pPr>
       <w:r>
         <w:rPr>
-          <w:rFonts w:ascii="Arial" w:hAnsi="Arial" w:eastAsia="Arial"/>
+          <w:rFonts w:ascii="Arial" w:eastAsia="Arial" w:hAnsi="Arial" w:cs="Arial"/>
           <w:b/>
-          <w:sz w:val="22"/>
+          <w:kern w:val="0"/>
+          <w:sz w:val="22"/>
+          <w:szCs w:val="22"/>
           <w:shd w:val="clear" w:color="auto" w:fill="B7B7B7"/>
+          <w:lang w:val="en"/>
+          <w14:ligatures w14:val="none"/>
         </w:rPr>
         <w:t># Source</w:t>
       </w:r>
       <w:r>
         <w:rPr>
-          <w:rFonts w:ascii="Arial" w:hAnsi="Arial" w:eastAsia="Arial"/>
-          <w:sz w:val="22"/>
+          <w:rFonts w:ascii="Arial" w:eastAsia="Arial" w:hAnsi="Arial" w:cs="Arial"/>
+          <w:kern w:val="0"/>
+          <w:sz w:val="22"/>
+          <w:szCs w:val="22"/>
           <w:shd w:val="clear" w:color="auto" w:fill="B7B7B7"/>
+          <w:lang w:val="en"/>
+          <w14:ligatures w14:val="none"/>
         </w:rPr>
         <w:t xml:space="preserve">: </w:t>
       </w:r>
       <w:r>
         <w:rPr>
-          <w:rFonts w:ascii="Arial" w:hAnsi="Arial" w:eastAsia="Arial"/>
+          <w:rFonts w:ascii="Arial" w:eastAsia="Arial" w:hAnsi="Arial" w:cs="Arial"/>
           <w:b/>
-          <w:sz w:val="22"/>
+          <w:kern w:val="0"/>
+          <w:sz w:val="22"/>
+          <w:szCs w:val="22"/>
           <w:shd w:val="clear" w:color="auto" w:fill="B7B7B7"/>
+          <w:lang w:val="en"/>
+          <w14:ligatures w14:val="none"/>
         </w:rPr>
         <w:t xml:space="preserve">Chatgpt </w:t>
       </w:r>
       <w:r>
         <w:rPr>
-          <w:rFonts w:ascii="Arial" w:hAnsi="Arial" w:eastAsia="Arial"/>
+          <w:rFonts w:ascii="Arial" w:eastAsia="Arial" w:hAnsi="Arial" w:cs="Arial"/>
           <w:b/>
+          <w:kern w:val="0"/>
           <w:sz w:val="22"/>
           <w:szCs w:val="14"/>
           <w:shd w:val="clear" w:color="auto" w:fill="B7B7B7"/>
+          <w:lang w:val="en"/>
+          <w14:ligatures w14:val="none"/>
         </w:rPr>
         <w:t>(GPT</w:t>
       </w:r>
       <w:r>
         <w:rPr>
-          <w:rFonts w:ascii="Arial" w:hAnsi="Arial" w:cs="Cambria Math" w:eastAsia="Arial"/>
+          <w:rFonts w:ascii="Cambria Math" w:eastAsia="Arial" w:hAnsi="Cambria Math" w:cs="Cambria Math"/>
           <w:b/>
+          <w:kern w:val="0"/>
           <w:sz w:val="22"/>
           <w:szCs w:val="14"/>
           <w:shd w:val="clear" w:color="auto" w:fill="B7B7B7"/>
+          <w:lang w:val="en"/>
+          <w14:ligatures w14:val="none"/>
         </w:rPr>
         <w:t>‑</w:t>
       </w:r>
       <w:r>
         <w:rPr>
-          <w:rFonts w:ascii="Arial" w:hAnsi="Arial" w:eastAsia="Arial"/>
+          <w:rFonts w:ascii="Arial" w:eastAsia="Arial" w:hAnsi="Arial" w:cs="Arial"/>
           <w:b/>
+          <w:kern w:val="0"/>
           <w:sz w:val="22"/>
           <w:szCs w:val="14"/>
           <w:shd w:val="clear" w:color="auto" w:fill="B7B7B7"/>
+          <w:lang w:val="en"/>
+          <w14:ligatures w14:val="none"/>
         </w:rPr>
         <w:t>5 Mini) at [12/9/2025]</w:t>
       </w:r>
     </w:p>
-    <w:p/>
     <w:p>
-      <w:r>
-        <w:rPr>
+      <w:pPr>
+        <w:spacing w:after="0" w:line="276" w:lineRule="auto"/>
+        <w:rPr>
+          <w:rFonts w:ascii="Arial" w:eastAsia="Arial" w:hAnsi="Arial" w:cs="Arial"/>
+          <w:kern w:val="0"/>
+          <w:sz w:val="22"/>
+          <w:szCs w:val="22"/>
+          <w:lang w:val="en"/>
+          <w14:ligatures w14:val="none"/>
+        </w:rPr>
+      </w:pPr>
+    </w:p>
+    <w:p>
+      <w:pPr>
+        <w:spacing w:after="0" w:line="276" w:lineRule="auto"/>
+        <w:rPr>
+          <w:rFonts w:ascii="Arial" w:eastAsia="Arial" w:hAnsi="Arial" w:cs="Arial"/>
+          <w:kern w:val="0"/>
+          <w:sz w:val="22"/>
+          <w:szCs w:val="22"/>
+          <w:lang w:val="en"/>
+          <w14:ligatures w14:val="none"/>
+        </w:rPr>
+      </w:pPr>
+      <w:r>
+        <w:rPr>
+          <w:rFonts w:ascii="Arial" w:eastAsia="Arial" w:hAnsi="Arial" w:cs="Arial"/>
           <w:noProof/>
-        </w:rPr>
-        <w:lastRenderedPageBreak/>
+          <w:kern w:val="0"/>
+          <w:sz w:val="22"/>
+          <w:szCs w:val="22"/>
+          <w:lang w:val="en"/>
+          <w14:ligatures w14:val="none"/>
+        </w:rPr>
         <w:drawing>
-          <wp:inline distT="114300" distB="114300" distL="114300" distR="114300" wp14:anchorId="5504E0FD" wp14:editId="373837AE">
+          <wp:inline distT="114300" distB="114300" distL="114300" distR="114300" wp14:anchorId="30C3A78B" wp14:editId="5CFF470D">
             <wp:extent cx="5943600" cy="1968500"/>
             <wp:effectExtent l="0" t="0" r="0" b="0"/>
             <wp:docPr id="6" name="image7.png"/>
@@ -1325,16 +2059,27 @@
           </w:tcPr>
           <w:p>
             <w:pPr>
+              <w:spacing w:after="0" w:line="276" w:lineRule="auto"/>
               <w:jc w:val="center"/>
               <w:rPr>
-                <w:rFonts w:ascii="Roboto Mono" w:hAnsi="Roboto Mono"/>
+                <w:rFonts w:ascii="Roboto Mono" w:eastAsia="Arial" w:hAnsi="Roboto Mono" w:cs="Arial"/>
+                <w:kern w:val="0"/>
+                <w:sz w:val="22"/>
+                <w:szCs w:val="22"/>
+                <w:lang w:val="en"/>
+                <w14:ligatures w14:val="none"/>
               </w:rPr>
             </w:pPr>
             <w:r>
               <w:rPr>
-                <w:rFonts w:ascii="Roboto Mono" w:hAnsi="Roboto Mono"/>
+                <w:rFonts w:ascii="Roboto Mono" w:eastAsia="Arial" w:hAnsi="Roboto Mono" w:cs="Arial"/>
                 <w:b/>
                 <w:bCs/>
+                <w:kern w:val="0"/>
+                <w:sz w:val="22"/>
+                <w:szCs w:val="22"/>
+                <w:lang w:val="en"/>
+                <w14:ligatures w14:val="none"/>
               </w:rPr>
               <w:t>Protocol</w:t>
             </w:r>
@@ -1358,16 +2103,27 @@
           </w:tcPr>
           <w:p>
             <w:pPr>
+              <w:spacing w:after="0" w:line="276" w:lineRule="auto"/>
               <w:jc w:val="center"/>
               <w:rPr>
-                <w:rFonts w:ascii="Roboto Mono" w:hAnsi="Roboto Mono"/>
+                <w:rFonts w:ascii="Roboto Mono" w:eastAsia="Arial" w:hAnsi="Roboto Mono" w:cs="Arial"/>
+                <w:kern w:val="0"/>
+                <w:sz w:val="22"/>
+                <w:szCs w:val="22"/>
+                <w:lang w:val="en"/>
+                <w14:ligatures w14:val="none"/>
               </w:rPr>
             </w:pPr>
             <w:r>
               <w:rPr>
-                <w:rFonts w:ascii="Roboto Mono" w:hAnsi="Roboto Mono"/>
+                <w:rFonts w:ascii="Roboto Mono" w:eastAsia="Arial" w:hAnsi="Roboto Mono" w:cs="Arial"/>
                 <w:b/>
                 <w:bCs/>
+                <w:kern w:val="0"/>
+                <w:sz w:val="22"/>
+                <w:szCs w:val="22"/>
+                <w:lang w:val="en"/>
+                <w14:ligatures w14:val="none"/>
               </w:rPr>
               <w:t>Description</w:t>
             </w:r>
@@ -1396,15 +2152,26 @@
           </w:tcPr>
           <w:p>
             <w:pPr>
-              <w:rPr>
-                <w:rFonts w:ascii="Roboto Mono" w:hAnsi="Roboto Mono"/>
+              <w:spacing w:after="0" w:line="276" w:lineRule="auto"/>
+              <w:rPr>
+                <w:rFonts w:ascii="Roboto Mono" w:eastAsia="Arial" w:hAnsi="Roboto Mono" w:cs="Arial"/>
+                <w:kern w:val="0"/>
+                <w:sz w:val="22"/>
+                <w:szCs w:val="22"/>
+                <w:lang w:val="en"/>
+                <w14:ligatures w14:val="none"/>
               </w:rPr>
             </w:pPr>
             <w:r>
               <w:rPr>
-                <w:rFonts w:ascii="Roboto Mono" w:hAnsi="Roboto Mono"/>
+                <w:rFonts w:ascii="Roboto Mono" w:eastAsia="Arial" w:hAnsi="Roboto Mono" w:cs="Arial"/>
                 <w:b/>
                 <w:bCs/>
+                <w:kern w:val="0"/>
+                <w:sz w:val="22"/>
+                <w:szCs w:val="22"/>
+                <w:lang w:val="en"/>
+                <w14:ligatures w14:val="none"/>
               </w:rPr>
               <w:t>TCP</w:t>
             </w:r>
@@ -1428,13 +2195,24 @@
           </w:tcPr>
           <w:p>
             <w:pPr>
-              <w:rPr>
-                <w:rFonts w:ascii="Roboto Mono" w:hAnsi="Roboto Mono"/>
+              <w:spacing w:after="0" w:line="276" w:lineRule="auto"/>
+              <w:rPr>
+                <w:rFonts w:ascii="Roboto Mono" w:eastAsia="Arial" w:hAnsi="Roboto Mono" w:cs="Arial"/>
+                <w:kern w:val="0"/>
+                <w:sz w:val="22"/>
+                <w:szCs w:val="22"/>
+                <w:lang w:val="en"/>
+                <w14:ligatures w14:val="none"/>
               </w:rPr>
             </w:pPr>
             <w:r>
               <w:rPr>
-                <w:rFonts w:ascii="Roboto Mono" w:hAnsi="Roboto Mono"/>
+                <w:rFonts w:ascii="Roboto Mono" w:eastAsia="Arial" w:hAnsi="Roboto Mono" w:cs="Arial"/>
+                <w:kern w:val="0"/>
+                <w:sz w:val="22"/>
+                <w:szCs w:val="22"/>
+                <w:lang w:val="en"/>
+                <w14:ligatures w14:val="none"/>
               </w:rPr>
               <w:t>Ensures reliable, ordered, two-way communication</w:t>
             </w:r>
@@ -1463,15 +2241,26 @@
           </w:tcPr>
           <w:p>
             <w:pPr>
-              <w:rPr>
-                <w:rFonts w:ascii="Roboto Mono" w:hAnsi="Roboto Mono"/>
+              <w:spacing w:after="0" w:line="276" w:lineRule="auto"/>
+              <w:rPr>
+                <w:rFonts w:ascii="Roboto Mono" w:eastAsia="Arial" w:hAnsi="Roboto Mono" w:cs="Arial"/>
+                <w:kern w:val="0"/>
+                <w:sz w:val="22"/>
+                <w:szCs w:val="22"/>
+                <w:lang w:val="en"/>
+                <w14:ligatures w14:val="none"/>
               </w:rPr>
             </w:pPr>
             <w:r>
               <w:rPr>
-                <w:rFonts w:ascii="Roboto Mono" w:hAnsi="Roboto Mono"/>
+                <w:rFonts w:ascii="Roboto Mono" w:eastAsia="Arial" w:hAnsi="Roboto Mono" w:cs="Arial"/>
                 <w:b/>
                 <w:bCs/>
+                <w:kern w:val="0"/>
+                <w:sz w:val="22"/>
+                <w:szCs w:val="22"/>
+                <w:lang w:val="en"/>
+                <w14:ligatures w14:val="none"/>
               </w:rPr>
               <w:t>SSH</w:t>
             </w:r>
@@ -1495,13 +2284,24 @@
           </w:tcPr>
           <w:p>
             <w:pPr>
-              <w:rPr>
-                <w:rFonts w:ascii="Roboto Mono" w:hAnsi="Roboto Mono"/>
+              <w:spacing w:after="0" w:line="276" w:lineRule="auto"/>
+              <w:rPr>
+                <w:rFonts w:ascii="Roboto Mono" w:eastAsia="Arial" w:hAnsi="Roboto Mono" w:cs="Arial"/>
+                <w:kern w:val="0"/>
+                <w:sz w:val="22"/>
+                <w:szCs w:val="22"/>
+                <w:lang w:val="en"/>
+                <w14:ligatures w14:val="none"/>
               </w:rPr>
             </w:pPr>
             <w:r>
               <w:rPr>
-                <w:rFonts w:ascii="Roboto Mono" w:hAnsi="Roboto Mono"/>
+                <w:rFonts w:ascii="Roboto Mono" w:eastAsia="Arial" w:hAnsi="Roboto Mono" w:cs="Arial"/>
+                <w:kern w:val="0"/>
+                <w:sz w:val="22"/>
+                <w:szCs w:val="22"/>
+                <w:lang w:val="en"/>
+                <w14:ligatures w14:val="none"/>
               </w:rPr>
               <w:t>Secure remote shell (e.g., to control servers)</w:t>
             </w:r>
@@ -1530,15 +2330,26 @@
           </w:tcPr>
           <w:p>
             <w:pPr>
-              <w:rPr>
-                <w:rFonts w:ascii="Roboto Mono" w:hAnsi="Roboto Mono"/>
+              <w:spacing w:after="0" w:line="276" w:lineRule="auto"/>
+              <w:rPr>
+                <w:rFonts w:ascii="Roboto Mono" w:eastAsia="Arial" w:hAnsi="Roboto Mono" w:cs="Arial"/>
+                <w:kern w:val="0"/>
+                <w:sz w:val="22"/>
+                <w:szCs w:val="22"/>
+                <w:lang w:val="en"/>
+                <w14:ligatures w14:val="none"/>
               </w:rPr>
             </w:pPr>
             <w:r>
               <w:rPr>
-                <w:rFonts w:ascii="Roboto Mono" w:hAnsi="Roboto Mono"/>
+                <w:rFonts w:ascii="Roboto Mono" w:eastAsia="Arial" w:hAnsi="Roboto Mono" w:cs="Arial"/>
                 <w:b/>
                 <w:bCs/>
+                <w:kern w:val="0"/>
+                <w:sz w:val="22"/>
+                <w:szCs w:val="22"/>
+                <w:lang w:val="en"/>
+                <w14:ligatures w14:val="none"/>
               </w:rPr>
               <w:t>HTTP/HTTPS</w:t>
             </w:r>
@@ -1562,13 +2373,24 @@
           </w:tcPr>
           <w:p>
             <w:pPr>
-              <w:rPr>
-                <w:rFonts w:ascii="Roboto Mono" w:hAnsi="Roboto Mono"/>
+              <w:spacing w:after="0" w:line="276" w:lineRule="auto"/>
+              <w:rPr>
+                <w:rFonts w:ascii="Roboto Mono" w:eastAsia="Arial" w:hAnsi="Roboto Mono" w:cs="Arial"/>
+                <w:kern w:val="0"/>
+                <w:sz w:val="22"/>
+                <w:szCs w:val="22"/>
+                <w:lang w:val="en"/>
+                <w14:ligatures w14:val="none"/>
               </w:rPr>
             </w:pPr>
             <w:r>
               <w:rPr>
-                <w:rFonts w:ascii="Roboto Mono" w:hAnsi="Roboto Mono"/>
+                <w:rFonts w:ascii="Roboto Mono" w:eastAsia="Arial" w:hAnsi="Roboto Mono" w:cs="Arial"/>
+                <w:kern w:val="0"/>
+                <w:sz w:val="22"/>
+                <w:szCs w:val="22"/>
+                <w:lang w:val="en"/>
+                <w14:ligatures w14:val="none"/>
               </w:rPr>
               <w:t>Web communication (request/response)</w:t>
             </w:r>
@@ -1597,15 +2419,26 @@
           </w:tcPr>
           <w:p>
             <w:pPr>
-              <w:rPr>
-                <w:rFonts w:ascii="Roboto Mono" w:hAnsi="Roboto Mono"/>
+              <w:spacing w:after="0" w:line="276" w:lineRule="auto"/>
+              <w:rPr>
+                <w:rFonts w:ascii="Roboto Mono" w:eastAsia="Arial" w:hAnsi="Roboto Mono" w:cs="Arial"/>
+                <w:kern w:val="0"/>
+                <w:sz w:val="22"/>
+                <w:szCs w:val="22"/>
+                <w:lang w:val="en"/>
+                <w14:ligatures w14:val="none"/>
               </w:rPr>
             </w:pPr>
             <w:r>
               <w:rPr>
-                <w:rFonts w:ascii="Roboto Mono" w:hAnsi="Roboto Mono"/>
+                <w:rFonts w:ascii="Roboto Mono" w:eastAsia="Arial" w:hAnsi="Roboto Mono" w:cs="Arial"/>
                 <w:b/>
                 <w:bCs/>
+                <w:kern w:val="0"/>
+                <w:sz w:val="22"/>
+                <w:szCs w:val="22"/>
+                <w:lang w:val="en"/>
+                <w14:ligatures w14:val="none"/>
               </w:rPr>
               <w:t>FTP (control channel)</w:t>
             </w:r>
@@ -1629,13 +2462,24 @@
           </w:tcPr>
           <w:p>
             <w:pPr>
-              <w:rPr>
-                <w:rFonts w:ascii="Roboto Mono" w:hAnsi="Roboto Mono"/>
+              <w:spacing w:after="0" w:line="276" w:lineRule="auto"/>
+              <w:rPr>
+                <w:rFonts w:ascii="Roboto Mono" w:eastAsia="Arial" w:hAnsi="Roboto Mono" w:cs="Arial"/>
+                <w:kern w:val="0"/>
+                <w:sz w:val="22"/>
+                <w:szCs w:val="22"/>
+                <w:lang w:val="en"/>
+                <w14:ligatures w14:val="none"/>
               </w:rPr>
             </w:pPr>
             <w:r>
               <w:rPr>
-                <w:rFonts w:ascii="Roboto Mono" w:hAnsi="Roboto Mono"/>
+                <w:rFonts w:ascii="Roboto Mono" w:eastAsia="Arial" w:hAnsi="Roboto Mono" w:cs="Arial"/>
+                <w:kern w:val="0"/>
+                <w:sz w:val="22"/>
+                <w:szCs w:val="22"/>
+                <w:lang w:val="en"/>
+                <w14:ligatures w14:val="none"/>
               </w:rPr>
               <w:t>File transfer commands go both ways</w:t>
             </w:r>
@@ -1664,15 +2508,26 @@
           </w:tcPr>
           <w:p>
             <w:pPr>
-              <w:rPr>
-                <w:rFonts w:ascii="Roboto Mono" w:hAnsi="Roboto Mono"/>
+              <w:spacing w:after="0" w:line="276" w:lineRule="auto"/>
+              <w:rPr>
+                <w:rFonts w:ascii="Roboto Mono" w:eastAsia="Arial" w:hAnsi="Roboto Mono" w:cs="Arial"/>
+                <w:kern w:val="0"/>
+                <w:sz w:val="22"/>
+                <w:szCs w:val="22"/>
+                <w:lang w:val="en"/>
+                <w14:ligatures w14:val="none"/>
               </w:rPr>
             </w:pPr>
             <w:r>
               <w:rPr>
-                <w:rFonts w:ascii="Roboto Mono" w:hAnsi="Roboto Mono"/>
+                <w:rFonts w:ascii="Roboto Mono" w:eastAsia="Arial" w:hAnsi="Roboto Mono" w:cs="Arial"/>
                 <w:b/>
                 <w:bCs/>
+                <w:kern w:val="0"/>
+                <w:sz w:val="22"/>
+                <w:szCs w:val="22"/>
+                <w:lang w:val="en"/>
+                <w14:ligatures w14:val="none"/>
               </w:rPr>
               <w:t>WebSockets</w:t>
             </w:r>
@@ -1696,13 +2551,24 @@
           </w:tcPr>
           <w:p>
             <w:pPr>
-              <w:rPr>
-                <w:rFonts w:ascii="Roboto Mono" w:hAnsi="Roboto Mono"/>
+              <w:spacing w:after="0" w:line="276" w:lineRule="auto"/>
+              <w:rPr>
+                <w:rFonts w:ascii="Roboto Mono" w:eastAsia="Arial" w:hAnsi="Roboto Mono" w:cs="Arial"/>
+                <w:kern w:val="0"/>
+                <w:sz w:val="22"/>
+                <w:szCs w:val="22"/>
+                <w:lang w:val="en"/>
+                <w14:ligatures w14:val="none"/>
               </w:rPr>
             </w:pPr>
             <w:r>
               <w:rPr>
-                <w:rFonts w:ascii="Roboto Mono" w:hAnsi="Roboto Mono"/>
+                <w:rFonts w:ascii="Roboto Mono" w:eastAsia="Arial" w:hAnsi="Roboto Mono" w:cs="Arial"/>
+                <w:kern w:val="0"/>
+                <w:sz w:val="22"/>
+                <w:szCs w:val="22"/>
+                <w:lang w:val="en"/>
+                <w14:ligatures w14:val="none"/>
               </w:rPr>
               <w:t>Real-time bidirectional communication for apps</w:t>
             </w:r>
@@ -1711,104 +2577,186 @@
       </w:tr>
     </w:tbl>
     <w:p>
-      <w:r>
-        <w:pict w14:anchorId="2F55179A">
+      <w:pPr>
+        <w:spacing w:after="0" w:line="276" w:lineRule="auto"/>
+        <w:rPr>
+          <w:rFonts w:ascii="Arial" w:eastAsia="Arial" w:hAnsi="Arial" w:cs="Arial"/>
+          <w:kern w:val="0"/>
+          <w:sz w:val="22"/>
+          <w:szCs w:val="22"/>
+          <w:lang w:val="en"/>
+          <w14:ligatures w14:val="none"/>
+        </w:rPr>
+      </w:pPr>
+      <w:r>
+        <w:rPr>
+          <w:rFonts w:ascii="Arial" w:eastAsia="Arial" w:hAnsi="Arial" w:cs="Arial"/>
+          <w:kern w:val="0"/>
+          <w:sz w:val="22"/>
+          <w:szCs w:val="22"/>
+          <w:lang w:val="en"/>
+          <w14:ligatures w14:val="none"/>
+        </w:rPr>
+        <w:pict w14:anchorId="6BF18DA0">
           <v:rect id="_x0000_i1029" style="width:0;height:1.5pt" o:hralign="center" o:hrstd="t" o:hr="t" fillcolor="#a0a0a0" stroked="f"/>
         </w:pict>
       </w:r>
     </w:p>
     <w:p>
       <w:pPr>
-        <w:pStyle w:val="Heading2"/>
-        <w:keepNext w:val="0"/>
-        <w:keepLines w:val="0"/>
-        <w:spacing w:before="280"/>
+        <w:spacing w:before="280" w:after="80" w:line="276" w:lineRule="auto"/>
+        <w:outlineLvl w:val="1"/>
+        <w:rPr>
+          <w:rFonts w:asciiTheme="majorHAnsi" w:eastAsiaTheme="majorEastAsia" w:hAnsiTheme="majorHAnsi" w:cstheme="majorBidi"/>
+          <w:color w:val="2F5496" w:themeColor="accent1" w:themeShade="BF"/>
+          <w:kern w:val="0"/>
+          <w:sz w:val="32"/>
+          <w:szCs w:val="32"/>
+          <w:lang w:val="en"/>
+          <w14:ligatures w14:val="none"/>
+        </w:rPr>
       </w:pPr>
       <w:bookmarkStart w:id="6" w:name="_thy8lx33zx4s" w:colFirst="0" w:colLast="0"/>
       <w:bookmarkEnd w:id="6"/>
       <w:r>
         <w:rPr>
           <w:rFonts w:ascii="Segoe UI Emoji" w:eastAsia="Arial Unicode MS" w:hAnsi="Segoe UI Emoji" w:cs="Segoe UI Emoji"/>
+          <w:color w:val="2F5496" w:themeColor="accent1" w:themeShade="BF"/>
+          <w:kern w:val="0"/>
+          <w:sz w:val="32"/>
+          <w:szCs w:val="32"/>
+          <w:lang w:val="en"/>
+          <w14:ligatures w14:val="none"/>
         </w:rPr>
         <w:t>✅</w:t>
       </w:r>
       <w:r>
         <w:rPr>
           <w:rFonts w:ascii="Arial Unicode MS" w:eastAsia="Arial Unicode MS" w:hAnsi="Arial Unicode MS" w:cs="Arial Unicode MS"/>
+          <w:color w:val="2F5496" w:themeColor="accent1" w:themeShade="BF"/>
+          <w:kern w:val="0"/>
+          <w:sz w:val="32"/>
+          <w:szCs w:val="32"/>
+          <w:lang w:val="en"/>
+          <w14:ligatures w14:val="none"/>
         </w:rPr>
         <w:t xml:space="preserve"> Benefits of Bidirectional Traffic</w:t>
       </w:r>
     </w:p>
     <w:p>
       <w:pPr>
-        <w:rPr>
-          <w:rFonts w:ascii="Roboto Mono" w:hAnsi="Roboto Mono"/>
+        <w:spacing w:after="0" w:line="276" w:lineRule="auto"/>
+        <w:rPr>
+          <w:rFonts w:ascii="Roboto Mono" w:eastAsia="Arial" w:hAnsi="Roboto Mono" w:cs="Arial"/>
+          <w:kern w:val="0"/>
+          <w:sz w:val="22"/>
+          <w:szCs w:val="22"/>
+          <w:lang w:val="en"/>
+          <w14:ligatures w14:val="none"/>
         </w:rPr>
       </w:pPr>
       <w:r>
         <w:rPr>
-          <w:rFonts w:ascii="Arial" w:hAnsi="Arial" w:eastAsia="Arial"/>
+          <w:rFonts w:ascii="Arial" w:eastAsia="Arial" w:hAnsi="Arial" w:cs="Arial"/>
           <w:b/>
-          <w:sz w:val="22"/>
+          <w:kern w:val="0"/>
+          <w:sz w:val="22"/>
+          <w:szCs w:val="22"/>
           <w:shd w:val="clear" w:color="auto" w:fill="B7B7B7"/>
+          <w:lang w:val="en"/>
+          <w14:ligatures w14:val="none"/>
         </w:rPr>
         <w:t># Source</w:t>
       </w:r>
       <w:r>
         <w:rPr>
-          <w:rFonts w:ascii="Arial" w:hAnsi="Arial" w:eastAsia="Arial"/>
-          <w:sz w:val="22"/>
+          <w:rFonts w:ascii="Arial" w:eastAsia="Arial" w:hAnsi="Arial" w:cs="Arial"/>
+          <w:kern w:val="0"/>
+          <w:sz w:val="22"/>
+          <w:szCs w:val="22"/>
           <w:shd w:val="clear" w:color="auto" w:fill="B7B7B7"/>
+          <w:lang w:val="en"/>
+          <w14:ligatures w14:val="none"/>
         </w:rPr>
         <w:t xml:space="preserve">: </w:t>
       </w:r>
       <w:r>
         <w:rPr>
-          <w:rFonts w:ascii="Arial" w:hAnsi="Arial" w:eastAsia="Arial"/>
+          <w:rFonts w:ascii="Arial" w:eastAsia="Arial" w:hAnsi="Arial" w:cs="Arial"/>
           <w:b/>
-          <w:sz w:val="22"/>
+          <w:kern w:val="0"/>
+          <w:sz w:val="22"/>
+          <w:szCs w:val="22"/>
           <w:shd w:val="clear" w:color="auto" w:fill="B7B7B7"/>
+          <w:lang w:val="en"/>
+          <w14:ligatures w14:val="none"/>
         </w:rPr>
         <w:t xml:space="preserve">Chatgpt </w:t>
       </w:r>
       <w:r>
         <w:rPr>
-          <w:rFonts w:ascii="Arial" w:hAnsi="Arial" w:eastAsia="Arial"/>
+          <w:rFonts w:ascii="Arial" w:eastAsia="Arial" w:hAnsi="Arial" w:cs="Arial"/>
           <w:b/>
+          <w:kern w:val="0"/>
           <w:sz w:val="22"/>
           <w:szCs w:val="14"/>
           <w:shd w:val="clear" w:color="auto" w:fill="B7B7B7"/>
+          <w:lang w:val="en"/>
+          <w14:ligatures w14:val="none"/>
         </w:rPr>
         <w:t>(GPT</w:t>
       </w:r>
       <w:r>
         <w:rPr>
-          <w:rFonts w:ascii="Arial" w:hAnsi="Arial" w:cs="Cambria Math" w:eastAsia="Arial"/>
+          <w:rFonts w:ascii="Cambria Math" w:eastAsia="Arial" w:hAnsi="Cambria Math" w:cs="Cambria Math"/>
           <w:b/>
+          <w:kern w:val="0"/>
           <w:sz w:val="22"/>
           <w:szCs w:val="14"/>
           <w:shd w:val="clear" w:color="auto" w:fill="B7B7B7"/>
+          <w:lang w:val="en"/>
+          <w14:ligatures w14:val="none"/>
         </w:rPr>
         <w:t>‑</w:t>
       </w:r>
       <w:r>
         <w:rPr>
-          <w:rFonts w:ascii="Arial" w:hAnsi="Arial" w:eastAsia="Arial"/>
+          <w:rFonts w:ascii="Arial" w:eastAsia="Arial" w:hAnsi="Arial" w:cs="Arial"/>
           <w:b/>
+          <w:kern w:val="0"/>
           <w:sz w:val="22"/>
           <w:szCs w:val="14"/>
           <w:shd w:val="clear" w:color="auto" w:fill="B7B7B7"/>
+          <w:lang w:val="en"/>
+          <w14:ligatures w14:val="none"/>
         </w:rPr>
         <w:t>5 Mini) at [12/9/2025]</w:t>
       </w:r>
     </w:p>
     <w:p>
-      <w:r>
-        <w:rPr>
+      <w:pPr>
+        <w:spacing w:after="0" w:line="276" w:lineRule="auto"/>
+        <w:rPr>
+          <w:rFonts w:ascii="Arial" w:eastAsia="Arial" w:hAnsi="Arial" w:cs="Arial"/>
+          <w:kern w:val="0"/>
+          <w:sz w:val="22"/>
+          <w:szCs w:val="22"/>
+          <w:lang w:val="en"/>
+          <w14:ligatures w14:val="none"/>
+        </w:rPr>
+      </w:pPr>
+      <w:r>
+        <w:rPr>
+          <w:rFonts w:ascii="Arial" w:eastAsia="Arial" w:hAnsi="Arial" w:cs="Arial"/>
           <w:noProof/>
+          <w:kern w:val="0"/>
+          <w:sz w:val="22"/>
+          <w:szCs w:val="22"/>
+          <w:lang w:val="en"/>
+          <w14:ligatures w14:val="none"/>
         </w:rPr>
         <w:drawing>
-          <wp:inline distT="114300" distB="114300" distL="114300" distR="114300" wp14:anchorId="02BCEC06" wp14:editId="24B7658B">
+          <wp:inline distT="114300" distB="114300" distL="114300" distR="114300" wp14:anchorId="4855A978" wp14:editId="19534214">
             <wp:extent cx="5943600" cy="1612900"/>
             <wp:effectExtent l="0" t="0" r="0" b="0"/>
             <wp:docPr id="5" name="image2.png"/>
@@ -1884,16 +2832,27 @@
           </w:tcPr>
           <w:p>
             <w:pPr>
+              <w:spacing w:after="0" w:line="276" w:lineRule="auto"/>
               <w:jc w:val="center"/>
               <w:rPr>
-                <w:rFonts w:ascii="Roboto Mono" w:hAnsi="Roboto Mono"/>
+                <w:rFonts w:ascii="Roboto Mono" w:eastAsia="Arial" w:hAnsi="Roboto Mono" w:cs="Arial"/>
+                <w:kern w:val="0"/>
+                <w:sz w:val="22"/>
+                <w:szCs w:val="22"/>
+                <w:lang w:val="en"/>
+                <w14:ligatures w14:val="none"/>
               </w:rPr>
             </w:pPr>
             <w:r>
               <w:rPr>
-                <w:rFonts w:ascii="Roboto Mono" w:hAnsi="Roboto Mono"/>
+                <w:rFonts w:ascii="Roboto Mono" w:eastAsia="Arial" w:hAnsi="Roboto Mono" w:cs="Arial"/>
                 <w:b/>
                 <w:bCs/>
+                <w:kern w:val="0"/>
+                <w:sz w:val="22"/>
+                <w:szCs w:val="22"/>
+                <w:lang w:val="en"/>
+                <w14:ligatures w14:val="none"/>
               </w:rPr>
               <w:t>Benefit</w:t>
             </w:r>
@@ -1917,16 +2876,27 @@
           </w:tcPr>
           <w:p>
             <w:pPr>
+              <w:spacing w:after="0" w:line="276" w:lineRule="auto"/>
               <w:jc w:val="center"/>
               <w:rPr>
-                <w:rFonts w:ascii="Roboto Mono" w:hAnsi="Roboto Mono"/>
+                <w:rFonts w:ascii="Roboto Mono" w:eastAsia="Arial" w:hAnsi="Roboto Mono" w:cs="Arial"/>
+                <w:kern w:val="0"/>
+                <w:sz w:val="22"/>
+                <w:szCs w:val="22"/>
+                <w:lang w:val="en"/>
+                <w14:ligatures w14:val="none"/>
               </w:rPr>
             </w:pPr>
             <w:r>
               <w:rPr>
-                <w:rFonts w:ascii="Roboto Mono" w:hAnsi="Roboto Mono"/>
+                <w:rFonts w:ascii="Roboto Mono" w:eastAsia="Arial" w:hAnsi="Roboto Mono" w:cs="Arial"/>
                 <w:b/>
                 <w:bCs/>
+                <w:kern w:val="0"/>
+                <w:sz w:val="22"/>
+                <w:szCs w:val="22"/>
+                <w:lang w:val="en"/>
+                <w14:ligatures w14:val="none"/>
               </w:rPr>
               <w:t>Description</w:t>
             </w:r>
@@ -1955,28 +2925,48 @@
           </w:tcPr>
           <w:p>
             <w:pPr>
-              <w:rPr>
-                <w:rFonts w:ascii="Roboto Mono" w:hAnsi="Roboto Mono"/>
+              <w:spacing w:after="0" w:line="276" w:lineRule="auto"/>
+              <w:rPr>
+                <w:rFonts w:ascii="Roboto Mono" w:eastAsia="Arial" w:hAnsi="Roboto Mono" w:cs="Arial"/>
+                <w:kern w:val="0"/>
+                <w:sz w:val="22"/>
+                <w:szCs w:val="22"/>
+                <w:lang w:val="en"/>
+                <w14:ligatures w14:val="none"/>
               </w:rPr>
             </w:pPr>
             <w:r>
               <w:rPr>
                 <w:rFonts w:ascii="Segoe UI Emoji" w:eastAsia="Arial Unicode MS" w:hAnsi="Segoe UI Emoji" w:cs="Segoe UI Emoji"/>
-              </w:rPr>
-              <w:lastRenderedPageBreak/>
+                <w:kern w:val="0"/>
+                <w:sz w:val="22"/>
+                <w:szCs w:val="22"/>
+                <w:lang w:val="en"/>
+                <w14:ligatures w14:val="none"/>
+              </w:rPr>
               <w:t>✅</w:t>
             </w:r>
             <w:r>
               <w:rPr>
                 <w:rFonts w:ascii="Roboto Mono" w:eastAsia="Arial Unicode MS" w:hAnsi="Roboto Mono" w:cs="Arial Unicode MS"/>
+                <w:kern w:val="0"/>
+                <w:sz w:val="22"/>
+                <w:szCs w:val="22"/>
+                <w:lang w:val="en"/>
+                <w14:ligatures w14:val="none"/>
               </w:rPr>
               <w:t xml:space="preserve"> </w:t>
             </w:r>
             <w:r>
               <w:rPr>
-                <w:rFonts w:ascii="Roboto Mono" w:hAnsi="Roboto Mono"/>
+                <w:rFonts w:ascii="Roboto Mono" w:eastAsia="Arial" w:hAnsi="Roboto Mono" w:cs="Arial"/>
                 <w:b/>
                 <w:bCs/>
+                <w:kern w:val="0"/>
+                <w:sz w:val="22"/>
+                <w:szCs w:val="22"/>
+                <w:lang w:val="en"/>
+                <w14:ligatures w14:val="none"/>
               </w:rPr>
               <w:t>Reliable</w:t>
             </w:r>
@@ -2000,13 +2990,24 @@
           </w:tcPr>
           <w:p>
             <w:pPr>
-              <w:rPr>
-                <w:rFonts w:ascii="Roboto Mono" w:hAnsi="Roboto Mono"/>
+              <w:spacing w:after="0" w:line="276" w:lineRule="auto"/>
+              <w:rPr>
+                <w:rFonts w:ascii="Roboto Mono" w:eastAsia="Arial" w:hAnsi="Roboto Mono" w:cs="Arial"/>
+                <w:kern w:val="0"/>
+                <w:sz w:val="22"/>
+                <w:szCs w:val="22"/>
+                <w:lang w:val="en"/>
+                <w14:ligatures w14:val="none"/>
               </w:rPr>
             </w:pPr>
             <w:r>
               <w:rPr>
-                <w:rFonts w:ascii="Roboto Mono" w:hAnsi="Roboto Mono"/>
+                <w:rFonts w:ascii="Roboto Mono" w:eastAsia="Arial" w:hAnsi="Roboto Mono" w:cs="Arial"/>
+                <w:kern w:val="0"/>
+                <w:sz w:val="22"/>
+                <w:szCs w:val="22"/>
+                <w:lang w:val="en"/>
+                <w14:ligatures w14:val="none"/>
               </w:rPr>
               <w:t>Responses confirm that data was received</w:t>
             </w:r>
@@ -2035,27 +3036,48 @@
           </w:tcPr>
           <w:p>
             <w:pPr>
-              <w:rPr>
-                <w:rFonts w:ascii="Roboto Mono" w:hAnsi="Roboto Mono"/>
+              <w:spacing w:after="0" w:line="276" w:lineRule="auto"/>
+              <w:rPr>
+                <w:rFonts w:ascii="Roboto Mono" w:eastAsia="Arial" w:hAnsi="Roboto Mono" w:cs="Arial"/>
+                <w:kern w:val="0"/>
+                <w:sz w:val="22"/>
+                <w:szCs w:val="22"/>
+                <w:lang w:val="en"/>
+                <w14:ligatures w14:val="none"/>
               </w:rPr>
             </w:pPr>
             <w:r>
               <w:rPr>
-                <w:rFonts w:ascii="Segoe UI Emoji" w:hAnsi="Segoe UI Emoji" w:cs="Segoe UI Emoji"/>
+                <w:rFonts w:ascii="Segoe UI Emoji" w:eastAsia="Arial" w:hAnsi="Segoe UI Emoji" w:cs="Segoe UI Emoji"/>
+                <w:kern w:val="0"/>
+                <w:sz w:val="22"/>
+                <w:szCs w:val="22"/>
+                <w:lang w:val="en"/>
+                <w14:ligatures w14:val="none"/>
               </w:rPr>
               <w:t>🔁</w:t>
             </w:r>
             <w:r>
               <w:rPr>
-                <w:rFonts w:ascii="Roboto Mono" w:hAnsi="Roboto Mono"/>
+                <w:rFonts w:ascii="Roboto Mono" w:eastAsia="Arial" w:hAnsi="Roboto Mono" w:cs="Arial"/>
+                <w:kern w:val="0"/>
+                <w:sz w:val="22"/>
+                <w:szCs w:val="22"/>
+                <w:lang w:val="en"/>
+                <w14:ligatures w14:val="none"/>
               </w:rPr>
               <w:t xml:space="preserve"> </w:t>
             </w:r>
             <w:r>
               <w:rPr>
-                <w:rFonts w:ascii="Roboto Mono" w:hAnsi="Roboto Mono"/>
+                <w:rFonts w:ascii="Roboto Mono" w:eastAsia="Arial" w:hAnsi="Roboto Mono" w:cs="Arial"/>
                 <w:b/>
                 <w:bCs/>
+                <w:kern w:val="0"/>
+                <w:sz w:val="22"/>
+                <w:szCs w:val="22"/>
+                <w:lang w:val="en"/>
+                <w14:ligatures w14:val="none"/>
               </w:rPr>
               <w:t>Interactive</w:t>
             </w:r>
@@ -2079,13 +3101,24 @@
           </w:tcPr>
           <w:p>
             <w:pPr>
-              <w:rPr>
-                <w:rFonts w:ascii="Roboto Mono" w:hAnsi="Roboto Mono"/>
+              <w:spacing w:after="0" w:line="276" w:lineRule="auto"/>
+              <w:rPr>
+                <w:rFonts w:ascii="Roboto Mono" w:eastAsia="Arial" w:hAnsi="Roboto Mono" w:cs="Arial"/>
+                <w:kern w:val="0"/>
+                <w:sz w:val="22"/>
+                <w:szCs w:val="22"/>
+                <w:lang w:val="en"/>
+                <w14:ligatures w14:val="none"/>
               </w:rPr>
             </w:pPr>
             <w:r>
               <w:rPr>
-                <w:rFonts w:ascii="Roboto Mono" w:hAnsi="Roboto Mono"/>
+                <w:rFonts w:ascii="Roboto Mono" w:eastAsia="Arial" w:hAnsi="Roboto Mono" w:cs="Arial"/>
+                <w:kern w:val="0"/>
+                <w:sz w:val="22"/>
+                <w:szCs w:val="22"/>
+                <w:lang w:val="en"/>
+                <w14:ligatures w14:val="none"/>
               </w:rPr>
               <w:t>Supports real-time applications</w:t>
             </w:r>
@@ -2114,27 +3147,48 @@
           </w:tcPr>
           <w:p>
             <w:pPr>
-              <w:rPr>
-                <w:rFonts w:ascii="Roboto Mono" w:hAnsi="Roboto Mono"/>
+              <w:spacing w:after="0" w:line="276" w:lineRule="auto"/>
+              <w:rPr>
+                <w:rFonts w:ascii="Roboto Mono" w:eastAsia="Arial" w:hAnsi="Roboto Mono" w:cs="Arial"/>
+                <w:kern w:val="0"/>
+                <w:sz w:val="22"/>
+                <w:szCs w:val="22"/>
+                <w:lang w:val="en"/>
+                <w14:ligatures w14:val="none"/>
               </w:rPr>
             </w:pPr>
             <w:r>
               <w:rPr>
-                <w:rFonts w:ascii="Segoe UI Emoji" w:hAnsi="Segoe UI Emoji" w:cs="Segoe UI Emoji"/>
+                <w:rFonts w:ascii="Segoe UI Emoji" w:eastAsia="Arial" w:hAnsi="Segoe UI Emoji" w:cs="Segoe UI Emoji"/>
+                <w:kern w:val="0"/>
+                <w:sz w:val="22"/>
+                <w:szCs w:val="22"/>
+                <w:lang w:val="en"/>
+                <w14:ligatures w14:val="none"/>
               </w:rPr>
               <w:t>⚙️</w:t>
             </w:r>
             <w:r>
               <w:rPr>
-                <w:rFonts w:ascii="Roboto Mono" w:hAnsi="Roboto Mono"/>
+                <w:rFonts w:ascii="Roboto Mono" w:eastAsia="Arial" w:hAnsi="Roboto Mono" w:cs="Arial"/>
+                <w:kern w:val="0"/>
+                <w:sz w:val="22"/>
+                <w:szCs w:val="22"/>
+                <w:lang w:val="en"/>
+                <w14:ligatures w14:val="none"/>
               </w:rPr>
               <w:t xml:space="preserve"> </w:t>
             </w:r>
             <w:r>
               <w:rPr>
-                <w:rFonts w:ascii="Roboto Mono" w:hAnsi="Roboto Mono"/>
+                <w:rFonts w:ascii="Roboto Mono" w:eastAsia="Arial" w:hAnsi="Roboto Mono" w:cs="Arial"/>
                 <w:b/>
                 <w:bCs/>
+                <w:kern w:val="0"/>
+                <w:sz w:val="22"/>
+                <w:szCs w:val="22"/>
+                <w:lang w:val="en"/>
+                <w14:ligatures w14:val="none"/>
               </w:rPr>
               <w:t>Session-based</w:t>
             </w:r>
@@ -2158,13 +3212,24 @@
           </w:tcPr>
           <w:p>
             <w:pPr>
-              <w:rPr>
-                <w:rFonts w:ascii="Roboto Mono" w:hAnsi="Roboto Mono"/>
+              <w:spacing w:after="0" w:line="276" w:lineRule="auto"/>
+              <w:rPr>
+                <w:rFonts w:ascii="Roboto Mono" w:eastAsia="Arial" w:hAnsi="Roboto Mono" w:cs="Arial"/>
+                <w:kern w:val="0"/>
+                <w:sz w:val="22"/>
+                <w:szCs w:val="22"/>
+                <w:lang w:val="en"/>
+                <w14:ligatures w14:val="none"/>
               </w:rPr>
             </w:pPr>
             <w:r>
               <w:rPr>
-                <w:rFonts w:ascii="Roboto Mono" w:hAnsi="Roboto Mono"/>
+                <w:rFonts w:ascii="Roboto Mono" w:eastAsia="Arial" w:hAnsi="Roboto Mono" w:cs="Arial"/>
+                <w:kern w:val="0"/>
+                <w:sz w:val="22"/>
+                <w:szCs w:val="22"/>
+                <w:lang w:val="en"/>
+                <w14:ligatures w14:val="none"/>
               </w:rPr>
               <w:t>Allows authentication, state tracking</w:t>
             </w:r>
@@ -2193,27 +3258,48 @@
           </w:tcPr>
           <w:p>
             <w:pPr>
-              <w:rPr>
-                <w:rFonts w:ascii="Roboto Mono" w:hAnsi="Roboto Mono"/>
+              <w:spacing w:after="0" w:line="276" w:lineRule="auto"/>
+              <w:rPr>
+                <w:rFonts w:ascii="Roboto Mono" w:eastAsia="Arial" w:hAnsi="Roboto Mono" w:cs="Arial"/>
+                <w:kern w:val="0"/>
+                <w:sz w:val="22"/>
+                <w:szCs w:val="22"/>
+                <w:lang w:val="en"/>
+                <w14:ligatures w14:val="none"/>
               </w:rPr>
             </w:pPr>
             <w:r>
               <w:rPr>
-                <w:rFonts w:ascii="Segoe UI Emoji" w:hAnsi="Segoe UI Emoji" w:cs="Segoe UI Emoji"/>
+                <w:rFonts w:ascii="Segoe UI Emoji" w:eastAsia="Arial" w:hAnsi="Segoe UI Emoji" w:cs="Segoe UI Emoji"/>
+                <w:kern w:val="0"/>
+                <w:sz w:val="22"/>
+                <w:szCs w:val="22"/>
+                <w:lang w:val="en"/>
+                <w14:ligatures w14:val="none"/>
               </w:rPr>
               <w:t>📦</w:t>
             </w:r>
             <w:r>
               <w:rPr>
-                <w:rFonts w:ascii="Roboto Mono" w:hAnsi="Roboto Mono"/>
+                <w:rFonts w:ascii="Roboto Mono" w:eastAsia="Arial" w:hAnsi="Roboto Mono" w:cs="Arial"/>
+                <w:kern w:val="0"/>
+                <w:sz w:val="22"/>
+                <w:szCs w:val="22"/>
+                <w:lang w:val="en"/>
+                <w14:ligatures w14:val="none"/>
               </w:rPr>
               <w:t xml:space="preserve"> </w:t>
             </w:r>
             <w:r>
               <w:rPr>
-                <w:rFonts w:ascii="Roboto Mono" w:hAnsi="Roboto Mono"/>
+                <w:rFonts w:ascii="Roboto Mono" w:eastAsia="Arial" w:hAnsi="Roboto Mono" w:cs="Arial"/>
                 <w:b/>
                 <w:bCs/>
+                <w:kern w:val="0"/>
+                <w:sz w:val="22"/>
+                <w:szCs w:val="22"/>
+                <w:lang w:val="en"/>
+                <w14:ligatures w14:val="none"/>
               </w:rPr>
               <w:t>Data integrity</w:t>
             </w:r>
@@ -2237,13 +3323,24 @@
           </w:tcPr>
           <w:p>
             <w:pPr>
-              <w:rPr>
-                <w:rFonts w:ascii="Roboto Mono" w:hAnsi="Roboto Mono"/>
+              <w:spacing w:after="0" w:line="276" w:lineRule="auto"/>
+              <w:rPr>
+                <w:rFonts w:ascii="Roboto Mono" w:eastAsia="Arial" w:hAnsi="Roboto Mono" w:cs="Arial"/>
+                <w:kern w:val="0"/>
+                <w:sz w:val="22"/>
+                <w:szCs w:val="22"/>
+                <w:lang w:val="en"/>
+                <w14:ligatures w14:val="none"/>
               </w:rPr>
             </w:pPr>
             <w:r>
               <w:rPr>
-                <w:rFonts w:ascii="Roboto Mono" w:hAnsi="Roboto Mono"/>
+                <w:rFonts w:ascii="Roboto Mono" w:eastAsia="Arial" w:hAnsi="Roboto Mono" w:cs="Arial"/>
+                <w:kern w:val="0"/>
+                <w:sz w:val="22"/>
+                <w:szCs w:val="22"/>
+                <w:lang w:val="en"/>
+                <w14:ligatures w14:val="none"/>
               </w:rPr>
               <w:t>Error correction and retransmission possible (TCP)</w:t>
             </w:r>
@@ -2252,101 +3349,186 @@
       </w:tr>
     </w:tbl>
     <w:p>
-      <w:r>
-        <w:pict w14:anchorId="6E774689">
+      <w:pPr>
+        <w:spacing w:after="0" w:line="276" w:lineRule="auto"/>
+        <w:rPr>
+          <w:rFonts w:ascii="Arial" w:eastAsia="Arial" w:hAnsi="Arial" w:cs="Arial"/>
+          <w:kern w:val="0"/>
+          <w:sz w:val="22"/>
+          <w:szCs w:val="22"/>
+          <w:lang w:val="en"/>
+          <w14:ligatures w14:val="none"/>
+        </w:rPr>
+      </w:pPr>
+      <w:r>
+        <w:rPr>
+          <w:rFonts w:ascii="Arial" w:eastAsia="Arial" w:hAnsi="Arial" w:cs="Arial"/>
+          <w:kern w:val="0"/>
+          <w:sz w:val="22"/>
+          <w:szCs w:val="22"/>
+          <w:lang w:val="en"/>
+          <w14:ligatures w14:val="none"/>
+        </w:rPr>
+        <w:pict w14:anchorId="2CD32FCF">
           <v:rect id="_x0000_i1030" style="width:0;height:1.5pt" o:hralign="center" o:hrstd="t" o:hr="t" fillcolor="#a0a0a0" stroked="f"/>
         </w:pict>
       </w:r>
     </w:p>
     <w:p>
       <w:pPr>
-        <w:pStyle w:val="Heading2"/>
-        <w:keepNext w:val="0"/>
-        <w:keepLines w:val="0"/>
-        <w:spacing w:before="280"/>
+        <w:spacing w:before="280" w:after="80" w:line="276" w:lineRule="auto"/>
+        <w:outlineLvl w:val="1"/>
+        <w:rPr>
+          <w:rFonts w:asciiTheme="majorHAnsi" w:eastAsiaTheme="majorEastAsia" w:hAnsiTheme="majorHAnsi" w:cstheme="majorBidi"/>
+          <w:color w:val="2F5496" w:themeColor="accent1" w:themeShade="BF"/>
+          <w:kern w:val="0"/>
+          <w:sz w:val="32"/>
+          <w:szCs w:val="32"/>
+          <w:lang w:val="en"/>
+          <w14:ligatures w14:val="none"/>
+        </w:rPr>
       </w:pPr>
       <w:bookmarkStart w:id="7" w:name="_cgew2b9dr19l" w:colFirst="0" w:colLast="0"/>
       <w:bookmarkEnd w:id="7"/>
       <w:r>
         <w:rPr>
-          <w:rFonts w:ascii="Segoe UI Emoji" w:hAnsi="Segoe UI Emoji" w:cs="Segoe UI Emoji"/>
+          <w:rFonts w:ascii="Segoe UI Emoji" w:eastAsiaTheme="majorEastAsia" w:hAnsi="Segoe UI Emoji" w:cs="Segoe UI Emoji"/>
+          <w:color w:val="2F5496" w:themeColor="accent1" w:themeShade="BF"/>
+          <w:kern w:val="0"/>
+          <w:sz w:val="32"/>
+          <w:szCs w:val="32"/>
+          <w:lang w:val="en"/>
+          <w14:ligatures w14:val="none"/>
         </w:rPr>
         <w:t>⚠️</w:t>
       </w:r>
       <w:r>
+        <w:rPr>
+          <w:rFonts w:asciiTheme="majorHAnsi" w:eastAsiaTheme="majorEastAsia" w:hAnsiTheme="majorHAnsi" w:cstheme="majorBidi"/>
+          <w:color w:val="2F5496" w:themeColor="accent1" w:themeShade="BF"/>
+          <w:kern w:val="0"/>
+          <w:sz w:val="32"/>
+          <w:szCs w:val="32"/>
+          <w:lang w:val="en"/>
+          <w14:ligatures w14:val="none"/>
+        </w:rPr>
         <w:t xml:space="preserve"> Limitations / Considerations</w:t>
       </w:r>
     </w:p>
     <w:p>
       <w:pPr>
-        <w:rPr>
-          <w:rFonts w:ascii="Roboto Mono" w:hAnsi="Roboto Mono"/>
+        <w:spacing w:after="0" w:line="276" w:lineRule="auto"/>
+        <w:rPr>
+          <w:rFonts w:ascii="Roboto Mono" w:eastAsia="Arial" w:hAnsi="Roboto Mono" w:cs="Arial"/>
+          <w:kern w:val="0"/>
+          <w:sz w:val="22"/>
+          <w:szCs w:val="22"/>
+          <w:lang w:val="en"/>
+          <w14:ligatures w14:val="none"/>
         </w:rPr>
       </w:pPr>
       <w:r>
         <w:rPr>
-          <w:rFonts w:ascii="Arial" w:hAnsi="Arial" w:eastAsia="Arial"/>
+          <w:rFonts w:ascii="Arial" w:eastAsia="Arial" w:hAnsi="Arial" w:cs="Arial"/>
           <w:b/>
-          <w:sz w:val="22"/>
+          <w:kern w:val="0"/>
+          <w:sz w:val="22"/>
+          <w:szCs w:val="22"/>
           <w:shd w:val="clear" w:color="auto" w:fill="B7B7B7"/>
+          <w:lang w:val="en"/>
+          <w14:ligatures w14:val="none"/>
         </w:rPr>
         <w:t># Source</w:t>
       </w:r>
       <w:r>
         <w:rPr>
-          <w:rFonts w:ascii="Arial" w:hAnsi="Arial" w:eastAsia="Arial"/>
-          <w:sz w:val="22"/>
+          <w:rFonts w:ascii="Arial" w:eastAsia="Arial" w:hAnsi="Arial" w:cs="Arial"/>
+          <w:kern w:val="0"/>
+          <w:sz w:val="22"/>
+          <w:szCs w:val="22"/>
           <w:shd w:val="clear" w:color="auto" w:fill="B7B7B7"/>
+          <w:lang w:val="en"/>
+          <w14:ligatures w14:val="none"/>
         </w:rPr>
         <w:t xml:space="preserve">: </w:t>
       </w:r>
       <w:r>
         <w:rPr>
-          <w:rFonts w:ascii="Arial" w:hAnsi="Arial" w:eastAsia="Arial"/>
+          <w:rFonts w:ascii="Arial" w:eastAsia="Arial" w:hAnsi="Arial" w:cs="Arial"/>
           <w:b/>
-          <w:sz w:val="22"/>
+          <w:kern w:val="0"/>
+          <w:sz w:val="22"/>
+          <w:szCs w:val="22"/>
           <w:shd w:val="clear" w:color="auto" w:fill="B7B7B7"/>
+          <w:lang w:val="en"/>
+          <w14:ligatures w14:val="none"/>
         </w:rPr>
         <w:t xml:space="preserve">Chatgpt </w:t>
       </w:r>
       <w:r>
         <w:rPr>
-          <w:rFonts w:ascii="Arial" w:hAnsi="Arial" w:eastAsia="Arial"/>
+          <w:rFonts w:ascii="Arial" w:eastAsia="Arial" w:hAnsi="Arial" w:cs="Arial"/>
           <w:b/>
+          <w:kern w:val="0"/>
           <w:sz w:val="22"/>
           <w:szCs w:val="14"/>
           <w:shd w:val="clear" w:color="auto" w:fill="B7B7B7"/>
+          <w:lang w:val="en"/>
+          <w14:ligatures w14:val="none"/>
         </w:rPr>
         <w:t>(GPT</w:t>
       </w:r>
       <w:r>
         <w:rPr>
-          <w:rFonts w:ascii="Arial" w:hAnsi="Arial" w:cs="Cambria Math" w:eastAsia="Arial"/>
+          <w:rFonts w:ascii="Cambria Math" w:eastAsia="Arial" w:hAnsi="Cambria Math" w:cs="Cambria Math"/>
           <w:b/>
+          <w:kern w:val="0"/>
           <w:sz w:val="22"/>
           <w:szCs w:val="14"/>
           <w:shd w:val="clear" w:color="auto" w:fill="B7B7B7"/>
+          <w:lang w:val="en"/>
+          <w14:ligatures w14:val="none"/>
         </w:rPr>
         <w:t>‑</w:t>
       </w:r>
       <w:r>
         <w:rPr>
-          <w:rFonts w:ascii="Arial" w:hAnsi="Arial" w:eastAsia="Arial"/>
+          <w:rFonts w:ascii="Arial" w:eastAsia="Arial" w:hAnsi="Arial" w:cs="Arial"/>
           <w:b/>
+          <w:kern w:val="0"/>
           <w:sz w:val="22"/>
           <w:szCs w:val="14"/>
           <w:shd w:val="clear" w:color="auto" w:fill="B7B7B7"/>
+          <w:lang w:val="en"/>
+          <w14:ligatures w14:val="none"/>
         </w:rPr>
         <w:t>5 Mini) at [12/9/2025]</w:t>
       </w:r>
     </w:p>
     <w:p>
-      <w:r>
-        <w:rPr>
+      <w:pPr>
+        <w:spacing w:after="0" w:line="276" w:lineRule="auto"/>
+        <w:rPr>
+          <w:rFonts w:ascii="Arial" w:eastAsia="Arial" w:hAnsi="Arial" w:cs="Arial"/>
+          <w:kern w:val="0"/>
+          <w:sz w:val="22"/>
+          <w:szCs w:val="22"/>
+          <w:lang w:val="en"/>
+          <w14:ligatures w14:val="none"/>
+        </w:rPr>
+      </w:pPr>
+      <w:r>
+        <w:rPr>
+          <w:rFonts w:ascii="Arial" w:eastAsia="Arial" w:hAnsi="Arial" w:cs="Arial"/>
           <w:noProof/>
+          <w:kern w:val="0"/>
+          <w:sz w:val="22"/>
+          <w:szCs w:val="22"/>
+          <w:lang w:val="en"/>
+          <w14:ligatures w14:val="none"/>
         </w:rPr>
         <w:drawing>
-          <wp:inline distT="114300" distB="114300" distL="114300" distR="114300" wp14:anchorId="2ABF444A" wp14:editId="06AB9D9C">
+          <wp:inline distT="114300" distB="114300" distL="114300" distR="114300" wp14:anchorId="2A1AB8CE" wp14:editId="5E3091DF">
             <wp:extent cx="5943600" cy="1333500"/>
             <wp:effectExtent l="0" t="0" r="0" b="0"/>
             <wp:docPr id="3" name="image4.png"/>
@@ -2422,16 +3604,27 @@
           </w:tcPr>
           <w:p>
             <w:pPr>
+              <w:spacing w:after="0" w:line="276" w:lineRule="auto"/>
               <w:jc w:val="center"/>
               <w:rPr>
-                <w:rFonts w:ascii="Roboto Mono" w:hAnsi="Roboto Mono"/>
+                <w:rFonts w:ascii="Roboto Mono" w:eastAsia="Arial" w:hAnsi="Roboto Mono" w:cs="Arial"/>
+                <w:kern w:val="0"/>
+                <w:sz w:val="22"/>
+                <w:szCs w:val="22"/>
+                <w:lang w:val="en"/>
+                <w14:ligatures w14:val="none"/>
               </w:rPr>
             </w:pPr>
             <w:r>
               <w:rPr>
-                <w:rFonts w:ascii="Roboto Mono" w:hAnsi="Roboto Mono"/>
+                <w:rFonts w:ascii="Roboto Mono" w:eastAsia="Arial" w:hAnsi="Roboto Mono" w:cs="Arial"/>
                 <w:b/>
                 <w:bCs/>
+                <w:kern w:val="0"/>
+                <w:sz w:val="22"/>
+                <w:szCs w:val="22"/>
+                <w:lang w:val="en"/>
+                <w14:ligatures w14:val="none"/>
               </w:rPr>
               <w:t>Limitation</w:t>
             </w:r>
@@ -2455,16 +3648,27 @@
           </w:tcPr>
           <w:p>
             <w:pPr>
+              <w:spacing w:after="0" w:line="276" w:lineRule="auto"/>
               <w:jc w:val="center"/>
               <w:rPr>
-                <w:rFonts w:ascii="Roboto Mono" w:hAnsi="Roboto Mono"/>
+                <w:rFonts w:ascii="Roboto Mono" w:eastAsia="Arial" w:hAnsi="Roboto Mono" w:cs="Arial"/>
+                <w:kern w:val="0"/>
+                <w:sz w:val="22"/>
+                <w:szCs w:val="22"/>
+                <w:lang w:val="en"/>
+                <w14:ligatures w14:val="none"/>
               </w:rPr>
             </w:pPr>
             <w:r>
               <w:rPr>
-                <w:rFonts w:ascii="Roboto Mono" w:hAnsi="Roboto Mono"/>
+                <w:rFonts w:ascii="Roboto Mono" w:eastAsia="Arial" w:hAnsi="Roboto Mono" w:cs="Arial"/>
                 <w:b/>
                 <w:bCs/>
+                <w:kern w:val="0"/>
+                <w:sz w:val="22"/>
+                <w:szCs w:val="22"/>
+                <w:lang w:val="en"/>
+                <w14:ligatures w14:val="none"/>
               </w:rPr>
               <w:t>Why it matters</w:t>
             </w:r>
@@ -2493,27 +3697,48 @@
           </w:tcPr>
           <w:p>
             <w:pPr>
-              <w:rPr>
-                <w:rFonts w:ascii="Roboto Mono" w:hAnsi="Roboto Mono"/>
+              <w:spacing w:after="0" w:line="276" w:lineRule="auto"/>
+              <w:rPr>
+                <w:rFonts w:ascii="Roboto Mono" w:eastAsia="Arial" w:hAnsi="Roboto Mono" w:cs="Arial"/>
+                <w:kern w:val="0"/>
+                <w:sz w:val="22"/>
+                <w:szCs w:val="22"/>
+                <w:lang w:val="en"/>
+                <w14:ligatures w14:val="none"/>
               </w:rPr>
             </w:pPr>
             <w:r>
               <w:rPr>
-                <w:rFonts w:ascii="Segoe UI Emoji" w:hAnsi="Segoe UI Emoji" w:cs="Segoe UI Emoji"/>
+                <w:rFonts w:ascii="Segoe UI Emoji" w:eastAsia="Arial" w:hAnsi="Segoe UI Emoji" w:cs="Segoe UI Emoji"/>
+                <w:kern w:val="0"/>
+                <w:sz w:val="22"/>
+                <w:szCs w:val="22"/>
+                <w:lang w:val="en"/>
+                <w14:ligatures w14:val="none"/>
               </w:rPr>
               <w:t>💰</w:t>
             </w:r>
             <w:r>
               <w:rPr>
-                <w:rFonts w:ascii="Roboto Mono" w:hAnsi="Roboto Mono"/>
+                <w:rFonts w:ascii="Roboto Mono" w:eastAsia="Arial" w:hAnsi="Roboto Mono" w:cs="Arial"/>
+                <w:kern w:val="0"/>
+                <w:sz w:val="22"/>
+                <w:szCs w:val="22"/>
+                <w:lang w:val="en"/>
+                <w14:ligatures w14:val="none"/>
               </w:rPr>
               <w:t xml:space="preserve"> </w:t>
             </w:r>
             <w:r>
               <w:rPr>
-                <w:rFonts w:ascii="Roboto Mono" w:hAnsi="Roboto Mono"/>
+                <w:rFonts w:ascii="Roboto Mono" w:eastAsia="Arial" w:hAnsi="Roboto Mono" w:cs="Arial"/>
                 <w:b/>
                 <w:bCs/>
+                <w:kern w:val="0"/>
+                <w:sz w:val="22"/>
+                <w:szCs w:val="22"/>
+                <w:lang w:val="en"/>
+                <w14:ligatures w14:val="none"/>
               </w:rPr>
               <w:t>Higher bandwidth</w:t>
             </w:r>
@@ -2537,13 +3762,24 @@
           </w:tcPr>
           <w:p>
             <w:pPr>
-              <w:rPr>
-                <w:rFonts w:ascii="Roboto Mono" w:hAnsi="Roboto Mono"/>
+              <w:spacing w:after="0" w:line="276" w:lineRule="auto"/>
+              <w:rPr>
+                <w:rFonts w:ascii="Roboto Mono" w:eastAsia="Arial" w:hAnsi="Roboto Mono" w:cs="Arial"/>
+                <w:kern w:val="0"/>
+                <w:sz w:val="22"/>
+                <w:szCs w:val="22"/>
+                <w:lang w:val="en"/>
+                <w14:ligatures w14:val="none"/>
               </w:rPr>
             </w:pPr>
             <w:r>
               <w:rPr>
-                <w:rFonts w:ascii="Roboto Mono" w:hAnsi="Roboto Mono"/>
+                <w:rFonts w:ascii="Roboto Mono" w:eastAsia="Arial" w:hAnsi="Roboto Mono" w:cs="Arial"/>
+                <w:kern w:val="0"/>
+                <w:sz w:val="22"/>
+                <w:szCs w:val="22"/>
+                <w:lang w:val="en"/>
+                <w14:ligatures w14:val="none"/>
               </w:rPr>
               <w:t>More data flows in both directions</w:t>
             </w:r>
@@ -2572,27 +3808,48 @@
           </w:tcPr>
           <w:p>
             <w:pPr>
-              <w:rPr>
-                <w:rFonts w:ascii="Roboto Mono" w:hAnsi="Roboto Mono"/>
+              <w:spacing w:after="0" w:line="276" w:lineRule="auto"/>
+              <w:rPr>
+                <w:rFonts w:ascii="Roboto Mono" w:eastAsia="Arial" w:hAnsi="Roboto Mono" w:cs="Arial"/>
+                <w:kern w:val="0"/>
+                <w:sz w:val="22"/>
+                <w:szCs w:val="22"/>
+                <w:lang w:val="en"/>
+                <w14:ligatures w14:val="none"/>
               </w:rPr>
             </w:pPr>
             <w:r>
               <w:rPr>
-                <w:rFonts w:ascii="Segoe UI Emoji" w:hAnsi="Segoe UI Emoji" w:cs="Segoe UI Emoji"/>
+                <w:rFonts w:ascii="Segoe UI Emoji" w:eastAsia="Arial" w:hAnsi="Segoe UI Emoji" w:cs="Segoe UI Emoji"/>
+                <w:kern w:val="0"/>
+                <w:sz w:val="22"/>
+                <w:szCs w:val="22"/>
+                <w:lang w:val="en"/>
+                <w14:ligatures w14:val="none"/>
               </w:rPr>
               <w:t>🔐</w:t>
             </w:r>
             <w:r>
               <w:rPr>
-                <w:rFonts w:ascii="Roboto Mono" w:hAnsi="Roboto Mono"/>
+                <w:rFonts w:ascii="Roboto Mono" w:eastAsia="Arial" w:hAnsi="Roboto Mono" w:cs="Arial"/>
+                <w:kern w:val="0"/>
+                <w:sz w:val="22"/>
+                <w:szCs w:val="22"/>
+                <w:lang w:val="en"/>
+                <w14:ligatures w14:val="none"/>
               </w:rPr>
               <w:t xml:space="preserve"> </w:t>
             </w:r>
             <w:r>
               <w:rPr>
-                <w:rFonts w:ascii="Roboto Mono" w:hAnsi="Roboto Mono"/>
+                <w:rFonts w:ascii="Roboto Mono" w:eastAsia="Arial" w:hAnsi="Roboto Mono" w:cs="Arial"/>
                 <w:b/>
                 <w:bCs/>
+                <w:kern w:val="0"/>
+                <w:sz w:val="22"/>
+                <w:szCs w:val="22"/>
+                <w:lang w:val="en"/>
+                <w14:ligatures w14:val="none"/>
               </w:rPr>
               <w:t>Security needed</w:t>
             </w:r>
@@ -2616,13 +3873,24 @@
           </w:tcPr>
           <w:p>
             <w:pPr>
-              <w:rPr>
-                <w:rFonts w:ascii="Roboto Mono" w:hAnsi="Roboto Mono"/>
+              <w:spacing w:after="0" w:line="276" w:lineRule="auto"/>
+              <w:rPr>
+                <w:rFonts w:ascii="Roboto Mono" w:eastAsia="Arial" w:hAnsi="Roboto Mono" w:cs="Arial"/>
+                <w:kern w:val="0"/>
+                <w:sz w:val="22"/>
+                <w:szCs w:val="22"/>
+                <w:lang w:val="en"/>
+                <w14:ligatures w14:val="none"/>
               </w:rPr>
             </w:pPr>
             <w:r>
               <w:rPr>
-                <w:rFonts w:ascii="Roboto Mono" w:hAnsi="Roboto Mono"/>
+                <w:rFonts w:ascii="Roboto Mono" w:eastAsia="Arial" w:hAnsi="Roboto Mono" w:cs="Arial"/>
+                <w:kern w:val="0"/>
+                <w:sz w:val="22"/>
+                <w:szCs w:val="22"/>
+                <w:lang w:val="en"/>
+                <w14:ligatures w14:val="none"/>
               </w:rPr>
               <w:t>Two-way traffic must be protected (e.g., HTTPS)</w:t>
             </w:r>
@@ -2651,27 +3919,48 @@
           </w:tcPr>
           <w:p>
             <w:pPr>
-              <w:rPr>
-                <w:rFonts w:ascii="Roboto Mono" w:hAnsi="Roboto Mono"/>
+              <w:spacing w:after="0" w:line="276" w:lineRule="auto"/>
+              <w:rPr>
+                <w:rFonts w:ascii="Roboto Mono" w:eastAsia="Arial" w:hAnsi="Roboto Mono" w:cs="Arial"/>
+                <w:kern w:val="0"/>
+                <w:sz w:val="22"/>
+                <w:szCs w:val="22"/>
+                <w:lang w:val="en"/>
+                <w14:ligatures w14:val="none"/>
               </w:rPr>
             </w:pPr>
             <w:r>
               <w:rPr>
-                <w:rFonts w:ascii="Segoe UI Symbol" w:hAnsi="Segoe UI Symbol" w:cs="Segoe UI Symbol"/>
+                <w:rFonts w:ascii="Segoe UI Symbol" w:eastAsia="Arial" w:hAnsi="Segoe UI Symbol" w:cs="Segoe UI Symbol"/>
+                <w:kern w:val="0"/>
+                <w:sz w:val="22"/>
+                <w:szCs w:val="22"/>
+                <w:lang w:val="en"/>
+                <w14:ligatures w14:val="none"/>
               </w:rPr>
               <w:t>🛠</w:t>
             </w:r>
             <w:r>
               <w:rPr>
-                <w:rFonts w:ascii="Roboto Mono" w:hAnsi="Roboto Mono"/>
+                <w:rFonts w:ascii="Roboto Mono" w:eastAsia="Arial" w:hAnsi="Roboto Mono" w:cs="Arial"/>
+                <w:kern w:val="0"/>
+                <w:sz w:val="22"/>
+                <w:szCs w:val="22"/>
+                <w:lang w:val="en"/>
+                <w14:ligatures w14:val="none"/>
               </w:rPr>
               <w:t xml:space="preserve"> </w:t>
             </w:r>
             <w:r>
               <w:rPr>
-                <w:rFonts w:ascii="Roboto Mono" w:hAnsi="Roboto Mono"/>
+                <w:rFonts w:ascii="Roboto Mono" w:eastAsia="Arial" w:hAnsi="Roboto Mono" w:cs="Arial"/>
                 <w:b/>
                 <w:bCs/>
+                <w:kern w:val="0"/>
+                <w:sz w:val="22"/>
+                <w:szCs w:val="22"/>
+                <w:lang w:val="en"/>
+                <w14:ligatures w14:val="none"/>
               </w:rPr>
               <w:t>More complex setup</w:t>
             </w:r>
@@ -2695,13 +3984,24 @@
           </w:tcPr>
           <w:p>
             <w:pPr>
-              <w:rPr>
-                <w:rFonts w:ascii="Roboto Mono" w:hAnsi="Roboto Mono"/>
+              <w:spacing w:after="0" w:line="276" w:lineRule="auto"/>
+              <w:rPr>
+                <w:rFonts w:ascii="Roboto Mono" w:eastAsia="Arial" w:hAnsi="Roboto Mono" w:cs="Arial"/>
+                <w:kern w:val="0"/>
+                <w:sz w:val="22"/>
+                <w:szCs w:val="22"/>
+                <w:lang w:val="en"/>
+                <w14:ligatures w14:val="none"/>
               </w:rPr>
             </w:pPr>
             <w:r>
               <w:rPr>
-                <w:rFonts w:ascii="Roboto Mono" w:hAnsi="Roboto Mono"/>
+                <w:rFonts w:ascii="Roboto Mono" w:eastAsia="Arial" w:hAnsi="Roboto Mono" w:cs="Arial"/>
+                <w:kern w:val="0"/>
+                <w:sz w:val="22"/>
+                <w:szCs w:val="22"/>
+                <w:lang w:val="en"/>
+                <w14:ligatures w14:val="none"/>
               </w:rPr>
               <w:t>Session handling, state tracking required</w:t>
             </w:r>
@@ -2710,102 +4010,186 @@
       </w:tr>
     </w:tbl>
     <w:p>
-      <w:r>
-        <w:pict w14:anchorId="70D9DC92">
+      <w:pPr>
+        <w:spacing w:after="0" w:line="276" w:lineRule="auto"/>
+        <w:rPr>
+          <w:rFonts w:ascii="Arial" w:eastAsia="Arial" w:hAnsi="Arial" w:cs="Arial"/>
+          <w:kern w:val="0"/>
+          <w:sz w:val="22"/>
+          <w:szCs w:val="22"/>
+          <w:lang w:val="en"/>
+          <w14:ligatures w14:val="none"/>
+        </w:rPr>
+      </w:pPr>
+      <w:r>
+        <w:rPr>
+          <w:rFonts w:ascii="Arial" w:eastAsia="Arial" w:hAnsi="Arial" w:cs="Arial"/>
+          <w:kern w:val="0"/>
+          <w:sz w:val="22"/>
+          <w:szCs w:val="22"/>
+          <w:lang w:val="en"/>
+          <w14:ligatures w14:val="none"/>
+        </w:rPr>
+        <w:pict w14:anchorId="3CDDD544">
           <v:rect id="_x0000_i1031" style="width:0;height:1.5pt" o:hralign="center" o:hrstd="t" o:hr="t" fillcolor="#a0a0a0" stroked="f"/>
         </w:pict>
       </w:r>
     </w:p>
     <w:p>
       <w:pPr>
-        <w:pStyle w:val="Heading2"/>
-        <w:keepNext w:val="0"/>
-        <w:keepLines w:val="0"/>
-        <w:spacing w:before="280"/>
+        <w:spacing w:before="280" w:after="80" w:line="276" w:lineRule="auto"/>
+        <w:outlineLvl w:val="1"/>
+        <w:rPr>
+          <w:rFonts w:asciiTheme="majorHAnsi" w:eastAsiaTheme="majorEastAsia" w:hAnsiTheme="majorHAnsi" w:cstheme="majorBidi"/>
+          <w:color w:val="2F5496" w:themeColor="accent1" w:themeShade="BF"/>
+          <w:kern w:val="0"/>
+          <w:sz w:val="32"/>
+          <w:szCs w:val="32"/>
+          <w:lang w:val="en"/>
+          <w14:ligatures w14:val="none"/>
+        </w:rPr>
       </w:pPr>
       <w:bookmarkStart w:id="8" w:name="_89ztd5dfo2f0" w:colFirst="0" w:colLast="0"/>
       <w:bookmarkEnd w:id="8"/>
       <w:r>
         <w:rPr>
-          <w:rFonts w:ascii="Segoe UI Emoji" w:hAnsi="Segoe UI Emoji" w:cs="Segoe UI Emoji"/>
+          <w:rFonts w:ascii="Segoe UI Emoji" w:eastAsiaTheme="majorEastAsia" w:hAnsi="Segoe UI Emoji" w:cs="Segoe UI Emoji"/>
+          <w:color w:val="2F5496" w:themeColor="accent1" w:themeShade="BF"/>
+          <w:kern w:val="0"/>
+          <w:sz w:val="32"/>
+          <w:szCs w:val="32"/>
+          <w:lang w:val="en"/>
+          <w14:ligatures w14:val="none"/>
         </w:rPr>
         <w:t>🔁</w:t>
       </w:r>
       <w:r>
+        <w:rPr>
+          <w:rFonts w:asciiTheme="majorHAnsi" w:eastAsiaTheme="majorEastAsia" w:hAnsiTheme="majorHAnsi" w:cstheme="majorBidi"/>
+          <w:color w:val="2F5496" w:themeColor="accent1" w:themeShade="BF"/>
+          <w:kern w:val="0"/>
+          <w:sz w:val="32"/>
+          <w:szCs w:val="32"/>
+          <w:lang w:val="en"/>
+          <w14:ligatures w14:val="none"/>
+        </w:rPr>
         <w:t xml:space="preserve"> Bidirectional vs. Unidirectional</w:t>
       </w:r>
     </w:p>
     <w:p>
       <w:pPr>
-        <w:rPr>
-          <w:rFonts w:ascii="Roboto Mono" w:hAnsi="Roboto Mono"/>
+        <w:spacing w:after="0" w:line="276" w:lineRule="auto"/>
+        <w:rPr>
+          <w:rFonts w:ascii="Roboto Mono" w:eastAsia="Arial" w:hAnsi="Roboto Mono" w:cs="Arial"/>
+          <w:kern w:val="0"/>
+          <w:sz w:val="22"/>
+          <w:szCs w:val="22"/>
+          <w:lang w:val="en"/>
+          <w14:ligatures w14:val="none"/>
         </w:rPr>
       </w:pPr>
       <w:r>
         <w:rPr>
-          <w:rFonts w:ascii="Arial" w:hAnsi="Arial" w:eastAsia="Arial"/>
+          <w:rFonts w:ascii="Arial" w:eastAsia="Arial" w:hAnsi="Arial" w:cs="Arial"/>
           <w:b/>
-          <w:sz w:val="22"/>
+          <w:kern w:val="0"/>
+          <w:sz w:val="22"/>
+          <w:szCs w:val="22"/>
           <w:shd w:val="clear" w:color="auto" w:fill="B7B7B7"/>
+          <w:lang w:val="en"/>
+          <w14:ligatures w14:val="none"/>
         </w:rPr>
         <w:t># Source</w:t>
       </w:r>
       <w:r>
         <w:rPr>
-          <w:rFonts w:ascii="Arial" w:hAnsi="Arial" w:eastAsia="Arial"/>
-          <w:sz w:val="22"/>
+          <w:rFonts w:ascii="Arial" w:eastAsia="Arial" w:hAnsi="Arial" w:cs="Arial"/>
+          <w:kern w:val="0"/>
+          <w:sz w:val="22"/>
+          <w:szCs w:val="22"/>
           <w:shd w:val="clear" w:color="auto" w:fill="B7B7B7"/>
+          <w:lang w:val="en"/>
+          <w14:ligatures w14:val="none"/>
         </w:rPr>
         <w:t xml:space="preserve">: </w:t>
       </w:r>
       <w:r>
         <w:rPr>
-          <w:rFonts w:ascii="Arial" w:hAnsi="Arial" w:eastAsia="Arial"/>
+          <w:rFonts w:ascii="Arial" w:eastAsia="Arial" w:hAnsi="Arial" w:cs="Arial"/>
           <w:b/>
-          <w:sz w:val="22"/>
+          <w:kern w:val="0"/>
+          <w:sz w:val="22"/>
+          <w:szCs w:val="22"/>
           <w:shd w:val="clear" w:color="auto" w:fill="B7B7B7"/>
+          <w:lang w:val="en"/>
+          <w14:ligatures w14:val="none"/>
         </w:rPr>
         <w:t xml:space="preserve">Chatgpt </w:t>
       </w:r>
       <w:r>
         <w:rPr>
-          <w:rFonts w:ascii="Arial" w:hAnsi="Arial" w:eastAsia="Arial"/>
+          <w:rFonts w:ascii="Arial" w:eastAsia="Arial" w:hAnsi="Arial" w:cs="Arial"/>
           <w:b/>
+          <w:kern w:val="0"/>
           <w:sz w:val="22"/>
           <w:szCs w:val="14"/>
           <w:shd w:val="clear" w:color="auto" w:fill="B7B7B7"/>
+          <w:lang w:val="en"/>
+          <w14:ligatures w14:val="none"/>
         </w:rPr>
         <w:t>(GPT</w:t>
       </w:r>
       <w:r>
         <w:rPr>
-          <w:rFonts w:ascii="Arial" w:hAnsi="Arial" w:cs="Cambria Math" w:eastAsia="Arial"/>
+          <w:rFonts w:ascii="Cambria Math" w:eastAsia="Arial" w:hAnsi="Cambria Math" w:cs="Cambria Math"/>
           <w:b/>
+          <w:kern w:val="0"/>
           <w:sz w:val="22"/>
           <w:szCs w:val="14"/>
           <w:shd w:val="clear" w:color="auto" w:fill="B7B7B7"/>
+          <w:lang w:val="en"/>
+          <w14:ligatures w14:val="none"/>
         </w:rPr>
         <w:t>‑</w:t>
       </w:r>
       <w:r>
         <w:rPr>
-          <w:rFonts w:ascii="Arial" w:hAnsi="Arial" w:eastAsia="Arial"/>
+          <w:rFonts w:ascii="Arial" w:eastAsia="Arial" w:hAnsi="Arial" w:cs="Arial"/>
           <w:b/>
+          <w:kern w:val="0"/>
           <w:sz w:val="22"/>
           <w:szCs w:val="14"/>
           <w:shd w:val="clear" w:color="auto" w:fill="B7B7B7"/>
+          <w:lang w:val="en"/>
+          <w14:ligatures w14:val="none"/>
         </w:rPr>
         <w:t>5 Mini) at [12/9/2025]</w:t>
       </w:r>
     </w:p>
     <w:p>
-      <w:r>
-        <w:rPr>
+      <w:pPr>
+        <w:spacing w:after="0" w:line="276" w:lineRule="auto"/>
+        <w:rPr>
+          <w:rFonts w:ascii="Arial" w:eastAsia="Arial" w:hAnsi="Arial" w:cs="Arial"/>
+          <w:kern w:val="0"/>
+          <w:sz w:val="22"/>
+          <w:szCs w:val="22"/>
+          <w:lang w:val="en"/>
+          <w14:ligatures w14:val="none"/>
+        </w:rPr>
+      </w:pPr>
+      <w:r>
+        <w:rPr>
+          <w:rFonts w:ascii="Arial" w:eastAsia="Arial" w:hAnsi="Arial" w:cs="Arial"/>
           <w:noProof/>
-        </w:rPr>
-        <w:lastRenderedPageBreak/>
+          <w:kern w:val="0"/>
+          <w:sz w:val="22"/>
+          <w:szCs w:val="22"/>
+          <w:lang w:val="en"/>
+          <w14:ligatures w14:val="none"/>
+        </w:rPr>
         <w:drawing>
-          <wp:inline distT="114300" distB="114300" distL="114300" distR="114300" wp14:anchorId="00CA0B2B" wp14:editId="621B2B83">
+          <wp:inline distT="114300" distB="114300" distL="114300" distR="114300" wp14:anchorId="08590C74" wp14:editId="5B3F7BF5">
             <wp:extent cx="5943600" cy="1943100"/>
             <wp:effectExtent l="0" t="0" r="0" b="0"/>
             <wp:docPr id="7" name="image5.png"/>
@@ -2882,16 +4266,27 @@
           </w:tcPr>
           <w:p>
             <w:pPr>
+              <w:spacing w:after="0" w:line="276" w:lineRule="auto"/>
               <w:jc w:val="center"/>
               <w:rPr>
-                <w:rFonts w:ascii="Roboto Mono" w:hAnsi="Roboto Mono"/>
+                <w:rFonts w:ascii="Roboto Mono" w:eastAsia="Arial" w:hAnsi="Roboto Mono" w:cs="Arial"/>
+                <w:kern w:val="0"/>
+                <w:sz w:val="22"/>
+                <w:szCs w:val="22"/>
+                <w:lang w:val="en"/>
+                <w14:ligatures w14:val="none"/>
               </w:rPr>
             </w:pPr>
             <w:r>
               <w:rPr>
-                <w:rFonts w:ascii="Roboto Mono" w:hAnsi="Roboto Mono"/>
+                <w:rFonts w:ascii="Roboto Mono" w:eastAsia="Arial" w:hAnsi="Roboto Mono" w:cs="Arial"/>
                 <w:b/>
                 <w:bCs/>
+                <w:kern w:val="0"/>
+                <w:sz w:val="22"/>
+                <w:szCs w:val="22"/>
+                <w:lang w:val="en"/>
+                <w14:ligatures w14:val="none"/>
               </w:rPr>
               <w:t>Feature</w:t>
             </w:r>
@@ -2915,16 +4310,27 @@
           </w:tcPr>
           <w:p>
             <w:pPr>
+              <w:spacing w:after="0" w:line="276" w:lineRule="auto"/>
               <w:jc w:val="center"/>
               <w:rPr>
-                <w:rFonts w:ascii="Roboto Mono" w:hAnsi="Roboto Mono"/>
+                <w:rFonts w:ascii="Roboto Mono" w:eastAsia="Arial" w:hAnsi="Roboto Mono" w:cs="Arial"/>
+                <w:kern w:val="0"/>
+                <w:sz w:val="22"/>
+                <w:szCs w:val="22"/>
+                <w:lang w:val="en"/>
+                <w14:ligatures w14:val="none"/>
               </w:rPr>
             </w:pPr>
             <w:r>
               <w:rPr>
-                <w:rFonts w:ascii="Roboto Mono" w:hAnsi="Roboto Mono"/>
+                <w:rFonts w:ascii="Roboto Mono" w:eastAsia="Arial" w:hAnsi="Roboto Mono" w:cs="Arial"/>
                 <w:b/>
                 <w:bCs/>
+                <w:kern w:val="0"/>
+                <w:sz w:val="22"/>
+                <w:szCs w:val="22"/>
+                <w:lang w:val="en"/>
+                <w14:ligatures w14:val="none"/>
               </w:rPr>
               <w:t>Bidirectional</w:t>
             </w:r>
@@ -2948,16 +4354,27 @@
           </w:tcPr>
           <w:p>
             <w:pPr>
+              <w:spacing w:after="0" w:line="276" w:lineRule="auto"/>
               <w:jc w:val="center"/>
               <w:rPr>
-                <w:rFonts w:ascii="Roboto Mono" w:hAnsi="Roboto Mono"/>
+                <w:rFonts w:ascii="Roboto Mono" w:eastAsia="Arial" w:hAnsi="Roboto Mono" w:cs="Arial"/>
+                <w:kern w:val="0"/>
+                <w:sz w:val="22"/>
+                <w:szCs w:val="22"/>
+                <w:lang w:val="en"/>
+                <w14:ligatures w14:val="none"/>
               </w:rPr>
             </w:pPr>
             <w:r>
               <w:rPr>
-                <w:rFonts w:ascii="Roboto Mono" w:hAnsi="Roboto Mono"/>
+                <w:rFonts w:ascii="Roboto Mono" w:eastAsia="Arial" w:hAnsi="Roboto Mono" w:cs="Arial"/>
                 <w:b/>
                 <w:bCs/>
+                <w:kern w:val="0"/>
+                <w:sz w:val="22"/>
+                <w:szCs w:val="22"/>
+                <w:lang w:val="en"/>
+                <w14:ligatures w14:val="none"/>
               </w:rPr>
               <w:t>Unidirectional</w:t>
             </w:r>
@@ -2986,19 +4403,35 @@
           </w:tcPr>
           <w:p>
             <w:pPr>
-              <w:rPr>
-                <w:rFonts w:ascii="Roboto Mono" w:hAnsi="Roboto Mono"/>
+              <w:spacing w:after="0" w:line="276" w:lineRule="auto"/>
+              <w:rPr>
+                <w:rFonts w:ascii="Roboto Mono" w:eastAsia="Arial" w:hAnsi="Roboto Mono" w:cs="Arial"/>
+                <w:kern w:val="0"/>
+                <w:sz w:val="22"/>
+                <w:szCs w:val="22"/>
+                <w:lang w:val="en"/>
+                <w14:ligatures w14:val="none"/>
               </w:rPr>
             </w:pPr>
             <w:r>
               <w:rPr>
-                <w:rFonts w:ascii="Segoe UI Emoji" w:hAnsi="Segoe UI Emoji" w:cs="Segoe UI Emoji"/>
+                <w:rFonts w:ascii="Segoe UI Emoji" w:eastAsia="Arial" w:hAnsi="Segoe UI Emoji" w:cs="Segoe UI Emoji"/>
+                <w:kern w:val="0"/>
+                <w:sz w:val="22"/>
+                <w:szCs w:val="22"/>
+                <w:lang w:val="en"/>
+                <w14:ligatures w14:val="none"/>
               </w:rPr>
               <w:t>🔄</w:t>
             </w:r>
             <w:r>
               <w:rPr>
-                <w:rFonts w:ascii="Roboto Mono" w:hAnsi="Roboto Mono"/>
+                <w:rFonts w:ascii="Roboto Mono" w:eastAsia="Arial" w:hAnsi="Roboto Mono" w:cs="Arial"/>
+                <w:kern w:val="0"/>
+                <w:sz w:val="22"/>
+                <w:szCs w:val="22"/>
+                <w:lang w:val="en"/>
+                <w14:ligatures w14:val="none"/>
               </w:rPr>
               <w:t xml:space="preserve"> Flow</w:t>
             </w:r>
@@ -3022,13 +4455,24 @@
           </w:tcPr>
           <w:p>
             <w:pPr>
-              <w:rPr>
-                <w:rFonts w:ascii="Roboto Mono" w:hAnsi="Roboto Mono"/>
+              <w:spacing w:after="0" w:line="276" w:lineRule="auto"/>
+              <w:rPr>
+                <w:rFonts w:ascii="Roboto Mono" w:eastAsia="Arial" w:hAnsi="Roboto Mono" w:cs="Arial"/>
+                <w:kern w:val="0"/>
+                <w:sz w:val="22"/>
+                <w:szCs w:val="22"/>
+                <w:lang w:val="en"/>
+                <w14:ligatures w14:val="none"/>
               </w:rPr>
             </w:pPr>
             <w:r>
               <w:rPr>
-                <w:rFonts w:ascii="Roboto Mono" w:hAnsi="Roboto Mono"/>
+                <w:rFonts w:ascii="Roboto Mono" w:eastAsia="Arial" w:hAnsi="Roboto Mono" w:cs="Arial"/>
+                <w:kern w:val="0"/>
+                <w:sz w:val="22"/>
+                <w:szCs w:val="22"/>
+                <w:lang w:val="en"/>
+                <w14:ligatures w14:val="none"/>
               </w:rPr>
               <w:t>Two-way (send &amp; receive)</w:t>
             </w:r>
@@ -3052,13 +4496,24 @@
           </w:tcPr>
           <w:p>
             <w:pPr>
-              <w:rPr>
-                <w:rFonts w:ascii="Roboto Mono" w:hAnsi="Roboto Mono"/>
+              <w:spacing w:after="0" w:line="276" w:lineRule="auto"/>
+              <w:rPr>
+                <w:rFonts w:ascii="Roboto Mono" w:eastAsia="Arial" w:hAnsi="Roboto Mono" w:cs="Arial"/>
+                <w:kern w:val="0"/>
+                <w:sz w:val="22"/>
+                <w:szCs w:val="22"/>
+                <w:lang w:val="en"/>
+                <w14:ligatures w14:val="none"/>
               </w:rPr>
             </w:pPr>
             <w:r>
               <w:rPr>
-                <w:rFonts w:ascii="Roboto Mono" w:hAnsi="Roboto Mono"/>
+                <w:rFonts w:ascii="Roboto Mono" w:eastAsia="Arial" w:hAnsi="Roboto Mono" w:cs="Arial"/>
+                <w:kern w:val="0"/>
+                <w:sz w:val="22"/>
+                <w:szCs w:val="22"/>
+                <w:lang w:val="en"/>
+                <w14:ligatures w14:val="none"/>
               </w:rPr>
               <w:t>One-way (send only)</w:t>
             </w:r>
@@ -3087,19 +4542,35 @@
           </w:tcPr>
           <w:p>
             <w:pPr>
-              <w:rPr>
-                <w:rFonts w:ascii="Roboto Mono" w:hAnsi="Roboto Mono"/>
+              <w:spacing w:after="0" w:line="276" w:lineRule="auto"/>
+              <w:rPr>
+                <w:rFonts w:ascii="Roboto Mono" w:eastAsia="Arial" w:hAnsi="Roboto Mono" w:cs="Arial"/>
+                <w:kern w:val="0"/>
+                <w:sz w:val="22"/>
+                <w:szCs w:val="22"/>
+                <w:lang w:val="en"/>
+                <w14:ligatures w14:val="none"/>
               </w:rPr>
             </w:pPr>
             <w:r>
               <w:rPr>
-                <w:rFonts w:ascii="Segoe UI Emoji" w:hAnsi="Segoe UI Emoji" w:cs="Segoe UI Emoji"/>
+                <w:rFonts w:ascii="Segoe UI Emoji" w:eastAsia="Arial" w:hAnsi="Segoe UI Emoji" w:cs="Segoe UI Emoji"/>
+                <w:kern w:val="0"/>
+                <w:sz w:val="22"/>
+                <w:szCs w:val="22"/>
+                <w:lang w:val="en"/>
+                <w14:ligatures w14:val="none"/>
               </w:rPr>
               <w:t>📬</w:t>
             </w:r>
             <w:r>
               <w:rPr>
-                <w:rFonts w:ascii="Roboto Mono" w:hAnsi="Roboto Mono"/>
+                <w:rFonts w:ascii="Roboto Mono" w:eastAsia="Arial" w:hAnsi="Roboto Mono" w:cs="Arial"/>
+                <w:kern w:val="0"/>
+                <w:sz w:val="22"/>
+                <w:szCs w:val="22"/>
+                <w:lang w:val="en"/>
+                <w14:ligatures w14:val="none"/>
               </w:rPr>
               <w:t xml:space="preserve"> Reply expected?</w:t>
             </w:r>
@@ -3123,19 +4594,35 @@
           </w:tcPr>
           <w:p>
             <w:pPr>
-              <w:rPr>
-                <w:rFonts w:ascii="Roboto Mono" w:hAnsi="Roboto Mono"/>
+              <w:spacing w:after="0" w:line="276" w:lineRule="auto"/>
+              <w:rPr>
+                <w:rFonts w:ascii="Roboto Mono" w:eastAsia="Arial" w:hAnsi="Roboto Mono" w:cs="Arial"/>
+                <w:kern w:val="0"/>
+                <w:sz w:val="22"/>
+                <w:szCs w:val="22"/>
+                <w:lang w:val="en"/>
+                <w14:ligatures w14:val="none"/>
               </w:rPr>
             </w:pPr>
             <w:r>
               <w:rPr>
                 <w:rFonts w:ascii="Segoe UI Emoji" w:eastAsia="Arial Unicode MS" w:hAnsi="Segoe UI Emoji" w:cs="Segoe UI Emoji"/>
+                <w:kern w:val="0"/>
+                <w:sz w:val="22"/>
+                <w:szCs w:val="22"/>
+                <w:lang w:val="en"/>
+                <w14:ligatures w14:val="none"/>
               </w:rPr>
               <w:t>✅</w:t>
             </w:r>
             <w:r>
               <w:rPr>
                 <w:rFonts w:ascii="Roboto Mono" w:eastAsia="Arial Unicode MS" w:hAnsi="Roboto Mono" w:cs="Arial Unicode MS"/>
+                <w:kern w:val="0"/>
+                <w:sz w:val="22"/>
+                <w:szCs w:val="22"/>
+                <w:lang w:val="en"/>
+                <w14:ligatures w14:val="none"/>
               </w:rPr>
               <w:t xml:space="preserve"> Yes</w:t>
             </w:r>
@@ -3159,19 +4646,35 @@
           </w:tcPr>
           <w:p>
             <w:pPr>
-              <w:rPr>
-                <w:rFonts w:ascii="Roboto Mono" w:hAnsi="Roboto Mono"/>
+              <w:spacing w:after="0" w:line="276" w:lineRule="auto"/>
+              <w:rPr>
+                <w:rFonts w:ascii="Roboto Mono" w:eastAsia="Arial" w:hAnsi="Roboto Mono" w:cs="Arial"/>
+                <w:kern w:val="0"/>
+                <w:sz w:val="22"/>
+                <w:szCs w:val="22"/>
+                <w:lang w:val="en"/>
+                <w14:ligatures w14:val="none"/>
               </w:rPr>
             </w:pPr>
             <w:r>
               <w:rPr>
                 <w:rFonts w:ascii="Segoe UI Emoji" w:eastAsia="Arial Unicode MS" w:hAnsi="Segoe UI Emoji" w:cs="Segoe UI Emoji"/>
+                <w:kern w:val="0"/>
+                <w:sz w:val="22"/>
+                <w:szCs w:val="22"/>
+                <w:lang w:val="en"/>
+                <w14:ligatures w14:val="none"/>
               </w:rPr>
               <w:t>❌</w:t>
             </w:r>
             <w:r>
               <w:rPr>
                 <w:rFonts w:ascii="Roboto Mono" w:eastAsia="Arial Unicode MS" w:hAnsi="Roboto Mono" w:cs="Arial Unicode MS"/>
+                <w:kern w:val="0"/>
+                <w:sz w:val="22"/>
+                <w:szCs w:val="22"/>
+                <w:lang w:val="en"/>
+                <w14:ligatures w14:val="none"/>
               </w:rPr>
               <w:t xml:space="preserve"> No</w:t>
             </w:r>
@@ -3200,19 +4703,35 @@
           </w:tcPr>
           <w:p>
             <w:pPr>
-              <w:rPr>
-                <w:rFonts w:ascii="Roboto Mono" w:hAnsi="Roboto Mono"/>
+              <w:spacing w:after="0" w:line="276" w:lineRule="auto"/>
+              <w:rPr>
+                <w:rFonts w:ascii="Roboto Mono" w:eastAsia="Arial" w:hAnsi="Roboto Mono" w:cs="Arial"/>
+                <w:kern w:val="0"/>
+                <w:sz w:val="22"/>
+                <w:szCs w:val="22"/>
+                <w:lang w:val="en"/>
+                <w14:ligatures w14:val="none"/>
               </w:rPr>
             </w:pPr>
             <w:r>
               <w:rPr>
-                <w:rFonts w:ascii="Segoe UI Emoji" w:hAnsi="Segoe UI Emoji" w:cs="Segoe UI Emoji"/>
+                <w:rFonts w:ascii="Segoe UI Emoji" w:eastAsia="Arial" w:hAnsi="Segoe UI Emoji" w:cs="Segoe UI Emoji"/>
+                <w:kern w:val="0"/>
+                <w:sz w:val="22"/>
+                <w:szCs w:val="22"/>
+                <w:lang w:val="en"/>
+                <w14:ligatures w14:val="none"/>
               </w:rPr>
               <w:t>⚙️</w:t>
             </w:r>
             <w:r>
               <w:rPr>
-                <w:rFonts w:ascii="Roboto Mono" w:hAnsi="Roboto Mono"/>
+                <w:rFonts w:ascii="Roboto Mono" w:eastAsia="Arial" w:hAnsi="Roboto Mono" w:cs="Arial"/>
+                <w:kern w:val="0"/>
+                <w:sz w:val="22"/>
+                <w:szCs w:val="22"/>
+                <w:lang w:val="en"/>
+                <w14:ligatures w14:val="none"/>
               </w:rPr>
               <w:t xml:space="preserve"> Protocols used</w:t>
             </w:r>
@@ -3236,13 +4755,24 @@
           </w:tcPr>
           <w:p>
             <w:pPr>
-              <w:rPr>
-                <w:rFonts w:ascii="Roboto Mono" w:hAnsi="Roboto Mono"/>
+              <w:spacing w:after="0" w:line="276" w:lineRule="auto"/>
+              <w:rPr>
+                <w:rFonts w:ascii="Roboto Mono" w:eastAsia="Arial" w:hAnsi="Roboto Mono" w:cs="Arial"/>
+                <w:kern w:val="0"/>
+                <w:sz w:val="22"/>
+                <w:szCs w:val="22"/>
+                <w:lang w:val="en"/>
+                <w14:ligatures w14:val="none"/>
               </w:rPr>
             </w:pPr>
             <w:r>
               <w:rPr>
-                <w:rFonts w:ascii="Roboto Mono" w:hAnsi="Roboto Mono"/>
+                <w:rFonts w:ascii="Roboto Mono" w:eastAsia="Arial" w:hAnsi="Roboto Mono" w:cs="Arial"/>
+                <w:kern w:val="0"/>
+                <w:sz w:val="22"/>
+                <w:szCs w:val="22"/>
+                <w:lang w:val="en"/>
+                <w14:ligatures w14:val="none"/>
               </w:rPr>
               <w:t>TCP, HTTPS, SSH, WebSocket</w:t>
             </w:r>
@@ -3266,13 +4796,24 @@
           </w:tcPr>
           <w:p>
             <w:pPr>
-              <w:rPr>
-                <w:rFonts w:ascii="Roboto Mono" w:hAnsi="Roboto Mono"/>
+              <w:spacing w:after="0" w:line="276" w:lineRule="auto"/>
+              <w:rPr>
+                <w:rFonts w:ascii="Roboto Mono" w:eastAsia="Arial" w:hAnsi="Roboto Mono" w:cs="Arial"/>
+                <w:kern w:val="0"/>
+                <w:sz w:val="22"/>
+                <w:szCs w:val="22"/>
+                <w:lang w:val="en"/>
+                <w14:ligatures w14:val="none"/>
               </w:rPr>
             </w:pPr>
             <w:r>
               <w:rPr>
-                <w:rFonts w:ascii="Roboto Mono" w:hAnsi="Roboto Mono"/>
+                <w:rFonts w:ascii="Roboto Mono" w:eastAsia="Arial" w:hAnsi="Roboto Mono" w:cs="Arial"/>
+                <w:kern w:val="0"/>
+                <w:sz w:val="22"/>
+                <w:szCs w:val="22"/>
+                <w:lang w:val="en"/>
+                <w14:ligatures w14:val="none"/>
               </w:rPr>
               <w:t>UDP, Syslog, SNMP traps</w:t>
             </w:r>
@@ -3301,19 +4842,35 @@
           </w:tcPr>
           <w:p>
             <w:pPr>
-              <w:rPr>
-                <w:rFonts w:ascii="Roboto Mono" w:hAnsi="Roboto Mono"/>
+              <w:spacing w:after="0" w:line="276" w:lineRule="auto"/>
+              <w:rPr>
+                <w:rFonts w:ascii="Roboto Mono" w:eastAsia="Arial" w:hAnsi="Roboto Mono" w:cs="Arial"/>
+                <w:kern w:val="0"/>
+                <w:sz w:val="22"/>
+                <w:szCs w:val="22"/>
+                <w:lang w:val="en"/>
+                <w14:ligatures w14:val="none"/>
               </w:rPr>
             </w:pPr>
             <w:r>
               <w:rPr>
-                <w:rFonts w:ascii="Segoe UI Emoji" w:hAnsi="Segoe UI Emoji" w:cs="Segoe UI Emoji"/>
+                <w:rFonts w:ascii="Segoe UI Emoji" w:eastAsia="Arial" w:hAnsi="Segoe UI Emoji" w:cs="Segoe UI Emoji"/>
+                <w:kern w:val="0"/>
+                <w:sz w:val="22"/>
+                <w:szCs w:val="22"/>
+                <w:lang w:val="en"/>
+                <w14:ligatures w14:val="none"/>
               </w:rPr>
               <w:t>📊</w:t>
             </w:r>
             <w:r>
               <w:rPr>
-                <w:rFonts w:ascii="Roboto Mono" w:hAnsi="Roboto Mono"/>
+                <w:rFonts w:ascii="Roboto Mono" w:eastAsia="Arial" w:hAnsi="Roboto Mono" w:cs="Arial"/>
+                <w:kern w:val="0"/>
+                <w:sz w:val="22"/>
+                <w:szCs w:val="22"/>
+                <w:lang w:val="en"/>
+                <w14:ligatures w14:val="none"/>
               </w:rPr>
               <w:t xml:space="preserve"> Data reliability</w:t>
             </w:r>
@@ -3337,13 +4894,24 @@
           </w:tcPr>
           <w:p>
             <w:pPr>
-              <w:rPr>
-                <w:rFonts w:ascii="Roboto Mono" w:hAnsi="Roboto Mono"/>
+              <w:spacing w:after="0" w:line="276" w:lineRule="auto"/>
+              <w:rPr>
+                <w:rFonts w:ascii="Roboto Mono" w:eastAsia="Arial" w:hAnsi="Roboto Mono" w:cs="Arial"/>
+                <w:kern w:val="0"/>
+                <w:sz w:val="22"/>
+                <w:szCs w:val="22"/>
+                <w:lang w:val="en"/>
+                <w14:ligatures w14:val="none"/>
               </w:rPr>
             </w:pPr>
             <w:r>
               <w:rPr>
-                <w:rFonts w:ascii="Roboto Mono" w:hAnsi="Roboto Mono"/>
+                <w:rFonts w:ascii="Roboto Mono" w:eastAsia="Arial" w:hAnsi="Roboto Mono" w:cs="Arial"/>
+                <w:kern w:val="0"/>
+                <w:sz w:val="22"/>
+                <w:szCs w:val="22"/>
+                <w:lang w:val="en"/>
+                <w14:ligatures w14:val="none"/>
               </w:rPr>
               <w:t>High</w:t>
             </w:r>
@@ -3367,13 +4935,24 @@
           </w:tcPr>
           <w:p>
             <w:pPr>
-              <w:rPr>
-                <w:rFonts w:ascii="Roboto Mono" w:hAnsi="Roboto Mono"/>
+              <w:spacing w:after="0" w:line="276" w:lineRule="auto"/>
+              <w:rPr>
+                <w:rFonts w:ascii="Roboto Mono" w:eastAsia="Arial" w:hAnsi="Roboto Mono" w:cs="Arial"/>
+                <w:kern w:val="0"/>
+                <w:sz w:val="22"/>
+                <w:szCs w:val="22"/>
+                <w:lang w:val="en"/>
+                <w14:ligatures w14:val="none"/>
               </w:rPr>
             </w:pPr>
             <w:r>
               <w:rPr>
-                <w:rFonts w:ascii="Roboto Mono" w:hAnsi="Roboto Mono"/>
+                <w:rFonts w:ascii="Roboto Mono" w:eastAsia="Arial" w:hAnsi="Roboto Mono" w:cs="Arial"/>
+                <w:kern w:val="0"/>
+                <w:sz w:val="22"/>
+                <w:szCs w:val="22"/>
+                <w:lang w:val="en"/>
+                <w14:ligatures w14:val="none"/>
               </w:rPr>
               <w:t>Low</w:t>
             </w:r>
@@ -3402,28 +4981,57 @@
           </w:tcPr>
           <w:p>
             <w:pPr>
-              <w:rPr>
-                <w:rFonts w:ascii="Roboto Mono" w:hAnsi="Roboto Mono"/>
+              <w:spacing w:after="0" w:line="276" w:lineRule="auto"/>
+              <w:rPr>
+                <w:rFonts w:ascii="Roboto Mono" w:eastAsia="Arial" w:hAnsi="Roboto Mono" w:cs="Arial"/>
+                <w:kern w:val="0"/>
+                <w:sz w:val="22"/>
+                <w:szCs w:val="22"/>
+                <w:lang w:val="en"/>
+                <w14:ligatures w14:val="none"/>
               </w:rPr>
             </w:pPr>
             <w:r>
               <w:rPr>
-                <w:rFonts w:ascii="Segoe UI Emoji" w:hAnsi="Segoe UI Emoji" w:cs="Segoe UI Emoji"/>
+                <w:rFonts w:ascii="Segoe UI Emoji" w:eastAsia="Arial" w:hAnsi="Segoe UI Emoji" w:cs="Segoe UI Emoji"/>
+                <w:kern w:val="0"/>
+                <w:sz w:val="22"/>
+                <w:szCs w:val="22"/>
+                <w:lang w:val="en"/>
+                <w14:ligatures w14:val="none"/>
               </w:rPr>
               <w:t>🧑</w:t>
             </w:r>
             <w:r>
+              <w:rPr>
+                <w:rFonts w:ascii="Arial" w:eastAsia="Arial" w:hAnsi="Arial" w:cs="Arial"/>
+                <w:kern w:val="0"/>
+                <w:sz w:val="22"/>
+                <w:szCs w:val="22"/>
+                <w:lang w:val="en"/>
+                <w14:ligatures w14:val="none"/>
+              </w:rPr>
               <w:t>‍</w:t>
             </w:r>
             <w:r>
               <w:rPr>
-                <w:rFonts w:ascii="Segoe UI Emoji" w:hAnsi="Segoe UI Emoji" w:cs="Segoe UI Emoji"/>
+                <w:rFonts w:ascii="Segoe UI Emoji" w:eastAsia="Arial" w:hAnsi="Segoe UI Emoji" w:cs="Segoe UI Emoji"/>
+                <w:kern w:val="0"/>
+                <w:sz w:val="22"/>
+                <w:szCs w:val="22"/>
+                <w:lang w:val="en"/>
+                <w14:ligatures w14:val="none"/>
               </w:rPr>
               <w:t>💻</w:t>
             </w:r>
             <w:r>
               <w:rPr>
-                <w:rFonts w:ascii="Roboto Mono" w:hAnsi="Roboto Mono"/>
+                <w:rFonts w:ascii="Roboto Mono" w:eastAsia="Arial" w:hAnsi="Roboto Mono" w:cs="Arial"/>
+                <w:kern w:val="0"/>
+                <w:sz w:val="22"/>
+                <w:szCs w:val="22"/>
+                <w:lang w:val="en"/>
+                <w14:ligatures w14:val="none"/>
               </w:rPr>
               <w:t xml:space="preserve"> Use cases</w:t>
             </w:r>
@@ -3447,13 +5055,24 @@
           </w:tcPr>
           <w:p>
             <w:pPr>
-              <w:rPr>
-                <w:rFonts w:ascii="Roboto Mono" w:hAnsi="Roboto Mono"/>
+              <w:spacing w:after="0" w:line="276" w:lineRule="auto"/>
+              <w:rPr>
+                <w:rFonts w:ascii="Roboto Mono" w:eastAsia="Arial" w:hAnsi="Roboto Mono" w:cs="Arial"/>
+                <w:kern w:val="0"/>
+                <w:sz w:val="22"/>
+                <w:szCs w:val="22"/>
+                <w:lang w:val="en"/>
+                <w14:ligatures w14:val="none"/>
               </w:rPr>
             </w:pPr>
             <w:r>
               <w:rPr>
-                <w:rFonts w:ascii="Roboto Mono" w:hAnsi="Roboto Mono"/>
+                <w:rFonts w:ascii="Roboto Mono" w:eastAsia="Arial" w:hAnsi="Roboto Mono" w:cs="Arial"/>
+                <w:kern w:val="0"/>
+                <w:sz w:val="22"/>
+                <w:szCs w:val="22"/>
+                <w:lang w:val="en"/>
+                <w14:ligatures w14:val="none"/>
               </w:rPr>
               <w:t>Browsing, chat, gaming</w:t>
             </w:r>
@@ -3477,13 +5096,24 @@
           </w:tcPr>
           <w:p>
             <w:pPr>
-              <w:rPr>
-                <w:rFonts w:ascii="Roboto Mono" w:hAnsi="Roboto Mono"/>
+              <w:spacing w:after="0" w:line="276" w:lineRule="auto"/>
+              <w:rPr>
+                <w:rFonts w:ascii="Roboto Mono" w:eastAsia="Arial" w:hAnsi="Roboto Mono" w:cs="Arial"/>
+                <w:kern w:val="0"/>
+                <w:sz w:val="22"/>
+                <w:szCs w:val="22"/>
+                <w:lang w:val="en"/>
+                <w14:ligatures w14:val="none"/>
               </w:rPr>
             </w:pPr>
             <w:r>
               <w:rPr>
-                <w:rFonts w:ascii="Roboto Mono" w:hAnsi="Roboto Mono"/>
+                <w:rFonts w:ascii="Roboto Mono" w:eastAsia="Arial" w:hAnsi="Roboto Mono" w:cs="Arial"/>
+                <w:kern w:val="0"/>
+                <w:sz w:val="22"/>
+                <w:szCs w:val="22"/>
+                <w:lang w:val="en"/>
+                <w14:ligatures w14:val="none"/>
               </w:rPr>
               <w:t>Logging, streaming, telemetry</w:t>
             </w:r>
@@ -3492,101 +5122,186 @@
       </w:tr>
     </w:tbl>
     <w:p>
-      <w:r>
-        <w:pict w14:anchorId="70EFAEF8">
+      <w:pPr>
+        <w:spacing w:after="0" w:line="276" w:lineRule="auto"/>
+        <w:rPr>
+          <w:rFonts w:ascii="Arial" w:eastAsia="Arial" w:hAnsi="Arial" w:cs="Arial"/>
+          <w:kern w:val="0"/>
+          <w:sz w:val="22"/>
+          <w:szCs w:val="22"/>
+          <w:lang w:val="en"/>
+          <w14:ligatures w14:val="none"/>
+        </w:rPr>
+      </w:pPr>
+      <w:r>
+        <w:rPr>
+          <w:rFonts w:ascii="Arial" w:eastAsia="Arial" w:hAnsi="Arial" w:cs="Arial"/>
+          <w:kern w:val="0"/>
+          <w:sz w:val="22"/>
+          <w:szCs w:val="22"/>
+          <w:lang w:val="en"/>
+          <w14:ligatures w14:val="none"/>
+        </w:rPr>
+        <w:pict w14:anchorId="254B6CF8">
           <v:rect id="_x0000_i1032" style="width:0;height:1.5pt" o:hralign="center" o:hrstd="t" o:hr="t" fillcolor="#a0a0a0" stroked="f"/>
         </w:pict>
       </w:r>
     </w:p>
     <w:p>
       <w:pPr>
-        <w:pStyle w:val="Heading2"/>
-        <w:keepNext w:val="0"/>
-        <w:keepLines w:val="0"/>
-        <w:spacing w:before="280"/>
+        <w:spacing w:before="280" w:after="80" w:line="276" w:lineRule="auto"/>
+        <w:outlineLvl w:val="1"/>
+        <w:rPr>
+          <w:rFonts w:asciiTheme="majorHAnsi" w:eastAsiaTheme="majorEastAsia" w:hAnsiTheme="majorHAnsi" w:cstheme="majorBidi"/>
+          <w:color w:val="2F5496" w:themeColor="accent1" w:themeShade="BF"/>
+          <w:kern w:val="0"/>
+          <w:sz w:val="32"/>
+          <w:szCs w:val="32"/>
+          <w:lang w:val="en"/>
+          <w14:ligatures w14:val="none"/>
+        </w:rPr>
       </w:pPr>
       <w:bookmarkStart w:id="9" w:name="_w4egokn4ebk1" w:colFirst="0" w:colLast="0"/>
       <w:bookmarkEnd w:id="9"/>
       <w:r>
         <w:rPr>
-          <w:rFonts w:ascii="Segoe UI Emoji" w:hAnsi="Segoe UI Emoji" w:cs="Segoe UI Emoji"/>
+          <w:rFonts w:ascii="Segoe UI Emoji" w:eastAsiaTheme="majorEastAsia" w:hAnsi="Segoe UI Emoji" w:cs="Segoe UI Emoji"/>
+          <w:color w:val="2F5496" w:themeColor="accent1" w:themeShade="BF"/>
+          <w:kern w:val="0"/>
+          <w:sz w:val="32"/>
+          <w:szCs w:val="32"/>
+          <w:lang w:val="en"/>
+          <w14:ligatures w14:val="none"/>
         </w:rPr>
         <w:t>📌</w:t>
       </w:r>
       <w:r>
+        <w:rPr>
+          <w:rFonts w:asciiTheme="majorHAnsi" w:eastAsiaTheme="majorEastAsia" w:hAnsiTheme="majorHAnsi" w:cstheme="majorBidi"/>
+          <w:color w:val="2F5496" w:themeColor="accent1" w:themeShade="BF"/>
+          <w:kern w:val="0"/>
+          <w:sz w:val="32"/>
+          <w:szCs w:val="32"/>
+          <w:lang w:val="en"/>
+          <w14:ligatures w14:val="none"/>
+        </w:rPr>
         <w:t xml:space="preserve"> Summary</w:t>
       </w:r>
     </w:p>
     <w:p>
       <w:pPr>
-        <w:rPr>
-          <w:rFonts w:ascii="Roboto Mono" w:hAnsi="Roboto Mono"/>
+        <w:spacing w:after="0" w:line="276" w:lineRule="auto"/>
+        <w:rPr>
+          <w:rFonts w:ascii="Roboto Mono" w:eastAsia="Arial" w:hAnsi="Roboto Mono" w:cs="Arial"/>
+          <w:kern w:val="0"/>
+          <w:sz w:val="22"/>
+          <w:szCs w:val="22"/>
+          <w:lang w:val="en"/>
+          <w14:ligatures w14:val="none"/>
         </w:rPr>
       </w:pPr>
       <w:r>
         <w:rPr>
-          <w:rFonts w:ascii="Arial" w:hAnsi="Arial" w:eastAsia="Arial"/>
+          <w:rFonts w:ascii="Arial" w:eastAsia="Arial" w:hAnsi="Arial" w:cs="Arial"/>
           <w:b/>
-          <w:sz w:val="22"/>
+          <w:kern w:val="0"/>
+          <w:sz w:val="22"/>
+          <w:szCs w:val="22"/>
           <w:shd w:val="clear" w:color="auto" w:fill="B7B7B7"/>
+          <w:lang w:val="en"/>
+          <w14:ligatures w14:val="none"/>
         </w:rPr>
         <w:t># Source</w:t>
       </w:r>
       <w:r>
         <w:rPr>
-          <w:rFonts w:ascii="Arial" w:hAnsi="Arial" w:eastAsia="Arial"/>
-          <w:sz w:val="22"/>
+          <w:rFonts w:ascii="Arial" w:eastAsia="Arial" w:hAnsi="Arial" w:cs="Arial"/>
+          <w:kern w:val="0"/>
+          <w:sz w:val="22"/>
+          <w:szCs w:val="22"/>
           <w:shd w:val="clear" w:color="auto" w:fill="B7B7B7"/>
+          <w:lang w:val="en"/>
+          <w14:ligatures w14:val="none"/>
         </w:rPr>
         <w:t xml:space="preserve">: </w:t>
       </w:r>
       <w:r>
         <w:rPr>
-          <w:rFonts w:ascii="Arial" w:hAnsi="Arial" w:eastAsia="Arial"/>
+          <w:rFonts w:ascii="Arial" w:eastAsia="Arial" w:hAnsi="Arial" w:cs="Arial"/>
           <w:b/>
-          <w:sz w:val="22"/>
+          <w:kern w:val="0"/>
+          <w:sz w:val="22"/>
+          <w:szCs w:val="22"/>
           <w:shd w:val="clear" w:color="auto" w:fill="B7B7B7"/>
+          <w:lang w:val="en"/>
+          <w14:ligatures w14:val="none"/>
         </w:rPr>
         <w:t xml:space="preserve">Chatgpt </w:t>
       </w:r>
       <w:r>
         <w:rPr>
-          <w:rFonts w:ascii="Arial" w:hAnsi="Arial" w:eastAsia="Arial"/>
+          <w:rFonts w:ascii="Arial" w:eastAsia="Arial" w:hAnsi="Arial" w:cs="Arial"/>
           <w:b/>
+          <w:kern w:val="0"/>
           <w:sz w:val="22"/>
           <w:szCs w:val="14"/>
           <w:shd w:val="clear" w:color="auto" w:fill="B7B7B7"/>
+          <w:lang w:val="en"/>
+          <w14:ligatures w14:val="none"/>
         </w:rPr>
         <w:t>(GPT</w:t>
       </w:r>
       <w:r>
         <w:rPr>
-          <w:rFonts w:ascii="Arial" w:hAnsi="Arial" w:cs="Cambria Math" w:eastAsia="Arial"/>
+          <w:rFonts w:ascii="Cambria Math" w:eastAsia="Arial" w:hAnsi="Cambria Math" w:cs="Cambria Math"/>
           <w:b/>
+          <w:kern w:val="0"/>
           <w:sz w:val="22"/>
           <w:szCs w:val="14"/>
           <w:shd w:val="clear" w:color="auto" w:fill="B7B7B7"/>
+          <w:lang w:val="en"/>
+          <w14:ligatures w14:val="none"/>
         </w:rPr>
         <w:t>‑</w:t>
       </w:r>
       <w:r>
         <w:rPr>
-          <w:rFonts w:ascii="Arial" w:hAnsi="Arial" w:eastAsia="Arial"/>
+          <w:rFonts w:ascii="Arial" w:eastAsia="Arial" w:hAnsi="Arial" w:cs="Arial"/>
           <w:b/>
+          <w:kern w:val="0"/>
           <w:sz w:val="22"/>
           <w:szCs w:val="14"/>
           <w:shd w:val="clear" w:color="auto" w:fill="B7B7B7"/>
+          <w:lang w:val="en"/>
+          <w14:ligatures w14:val="none"/>
         </w:rPr>
         <w:t>5 Mini) at [12/9/2025]</w:t>
       </w:r>
     </w:p>
     <w:p>
-      <w:r>
-        <w:rPr>
+      <w:pPr>
+        <w:spacing w:after="0" w:line="276" w:lineRule="auto"/>
+        <w:rPr>
+          <w:rFonts w:ascii="Arial" w:eastAsia="Arial" w:hAnsi="Arial" w:cs="Arial"/>
+          <w:kern w:val="0"/>
+          <w:sz w:val="22"/>
+          <w:szCs w:val="22"/>
+          <w:lang w:val="en"/>
+          <w14:ligatures w14:val="none"/>
+        </w:rPr>
+      </w:pPr>
+      <w:r>
+        <w:rPr>
+          <w:rFonts w:ascii="Arial" w:eastAsia="Arial" w:hAnsi="Arial" w:cs="Arial"/>
           <w:noProof/>
+          <w:kern w:val="0"/>
+          <w:sz w:val="22"/>
+          <w:szCs w:val="22"/>
+          <w:lang w:val="en"/>
+          <w14:ligatures w14:val="none"/>
         </w:rPr>
         <w:drawing>
-          <wp:inline distT="114300" distB="114300" distL="114300" distR="114300" wp14:anchorId="476137F4" wp14:editId="77AC5824">
+          <wp:inline distT="114300" distB="114300" distL="114300" distR="114300" wp14:anchorId="2D833A3A" wp14:editId="1E5D7CD8">
             <wp:extent cx="5943600" cy="1943100"/>
             <wp:effectExtent l="0" t="0" r="0" b="0"/>
             <wp:docPr id="2" name="image3.png"/>
@@ -3662,18 +5377,28 @@
           </w:tcPr>
           <w:p>
             <w:pPr>
+              <w:spacing w:after="0" w:line="276" w:lineRule="auto"/>
               <w:jc w:val="center"/>
               <w:rPr>
-                <w:rFonts w:ascii="Roboto Mono" w:hAnsi="Roboto Mono"/>
+                <w:rFonts w:ascii="Roboto Mono" w:eastAsia="Arial" w:hAnsi="Roboto Mono" w:cs="Arial"/>
+                <w:kern w:val="0"/>
+                <w:sz w:val="22"/>
+                <w:szCs w:val="22"/>
+                <w:lang w:val="en"/>
+                <w14:ligatures w14:val="none"/>
               </w:rPr>
             </w:pPr>
             <w:r>
               <w:rPr>
-                <w:rFonts w:ascii="Roboto Mono" w:hAnsi="Roboto Mono"/>
+                <w:rFonts w:ascii="Roboto Mono" w:eastAsia="Arial" w:hAnsi="Roboto Mono" w:cs="Arial"/>
                 <w:b/>
                 <w:bCs/>
-              </w:rPr>
-              <w:lastRenderedPageBreak/>
+                <w:kern w:val="0"/>
+                <w:sz w:val="22"/>
+                <w:szCs w:val="22"/>
+                <w:lang w:val="en"/>
+                <w14:ligatures w14:val="none"/>
+              </w:rPr>
               <w:t>Attribute</w:t>
             </w:r>
           </w:p>
@@ -3696,16 +5421,27 @@
           </w:tcPr>
           <w:p>
             <w:pPr>
+              <w:spacing w:after="0" w:line="276" w:lineRule="auto"/>
               <w:jc w:val="center"/>
               <w:rPr>
-                <w:rFonts w:ascii="Roboto Mono" w:hAnsi="Roboto Mono"/>
+                <w:rFonts w:ascii="Roboto Mono" w:eastAsia="Arial" w:hAnsi="Roboto Mono" w:cs="Arial"/>
+                <w:kern w:val="0"/>
+                <w:sz w:val="22"/>
+                <w:szCs w:val="22"/>
+                <w:lang w:val="en"/>
+                <w14:ligatures w14:val="none"/>
               </w:rPr>
             </w:pPr>
             <w:r>
               <w:rPr>
-                <w:rFonts w:ascii="Roboto Mono" w:hAnsi="Roboto Mono"/>
+                <w:rFonts w:ascii="Roboto Mono" w:eastAsia="Arial" w:hAnsi="Roboto Mono" w:cs="Arial"/>
                 <w:b/>
                 <w:bCs/>
+                <w:kern w:val="0"/>
+                <w:sz w:val="22"/>
+                <w:szCs w:val="22"/>
+                <w:lang w:val="en"/>
+                <w14:ligatures w14:val="none"/>
               </w:rPr>
               <w:t>Value</w:t>
             </w:r>
@@ -3734,15 +5470,26 @@
           </w:tcPr>
           <w:p>
             <w:pPr>
-              <w:rPr>
-                <w:rFonts w:ascii="Roboto Mono" w:hAnsi="Roboto Mono"/>
+              <w:spacing w:after="0" w:line="276" w:lineRule="auto"/>
+              <w:rPr>
+                <w:rFonts w:ascii="Roboto Mono" w:eastAsia="Arial" w:hAnsi="Roboto Mono" w:cs="Arial"/>
+                <w:kern w:val="0"/>
+                <w:sz w:val="22"/>
+                <w:szCs w:val="22"/>
+                <w:lang w:val="en"/>
+                <w14:ligatures w14:val="none"/>
               </w:rPr>
             </w:pPr>
             <w:r>
               <w:rPr>
-                <w:rFonts w:ascii="Roboto Mono" w:hAnsi="Roboto Mono"/>
+                <w:rFonts w:ascii="Roboto Mono" w:eastAsia="Arial" w:hAnsi="Roboto Mono" w:cs="Arial"/>
                 <w:b/>
                 <w:bCs/>
+                <w:kern w:val="0"/>
+                <w:sz w:val="22"/>
+                <w:szCs w:val="22"/>
+                <w:lang w:val="en"/>
+                <w14:ligatures w14:val="none"/>
               </w:rPr>
               <w:t>What it is</w:t>
             </w:r>
@@ -3766,13 +5513,24 @@
           </w:tcPr>
           <w:p>
             <w:pPr>
-              <w:rPr>
-                <w:rFonts w:ascii="Roboto Mono" w:hAnsi="Roboto Mono"/>
+              <w:spacing w:after="0" w:line="276" w:lineRule="auto"/>
+              <w:rPr>
+                <w:rFonts w:ascii="Roboto Mono" w:eastAsia="Arial" w:hAnsi="Roboto Mono" w:cs="Arial"/>
+                <w:kern w:val="0"/>
+                <w:sz w:val="22"/>
+                <w:szCs w:val="22"/>
+                <w:lang w:val="en"/>
+                <w14:ligatures w14:val="none"/>
               </w:rPr>
             </w:pPr>
             <w:r>
               <w:rPr>
-                <w:rFonts w:ascii="Roboto Mono" w:hAnsi="Roboto Mono"/>
+                <w:rFonts w:ascii="Roboto Mono" w:eastAsia="Arial" w:hAnsi="Roboto Mono" w:cs="Arial"/>
+                <w:kern w:val="0"/>
+                <w:sz w:val="22"/>
+                <w:szCs w:val="22"/>
+                <w:lang w:val="en"/>
+                <w14:ligatures w14:val="none"/>
               </w:rPr>
               <w:t>Two-way communication between devices</w:t>
             </w:r>
@@ -3801,15 +5559,26 @@
           </w:tcPr>
           <w:p>
             <w:pPr>
-              <w:rPr>
-                <w:rFonts w:ascii="Roboto Mono" w:hAnsi="Roboto Mono"/>
+              <w:spacing w:after="0" w:line="276" w:lineRule="auto"/>
+              <w:rPr>
+                <w:rFonts w:ascii="Roboto Mono" w:eastAsia="Arial" w:hAnsi="Roboto Mono" w:cs="Arial"/>
+                <w:kern w:val="0"/>
+                <w:sz w:val="22"/>
+                <w:szCs w:val="22"/>
+                <w:lang w:val="en"/>
+                <w14:ligatures w14:val="none"/>
               </w:rPr>
             </w:pPr>
             <w:r>
               <w:rPr>
-                <w:rFonts w:ascii="Roboto Mono" w:hAnsi="Roboto Mono"/>
+                <w:rFonts w:ascii="Roboto Mono" w:eastAsia="Arial" w:hAnsi="Roboto Mono" w:cs="Arial"/>
                 <w:b/>
                 <w:bCs/>
+                <w:kern w:val="0"/>
+                <w:sz w:val="22"/>
+                <w:szCs w:val="22"/>
+                <w:lang w:val="en"/>
+                <w14:ligatures w14:val="none"/>
               </w:rPr>
               <w:t>Used in</w:t>
             </w:r>
@@ -3833,13 +5602,24 @@
           </w:tcPr>
           <w:p>
             <w:pPr>
-              <w:rPr>
-                <w:rFonts w:ascii="Roboto Mono" w:hAnsi="Roboto Mono"/>
+              <w:spacing w:after="0" w:line="276" w:lineRule="auto"/>
+              <w:rPr>
+                <w:rFonts w:ascii="Roboto Mono" w:eastAsia="Arial" w:hAnsi="Roboto Mono" w:cs="Arial"/>
+                <w:kern w:val="0"/>
+                <w:sz w:val="22"/>
+                <w:szCs w:val="22"/>
+                <w:lang w:val="en"/>
+                <w14:ligatures w14:val="none"/>
               </w:rPr>
             </w:pPr>
             <w:r>
               <w:rPr>
-                <w:rFonts w:ascii="Roboto Mono" w:hAnsi="Roboto Mono"/>
+                <w:rFonts w:ascii="Roboto Mono" w:eastAsia="Arial" w:hAnsi="Roboto Mono" w:cs="Arial"/>
+                <w:kern w:val="0"/>
+                <w:sz w:val="22"/>
+                <w:szCs w:val="22"/>
+                <w:lang w:val="en"/>
+                <w14:ligatures w14:val="none"/>
               </w:rPr>
               <w:t>Web, messaging, gaming, remote control</w:t>
             </w:r>
@@ -3868,15 +5648,26 @@
           </w:tcPr>
           <w:p>
             <w:pPr>
-              <w:rPr>
-                <w:rFonts w:ascii="Roboto Mono" w:hAnsi="Roboto Mono"/>
+              <w:spacing w:after="0" w:line="276" w:lineRule="auto"/>
+              <w:rPr>
+                <w:rFonts w:ascii="Roboto Mono" w:eastAsia="Arial" w:hAnsi="Roboto Mono" w:cs="Arial"/>
+                <w:kern w:val="0"/>
+                <w:sz w:val="22"/>
+                <w:szCs w:val="22"/>
+                <w:lang w:val="en"/>
+                <w14:ligatures w14:val="none"/>
               </w:rPr>
             </w:pPr>
             <w:r>
               <w:rPr>
-                <w:rFonts w:ascii="Roboto Mono" w:hAnsi="Roboto Mono"/>
+                <w:rFonts w:ascii="Roboto Mono" w:eastAsia="Arial" w:hAnsi="Roboto Mono" w:cs="Arial"/>
                 <w:b/>
                 <w:bCs/>
+                <w:kern w:val="0"/>
+                <w:sz w:val="22"/>
+                <w:szCs w:val="22"/>
+                <w:lang w:val="en"/>
+                <w14:ligatures w14:val="none"/>
               </w:rPr>
               <w:t>Protocols</w:t>
             </w:r>
@@ -3900,13 +5691,24 @@
           </w:tcPr>
           <w:p>
             <w:pPr>
-              <w:rPr>
-                <w:rFonts w:ascii="Roboto Mono" w:hAnsi="Roboto Mono"/>
+              <w:spacing w:after="0" w:line="276" w:lineRule="auto"/>
+              <w:rPr>
+                <w:rFonts w:ascii="Roboto Mono" w:eastAsia="Arial" w:hAnsi="Roboto Mono" w:cs="Arial"/>
+                <w:kern w:val="0"/>
+                <w:sz w:val="22"/>
+                <w:szCs w:val="22"/>
+                <w:lang w:val="en"/>
+                <w14:ligatures w14:val="none"/>
               </w:rPr>
             </w:pPr>
             <w:r>
               <w:rPr>
-                <w:rFonts w:ascii="Roboto Mono" w:hAnsi="Roboto Mono"/>
+                <w:rFonts w:ascii="Roboto Mono" w:eastAsia="Arial" w:hAnsi="Roboto Mono" w:cs="Arial"/>
+                <w:kern w:val="0"/>
+                <w:sz w:val="22"/>
+                <w:szCs w:val="22"/>
+                <w:lang w:val="en"/>
+                <w14:ligatures w14:val="none"/>
               </w:rPr>
               <w:t>TCP, HTTP/S, SSH, FTP, WebSocket</w:t>
             </w:r>
@@ -3935,15 +5737,26 @@
           </w:tcPr>
           <w:p>
             <w:pPr>
-              <w:rPr>
-                <w:rFonts w:ascii="Roboto Mono" w:hAnsi="Roboto Mono"/>
+              <w:spacing w:after="0" w:line="276" w:lineRule="auto"/>
+              <w:rPr>
+                <w:rFonts w:ascii="Roboto Mono" w:eastAsia="Arial" w:hAnsi="Roboto Mono" w:cs="Arial"/>
+                <w:kern w:val="0"/>
+                <w:sz w:val="22"/>
+                <w:szCs w:val="22"/>
+                <w:lang w:val="en"/>
+                <w14:ligatures w14:val="none"/>
               </w:rPr>
             </w:pPr>
             <w:r>
               <w:rPr>
-                <w:rFonts w:ascii="Roboto Mono" w:hAnsi="Roboto Mono"/>
+                <w:rFonts w:ascii="Roboto Mono" w:eastAsia="Arial" w:hAnsi="Roboto Mono" w:cs="Arial"/>
                 <w:b/>
                 <w:bCs/>
+                <w:kern w:val="0"/>
+                <w:sz w:val="22"/>
+                <w:szCs w:val="22"/>
+                <w:lang w:val="en"/>
+                <w14:ligatures w14:val="none"/>
               </w:rPr>
               <w:t>Advantages</w:t>
             </w:r>
@@ -3967,13 +5780,24 @@
           </w:tcPr>
           <w:p>
             <w:pPr>
-              <w:rPr>
-                <w:rFonts w:ascii="Roboto Mono" w:hAnsi="Roboto Mono"/>
+              <w:spacing w:after="0" w:line="276" w:lineRule="auto"/>
+              <w:rPr>
+                <w:rFonts w:ascii="Roboto Mono" w:eastAsia="Arial" w:hAnsi="Roboto Mono" w:cs="Arial"/>
+                <w:kern w:val="0"/>
+                <w:sz w:val="22"/>
+                <w:szCs w:val="22"/>
+                <w:lang w:val="en"/>
+                <w14:ligatures w14:val="none"/>
               </w:rPr>
             </w:pPr>
             <w:r>
               <w:rPr>
-                <w:rFonts w:ascii="Roboto Mono" w:hAnsi="Roboto Mono"/>
+                <w:rFonts w:ascii="Roboto Mono" w:eastAsia="Arial" w:hAnsi="Roboto Mono" w:cs="Arial"/>
+                <w:kern w:val="0"/>
+                <w:sz w:val="22"/>
+                <w:szCs w:val="22"/>
+                <w:lang w:val="en"/>
+                <w14:ligatures w14:val="none"/>
               </w:rPr>
               <w:t>Reliable, interactive, session-aware</w:t>
             </w:r>
@@ -4002,15 +5826,26 @@
           </w:tcPr>
           <w:p>
             <w:pPr>
-              <w:rPr>
-                <w:rFonts w:ascii="Roboto Mono" w:hAnsi="Roboto Mono"/>
+              <w:spacing w:after="0" w:line="276" w:lineRule="auto"/>
+              <w:rPr>
+                <w:rFonts w:ascii="Roboto Mono" w:eastAsia="Arial" w:hAnsi="Roboto Mono" w:cs="Arial"/>
+                <w:kern w:val="0"/>
+                <w:sz w:val="22"/>
+                <w:szCs w:val="22"/>
+                <w:lang w:val="en"/>
+                <w14:ligatures w14:val="none"/>
               </w:rPr>
             </w:pPr>
             <w:r>
               <w:rPr>
-                <w:rFonts w:ascii="Roboto Mono" w:hAnsi="Roboto Mono"/>
+                <w:rFonts w:ascii="Roboto Mono" w:eastAsia="Arial" w:hAnsi="Roboto Mono" w:cs="Arial"/>
                 <w:b/>
                 <w:bCs/>
+                <w:kern w:val="0"/>
+                <w:sz w:val="22"/>
+                <w:szCs w:val="22"/>
+                <w:lang w:val="en"/>
+                <w14:ligatures w14:val="none"/>
               </w:rPr>
               <w:t>Typical Layer</w:t>
             </w:r>
@@ -4034,13 +5869,24 @@
           </w:tcPr>
           <w:p>
             <w:pPr>
-              <w:rPr>
-                <w:rFonts w:ascii="Roboto Mono" w:hAnsi="Roboto Mono"/>
+              <w:spacing w:after="0" w:line="276" w:lineRule="auto"/>
+              <w:rPr>
+                <w:rFonts w:ascii="Roboto Mono" w:eastAsia="Arial" w:hAnsi="Roboto Mono" w:cs="Arial"/>
+                <w:kern w:val="0"/>
+                <w:sz w:val="22"/>
+                <w:szCs w:val="22"/>
+                <w:lang w:val="en"/>
+                <w14:ligatures w14:val="none"/>
               </w:rPr>
             </w:pPr>
             <w:r>
               <w:rPr>
-                <w:rFonts w:ascii="Roboto Mono" w:hAnsi="Roboto Mono"/>
+                <w:rFonts w:ascii="Roboto Mono" w:eastAsia="Arial" w:hAnsi="Roboto Mono" w:cs="Arial"/>
+                <w:kern w:val="0"/>
+                <w:sz w:val="22"/>
+                <w:szCs w:val="22"/>
+                <w:lang w:val="en"/>
+                <w14:ligatures w14:val="none"/>
               </w:rPr>
               <w:t>OSI Layer 4 (Transport) and above</w:t>
             </w:r>
@@ -4049,18 +5895,70 @@
       </w:tr>
     </w:tbl>
     <w:p>
-      <w:r>
-        <w:pict w14:anchorId="36184985">
+      <w:pPr>
+        <w:spacing w:after="0" w:line="276" w:lineRule="auto"/>
+        <w:rPr>
+          <w:rFonts w:ascii="Arial" w:eastAsia="Arial" w:hAnsi="Arial" w:cs="Arial"/>
+          <w:kern w:val="0"/>
+          <w:sz w:val="22"/>
+          <w:szCs w:val="22"/>
+          <w:lang w:val="en"/>
+          <w14:ligatures w14:val="none"/>
+        </w:rPr>
+      </w:pPr>
+      <w:r>
+        <w:rPr>
+          <w:rFonts w:ascii="Arial" w:eastAsia="Arial" w:hAnsi="Arial" w:cs="Arial"/>
+          <w:kern w:val="0"/>
+          <w:sz w:val="22"/>
+          <w:szCs w:val="22"/>
+          <w:lang w:val="en"/>
+          <w14:ligatures w14:val="none"/>
+        </w:rPr>
+        <w:pict w14:anchorId="59A022B6">
           <v:rect id="_x0000_i1033" style="width:0;height:1.5pt" o:hralign="center" o:hrstd="t" o:hr="t" fillcolor="#a0a0a0" stroked="f"/>
         </w:pict>
       </w:r>
     </w:p>
     <w:p>
       <w:pPr>
-        <w:spacing w:before="240" w:after="240"/>
+        <w:spacing w:before="240" w:after="240" w:line="276" w:lineRule="auto"/>
+        <w:rPr>
+          <w:rFonts w:ascii="Arial" w:eastAsia="Arial" w:hAnsi="Arial" w:cs="Arial"/>
+          <w:kern w:val="0"/>
+          <w:sz w:val="22"/>
+          <w:szCs w:val="22"/>
+          <w:lang w:val="en"/>
+          <w14:ligatures w14:val="none"/>
+        </w:rPr>
       </w:pPr>
     </w:p>
-    <w:p/>
+    <w:p>
+      <w:pPr>
+        <w:spacing w:after="0" w:line="276" w:lineRule="auto"/>
+        <w:rPr>
+          <w:rFonts w:ascii="Arial" w:eastAsia="Arial" w:hAnsi="Arial" w:cs="Arial"/>
+          <w:kern w:val="0"/>
+          <w:sz w:val="22"/>
+          <w:szCs w:val="22"/>
+          <w:lang w:val="en"/>
+          <w14:ligatures w14:val="none"/>
+        </w:rPr>
+      </w:pPr>
+    </w:p>
+    <w:p>
+      <w:pPr>
+        <w:spacing w:after="0" w:line="276" w:lineRule="auto"/>
+        <w:rPr>
+          <w:rFonts w:ascii="Arial" w:eastAsia="Arial" w:hAnsi="Arial" w:cs="Arial"/>
+          <w:kern w:val="0"/>
+          <w:sz w:val="22"/>
+          <w:szCs w:val="22"/>
+          <w:lang w:val="en"/>
+          <w14:ligatures w14:val="none"/>
+        </w:rPr>
+      </w:pPr>
+    </w:p>
     <w:p/>
     <w:sectPr>
       <w:pgSz w:w="12240" w:h="15840"/>
@@ -4593,18 +6491,6 @@
   <w:style w:type="paragraph" w:default="1" w:styleId="Normal">
     <w:name w:val="Normal"/>
     <w:qFormat/>
-    <w:rsid w:val="002861ED"/>
-    <w:pPr>
-      <w:spacing w:after="0" w:line="276" w:lineRule="auto"/>
-    </w:pPr>
-    <w:rPr>
-      <w:rFonts w:ascii="Arial" w:eastAsia="Arial" w:hAnsi="Arial" w:cs="Arial"/>
-      <w:kern w:val="0"/>
-      <w:sz w:val="22"/>
-      <w:szCs w:val="22"/>
-      <w:lang w:val="en"/>
-      <w14:ligatures w14:val="none"/>
-    </w:rPr>
   </w:style>
   <w:style w:type="paragraph" w:styleId="Heading1">
     <w:name w:val="heading 1"/>
@@ -4613,7 +6499,7 @@
     <w:link w:val="Heading1Char"/>
     <w:uiPriority w:val="9"/>
     <w:qFormat/>
-    <w:rsid w:val="00E010F1"/>
+    <w:rsid w:val="00A23F4E"/>
     <w:pPr>
       <w:keepNext/>
       <w:keepLines/>
@@ -4633,9 +6519,10 @@
     <w:next w:val="Normal"/>
     <w:link w:val="Heading2Char"/>
     <w:uiPriority w:val="9"/>
+    <w:semiHidden/>
     <w:unhideWhenUsed/>
     <w:qFormat/>
-    <w:rsid w:val="00E010F1"/>
+    <w:rsid w:val="00A23F4E"/>
     <w:pPr>
       <w:keepNext/>
       <w:keepLines/>
@@ -4658,7 +6545,7 @@
     <w:semiHidden/>
     <w:unhideWhenUsed/>
     <w:qFormat/>
-    <w:rsid w:val="00E010F1"/>
+    <w:rsid w:val="00A23F4E"/>
     <w:pPr>
       <w:keepNext/>
       <w:keepLines/>
@@ -4681,7 +6568,7 @@
     <w:semiHidden/>
     <w:unhideWhenUsed/>
     <w:qFormat/>
-    <w:rsid w:val="00E010F1"/>
+    <w:rsid w:val="00A23F4E"/>
     <w:pPr>
       <w:keepNext/>
       <w:keepLines/>
@@ -4704,7 +6591,7 @@
     <w:semiHidden/>
     <w:unhideWhenUsed/>
     <w:qFormat/>
-    <w:rsid w:val="00E010F1"/>
+    <w:rsid w:val="00A23F4E"/>
     <w:pPr>
       <w:keepNext/>
       <w:keepLines/>
@@ -4725,11 +6612,11 @@
     <w:semiHidden/>
     <w:unhideWhenUsed/>
     <w:qFormat/>
-    <w:rsid w:val="00E010F1"/>
+    <w:rsid w:val="00A23F4E"/>
     <w:pPr>
       <w:keepNext/>
       <w:keepLines/>
-      <w:spacing w:before="40"/>
+      <w:spacing w:before="40" w:after="0"/>
       <w:outlineLvl w:val="5"/>
     </w:pPr>
     <w:rPr>
@@ -4748,11 +6635,11 @@
     <w:semiHidden/>
     <w:unhideWhenUsed/>
     <w:qFormat/>
-    <w:rsid w:val="00E010F1"/>
+    <w:rsid w:val="00A23F4E"/>
     <w:pPr>
       <w:keepNext/>
       <w:keepLines/>
-      <w:spacing w:before="40"/>
+      <w:spacing w:before="40" w:after="0"/>
       <w:outlineLvl w:val="6"/>
     </w:pPr>
     <w:rPr>
@@ -4769,10 +6656,11 @@
     <w:semiHidden/>
     <w:unhideWhenUsed/>
     <w:qFormat/>
-    <w:rsid w:val="00E010F1"/>
+    <w:rsid w:val="00A23F4E"/>
     <w:pPr>
       <w:keepNext/>
       <w:keepLines/>
+      <w:spacing w:after="0"/>
       <w:outlineLvl w:val="7"/>
     </w:pPr>
     <w:rPr>
@@ -4791,10 +6679,11 @@
     <w:semiHidden/>
     <w:unhideWhenUsed/>
     <w:qFormat/>
-    <w:rsid w:val="00E010F1"/>
+    <w:rsid w:val="00A23F4E"/>
     <w:pPr>
       <w:keepNext/>
       <w:keepLines/>
+      <w:spacing w:after="0"/>
       <w:outlineLvl w:val="8"/>
     </w:pPr>
     <w:rPr>
@@ -4834,7 +6723,7 @@
     <w:basedOn w:val="DefaultParagraphFont"/>
     <w:link w:val="Heading1"/>
     <w:uiPriority w:val="9"/>
-    <w:rsid w:val="00E010F1"/>
+    <w:rsid w:val="00A23F4E"/>
     <w:rPr>
       <w:rFonts w:asciiTheme="majorHAnsi" w:eastAsiaTheme="majorEastAsia" w:hAnsiTheme="majorHAnsi" w:cstheme="majorBidi"/>
       <w:color w:val="2F5496" w:themeColor="accent1" w:themeShade="BF"/>
@@ -4847,7 +6736,8 @@
     <w:basedOn w:val="DefaultParagraphFont"/>
     <w:link w:val="Heading2"/>
     <w:uiPriority w:val="9"/>
-    <w:rsid w:val="00E010F1"/>
+    <w:semiHidden/>
+    <w:rsid w:val="00A23F4E"/>
     <w:rPr>
       <w:rFonts w:asciiTheme="majorHAnsi" w:eastAsiaTheme="majorEastAsia" w:hAnsiTheme="majorHAnsi" w:cstheme="majorBidi"/>
       <w:color w:val="2F5496" w:themeColor="accent1" w:themeShade="BF"/>
@@ -4861,7 +6751,7 @@
     <w:link w:val="Heading3"/>
     <w:uiPriority w:val="9"/>
     <w:semiHidden/>
-    <w:rsid w:val="00E010F1"/>
+    <w:rsid w:val="00A23F4E"/>
     <w:rPr>
       <w:rFonts w:eastAsiaTheme="majorEastAsia" w:cstheme="majorBidi"/>
       <w:color w:val="2F5496" w:themeColor="accent1" w:themeShade="BF"/>
@@ -4875,7 +6765,7 @@
     <w:link w:val="Heading4"/>
     <w:uiPriority w:val="9"/>
     <w:semiHidden/>
-    <w:rsid w:val="00E010F1"/>
+    <w:rsid w:val="00A23F4E"/>
     <w:rPr>
       <w:rFonts w:eastAsiaTheme="majorEastAsia" w:cstheme="majorBidi"/>
       <w:i/>
@@ -4889,7 +6779,7 @@
     <w:link w:val="Heading5"/>
     <w:uiPriority w:val="9"/>
     <w:semiHidden/>
-    <w:rsid w:val="00E010F1"/>
+    <w:rsid w:val="00A23F4E"/>
     <w:rPr>
       <w:rFonts w:eastAsiaTheme="majorEastAsia" w:cstheme="majorBidi"/>
       <w:color w:val="2F5496" w:themeColor="accent1" w:themeShade="BF"/>
@@ -4901,7 +6791,7 @@
     <w:link w:val="Heading6"/>
     <w:uiPriority w:val="9"/>
     <w:semiHidden/>
-    <w:rsid w:val="00E010F1"/>
+    <w:rsid w:val="00A23F4E"/>
     <w:rPr>
       <w:rFonts w:eastAsiaTheme="majorEastAsia" w:cstheme="majorBidi"/>
       <w:i/>
@@ -4915,7 +6805,7 @@
     <w:link w:val="Heading7"/>
     <w:uiPriority w:val="9"/>
     <w:semiHidden/>
-    <w:rsid w:val="00E010F1"/>
+    <w:rsid w:val="00A23F4E"/>
     <w:rPr>
       <w:rFonts w:eastAsiaTheme="majorEastAsia" w:cstheme="majorBidi"/>
       <w:color w:val="595959" w:themeColor="text1" w:themeTint="A6"/>
@@ -4927,7 +6817,7 @@
     <w:link w:val="Heading8"/>
     <w:uiPriority w:val="9"/>
     <w:semiHidden/>
-    <w:rsid w:val="00E010F1"/>
+    <w:rsid w:val="00A23F4E"/>
     <w:rPr>
       <w:rFonts w:eastAsiaTheme="majorEastAsia" w:cstheme="majorBidi"/>
       <w:i/>
@@ -4941,7 +6831,7 @@
     <w:link w:val="Heading9"/>
     <w:uiPriority w:val="9"/>
     <w:semiHidden/>
-    <w:rsid w:val="00E010F1"/>
+    <w:rsid w:val="00A23F4E"/>
     <w:rPr>
       <w:rFonts w:eastAsiaTheme="majorEastAsia" w:cstheme="majorBidi"/>
       <w:color w:val="272727" w:themeColor="text1" w:themeTint="D8"/>
@@ -4954,7 +6844,7 @@
     <w:link w:val="TitleChar"/>
     <w:uiPriority w:val="10"/>
     <w:qFormat/>
-    <w:rsid w:val="00E010F1"/>
+    <w:rsid w:val="00A23F4E"/>
     <w:pPr>
       <w:spacing w:after="80" w:line="240" w:lineRule="auto"/>
       <w:contextualSpacing/>
@@ -4972,7 +6862,7 @@
     <w:basedOn w:val="DefaultParagraphFont"/>
     <w:link w:val="Title"/>
     <w:uiPriority w:val="10"/>
-    <w:rsid w:val="00E010F1"/>
+    <w:rsid w:val="00A23F4E"/>
     <w:rPr>
       <w:rFonts w:asciiTheme="majorHAnsi" w:eastAsiaTheme="majorEastAsia" w:hAnsiTheme="majorHAnsi" w:cstheme="majorBidi"/>
       <w:spacing w:val="-10"/>
@@ -4988,7 +6878,7 @@
     <w:link w:val="SubtitleChar"/>
     <w:uiPriority w:val="11"/>
     <w:qFormat/>
-    <w:rsid w:val="00E010F1"/>
+    <w:rsid w:val="00A23F4E"/>
     <w:pPr>
       <w:numPr>
         <w:ilvl w:val="1"/>
@@ -5007,7 +6897,7 @@
     <w:basedOn w:val="DefaultParagraphFont"/>
     <w:link w:val="Subtitle"/>
     <w:uiPriority w:val="11"/>
-    <w:rsid w:val="00E010F1"/>
+    <w:rsid w:val="00A23F4E"/>
     <w:rPr>
       <w:rFonts w:eastAsiaTheme="majorEastAsia" w:cstheme="majorBidi"/>
       <w:color w:val="595959" w:themeColor="text1" w:themeTint="A6"/>
@@ -5023,7 +6913,7 @@
     <w:link w:val="QuoteChar"/>
     <w:uiPriority w:val="29"/>
     <w:qFormat/>
-    <w:rsid w:val="00E010F1"/>
+    <w:rsid w:val="00A23F4E"/>
     <w:pPr>
       <w:spacing w:before="160"/>
       <w:jc w:val="center"/>
@@ -5039,7 +6929,7 @@
     <w:basedOn w:val="DefaultParagraphFont"/>
     <w:link w:val="Quote"/>
     <w:uiPriority w:val="29"/>
-    <w:rsid w:val="00E010F1"/>
+    <w:rsid w:val="00A23F4E"/>
     <w:rPr>
       <w:i/>
       <w:iCs/>
@@ -5051,7 +6941,7 @@
     <w:basedOn w:val="Normal"/>
     <w:uiPriority w:val="34"/>
     <w:qFormat/>
-    <w:rsid w:val="00E010F1"/>
+    <w:rsid w:val="00A23F4E"/>
     <w:pPr>
       <w:ind w:left="720"/>
       <w:contextualSpacing/>
@@ -5062,7 +6952,7 @@
     <w:basedOn w:val="DefaultParagraphFont"/>
     <w:uiPriority w:val="21"/>
     <w:qFormat/>
-    <w:rsid w:val="00E010F1"/>
+    <w:rsid w:val="00A23F4E"/>
     <w:rPr>
       <w:i/>
       <w:iCs/>
@@ -5076,7 +6966,7 @@
     <w:link w:val="IntenseQuoteChar"/>
     <w:uiPriority w:val="30"/>
     <w:qFormat/>
-    <w:rsid w:val="00E010F1"/>
+    <w:rsid w:val="00A23F4E"/>
     <w:pPr>
       <w:pBdr>
         <w:top w:val="single" w:sz="4" w:space="10" w:color="2F5496" w:themeColor="accent1" w:themeShade="BF"/>
@@ -5097,7 +6987,7 @@
     <w:basedOn w:val="DefaultParagraphFont"/>
     <w:link w:val="IntenseQuote"/>
     <w:uiPriority w:val="30"/>
-    <w:rsid w:val="00E010F1"/>
+    <w:rsid w:val="00A23F4E"/>
     <w:rPr>
       <w:i/>
       <w:iCs/>
@@ -5109,7 +6999,7 @@
     <w:basedOn w:val="DefaultParagraphFont"/>
     <w:uiPriority w:val="32"/>
     <w:qFormat/>
-    <w:rsid w:val="00E010F1"/>
+    <w:rsid w:val="00A23F4E"/>
     <w:rPr>
       <w:b/>
       <w:bCs/>

--- a/Knowledge/3-Work knowledge/1-Software Engineering/1-Software Engineering Fundamentals/5-My Source/1-Network Traffic/1-Types of Network Traffic/8-Bidirectional.docx
+++ b/Knowledge/3-Work knowledge/1-Software Engineering/1-Software Engineering Fundamentals/5-My Source/1-Network Traffic/1-Types of Network Traffic/8-Bidirectional.docx
@@ -4,72 +4,39 @@
   <w:body>
     <w:p>
       <w:pPr>
-        <w:keepNext/>
-        <w:keepLines/>
-        <w:spacing w:before="360" w:after="80" w:line="276" w:lineRule="auto"/>
-        <w:outlineLvl w:val="0"/>
-        <w:rPr>
-          <w:rFonts w:asciiTheme="majorHAnsi" w:eastAsiaTheme="majorEastAsia" w:hAnsiTheme="majorHAnsi" w:cstheme="majorBidi"/>
-          <w:color w:val="2F5496" w:themeColor="accent1" w:themeShade="BF"/>
-          <w:kern w:val="0"/>
-          <w:sz w:val="40"/>
-          <w:szCs w:val="40"/>
-          <w:lang w:val="en"/>
-          <w14:ligatures w14:val="none"/>
+        <w:pStyle w:val="Heading1"/>
+        <w:rPr>
+          <w:lang w:val="en"/>
         </w:rPr>
       </w:pPr>
       <w:bookmarkStart w:id="0" w:name="_g49w559dpfhr" w:colFirst="0" w:colLast="0"/>
       <w:bookmarkEnd w:id="0"/>
       <w:r>
         <w:rPr>
-          <w:rFonts w:asciiTheme="majorHAnsi" w:eastAsiaTheme="majorEastAsia" w:hAnsiTheme="majorHAnsi" w:cstheme="majorBidi"/>
-          <w:color w:val="2F5496" w:themeColor="accent1" w:themeShade="BF"/>
-          <w:kern w:val="0"/>
-          <w:sz w:val="40"/>
-          <w:szCs w:val="40"/>
-          <w:lang w:val="en"/>
-          <w14:ligatures w14:val="none"/>
+          <w:lang w:val="en"/>
         </w:rPr>
         <w:t>Bidirectional</w:t>
       </w:r>
     </w:p>
     <w:p>
       <w:pPr>
-        <w:spacing w:before="280" w:after="80" w:line="276" w:lineRule="auto"/>
-        <w:outlineLvl w:val="1"/>
-        <w:rPr>
-          <w:rFonts w:asciiTheme="majorHAnsi" w:eastAsiaTheme="majorEastAsia" w:hAnsiTheme="majorHAnsi" w:cstheme="majorBidi"/>
-          <w:color w:val="2F5496" w:themeColor="accent1" w:themeShade="BF"/>
-          <w:kern w:val="0"/>
-          <w:sz w:val="32"/>
-          <w:szCs w:val="32"/>
-          <w:lang w:val="en"/>
-          <w14:ligatures w14:val="none"/>
+        <w:pStyle w:val="Heading2"/>
+        <w:rPr>
+          <w:lang w:val="en"/>
         </w:rPr>
       </w:pPr>
       <w:bookmarkStart w:id="1" w:name="_7yffc2y7qwnh" w:colFirst="0" w:colLast="0"/>
       <w:bookmarkEnd w:id="1"/>
       <w:r>
         <w:rPr>
-          <w:rFonts w:ascii="Segoe UI Emoji" w:eastAsiaTheme="majorEastAsia" w:hAnsi="Segoe UI Emoji" w:cs="Segoe UI Emoji"/>
-          <w:color w:val="2F5496" w:themeColor="accent1" w:themeShade="BF"/>
-          <w:kern w:val="0"/>
-          <w:sz w:val="32"/>
-          <w:szCs w:val="32"/>
-          <w:lang w:val="en"/>
-          <w14:ligatures w14:val="none"/>
+          <w:rFonts w:ascii="Segoe UI Emoji" w:hAnsi="Segoe UI Emoji" w:cs="Segoe UI Emoji"/>
+          <w:lang w:val="en"/>
         </w:rPr>
         <w:t>🔁</w:t>
       </w:r>
       <w:r>
         <w:rPr>
-          <w:rFonts w:asciiTheme="majorHAnsi" w:eastAsiaTheme="majorEastAsia" w:hAnsiTheme="majorHAnsi" w:cstheme="majorBidi"/>
-          <w:color w:val="2F5496" w:themeColor="accent1" w:themeShade="BF"/>
-          <w:kern w:val="0"/>
-          <w:sz w:val="32"/>
-          <w:szCs w:val="32"/>
-          <w:lang w:val="en"/>
-          <w14:ligatures w14:val="none"/>
+          <w:lang w:val="en"/>
         </w:rPr>
         <w:t xml:space="preserve"> What Is Bidirectional Network Traffic?</w:t>
       </w:r>
@@ -111,6 +78,7 @@
         </w:rPr>
         <w:t xml:space="preserve">: </w:t>
       </w:r>
+      <w:proofErr w:type="spellStart"/>
       <w:r>
         <w:rPr>
           <w:rFonts w:ascii="Arial" w:eastAsia="Arial" w:hAnsi="Arial" w:cs="Arial"/>
@@ -122,7 +90,21 @@
           <w:lang w:val="en"/>
           <w14:ligatures w14:val="none"/>
         </w:rPr>
-        <w:t xml:space="preserve">Chatgpt </w:t>
+        <w:t>Chatgpt</w:t>
+      </w:r>
+      <w:proofErr w:type="spellEnd"/>
+      <w:r>
+        <w:rPr>
+          <w:rFonts w:ascii="Arial" w:eastAsia="Arial" w:hAnsi="Arial" w:cs="Arial"/>
+          <w:b/>
+          <w:kern w:val="0"/>
+          <w:sz w:val="22"/>
+          <w:szCs w:val="22"/>
+          <w:shd w:val="clear" w:color="auto" w:fill="B7B7B7"/>
+          <w:lang w:val="en"/>
+          <w14:ligatures w14:val="none"/>
+        </w:rPr>
+        <w:t xml:space="preserve"> </w:t>
       </w:r>
       <w:r>
         <w:rPr>
@@ -277,41 +259,23 @@
     </w:p>
     <w:p>
       <w:pPr>
-        <w:spacing w:before="280" w:after="80" w:line="276" w:lineRule="auto"/>
-        <w:outlineLvl w:val="1"/>
-        <w:rPr>
-          <w:rFonts w:asciiTheme="majorHAnsi" w:eastAsiaTheme="majorEastAsia" w:hAnsiTheme="majorHAnsi" w:cstheme="majorBidi"/>
-          <w:color w:val="2F5496" w:themeColor="accent1" w:themeShade="BF"/>
-          <w:kern w:val="0"/>
-          <w:sz w:val="32"/>
-          <w:szCs w:val="32"/>
-          <w:lang w:val="en"/>
-          <w14:ligatures w14:val="none"/>
+        <w:pStyle w:val="Heading2"/>
+        <w:rPr>
+          <w:lang w:val="en"/>
         </w:rPr>
       </w:pPr>
       <w:bookmarkStart w:id="2" w:name="_x6184ob2lwmf" w:colFirst="0" w:colLast="0"/>
       <w:bookmarkEnd w:id="2"/>
       <w:r>
         <w:rPr>
-          <w:rFonts w:ascii="Segoe UI Emoji" w:eastAsiaTheme="majorEastAsia" w:hAnsi="Segoe UI Emoji" w:cs="Segoe UI Emoji"/>
-          <w:color w:val="2F5496" w:themeColor="accent1" w:themeShade="BF"/>
-          <w:kern w:val="0"/>
-          <w:sz w:val="32"/>
-          <w:szCs w:val="32"/>
-          <w:lang w:val="en"/>
-          <w14:ligatures w14:val="none"/>
+          <w:rFonts w:ascii="Segoe UI Emoji" w:hAnsi="Segoe UI Emoji" w:cs="Segoe UI Emoji"/>
+          <w:lang w:val="en"/>
         </w:rPr>
         <w:t>🧠</w:t>
       </w:r>
       <w:r>
         <w:rPr>
-          <w:rFonts w:asciiTheme="majorHAnsi" w:eastAsiaTheme="majorEastAsia" w:hAnsiTheme="majorHAnsi" w:cstheme="majorBidi"/>
-          <w:color w:val="2F5496" w:themeColor="accent1" w:themeShade="BF"/>
-          <w:kern w:val="0"/>
-          <w:sz w:val="32"/>
-          <w:szCs w:val="32"/>
-          <w:lang w:val="en"/>
-          <w14:ligatures w14:val="none"/>
+          <w:lang w:val="en"/>
         </w:rPr>
         <w:t xml:space="preserve"> Simple Definition:</w:t>
       </w:r>
@@ -353,6 +317,7 @@
         </w:rPr>
         <w:t xml:space="preserve">: </w:t>
       </w:r>
+      <w:proofErr w:type="spellStart"/>
       <w:r>
         <w:rPr>
           <w:rFonts w:ascii="Arial" w:eastAsia="Arial" w:hAnsi="Arial" w:cs="Arial"/>
@@ -364,7 +329,21 @@
           <w:lang w:val="en"/>
           <w14:ligatures w14:val="none"/>
         </w:rPr>
-        <w:t xml:space="preserve">Chatgpt </w:t>
+        <w:t>Chatgpt</w:t>
+      </w:r>
+      <w:proofErr w:type="spellEnd"/>
+      <w:r>
+        <w:rPr>
+          <w:rFonts w:ascii="Arial" w:eastAsia="Arial" w:hAnsi="Arial" w:cs="Arial"/>
+          <w:b/>
+          <w:kern w:val="0"/>
+          <w:sz w:val="22"/>
+          <w:szCs w:val="22"/>
+          <w:shd w:val="clear" w:color="auto" w:fill="B7B7B7"/>
+          <w:lang w:val="en"/>
+          <w14:ligatures w14:val="none"/>
+        </w:rPr>
+        <w:t xml:space="preserve"> </w:t>
       </w:r>
       <w:r>
         <w:rPr>
@@ -496,41 +475,23 @@
     </w:p>
     <w:p>
       <w:pPr>
-        <w:spacing w:before="280" w:after="80" w:line="276" w:lineRule="auto"/>
-        <w:outlineLvl w:val="1"/>
-        <w:rPr>
-          <w:rFonts w:asciiTheme="majorHAnsi" w:eastAsiaTheme="majorEastAsia" w:hAnsiTheme="majorHAnsi" w:cstheme="majorBidi"/>
-          <w:color w:val="2F5496" w:themeColor="accent1" w:themeShade="BF"/>
-          <w:kern w:val="0"/>
-          <w:sz w:val="32"/>
-          <w:szCs w:val="32"/>
-          <w:lang w:val="en"/>
-          <w14:ligatures w14:val="none"/>
+        <w:pStyle w:val="Heading2"/>
+        <w:rPr>
+          <w:lang w:val="en"/>
         </w:rPr>
       </w:pPr>
       <w:bookmarkStart w:id="3" w:name="_mqblu3msn249" w:colFirst="0" w:colLast="0"/>
       <w:bookmarkEnd w:id="3"/>
       <w:r>
         <w:rPr>
-          <w:rFonts w:ascii="Segoe UI Emoji" w:eastAsiaTheme="majorEastAsia" w:hAnsi="Segoe UI Emoji" w:cs="Segoe UI Emoji"/>
-          <w:color w:val="2F5496" w:themeColor="accent1" w:themeShade="BF"/>
-          <w:kern w:val="0"/>
-          <w:sz w:val="32"/>
-          <w:szCs w:val="32"/>
-          <w:lang w:val="en"/>
-          <w14:ligatures w14:val="none"/>
+          <w:rFonts w:ascii="Segoe UI Emoji" w:hAnsi="Segoe UI Emoji" w:cs="Segoe UI Emoji"/>
+          <w:lang w:val="en"/>
         </w:rPr>
         <w:t>📡</w:t>
       </w:r>
       <w:r>
         <w:rPr>
-          <w:rFonts w:asciiTheme="majorHAnsi" w:eastAsiaTheme="majorEastAsia" w:hAnsiTheme="majorHAnsi" w:cstheme="majorBidi"/>
-          <w:color w:val="2F5496" w:themeColor="accent1" w:themeShade="BF"/>
-          <w:kern w:val="0"/>
-          <w:sz w:val="32"/>
-          <w:szCs w:val="32"/>
-          <w:lang w:val="en"/>
-          <w14:ligatures w14:val="none"/>
+          <w:lang w:val="en"/>
         </w:rPr>
         <w:t xml:space="preserve"> Real-World Examples</w:t>
       </w:r>
@@ -572,6 +533,7 @@
         </w:rPr>
         <w:t xml:space="preserve">: </w:t>
       </w:r>
+      <w:proofErr w:type="spellStart"/>
       <w:r>
         <w:rPr>
           <w:rFonts w:ascii="Arial" w:eastAsia="Arial" w:hAnsi="Arial" w:cs="Arial"/>
@@ -583,7 +545,21 @@
           <w:lang w:val="en"/>
           <w14:ligatures w14:val="none"/>
         </w:rPr>
-        <w:t xml:space="preserve">Chatgpt </w:t>
+        <w:t>Chatgpt</w:t>
+      </w:r>
+      <w:proofErr w:type="spellEnd"/>
+      <w:r>
+        <w:rPr>
+          <w:rFonts w:ascii="Arial" w:eastAsia="Arial" w:hAnsi="Arial" w:cs="Arial"/>
+          <w:b/>
+          <w:kern w:val="0"/>
+          <w:sz w:val="22"/>
+          <w:szCs w:val="22"/>
+          <w:shd w:val="clear" w:color="auto" w:fill="B7B7B7"/>
+          <w:lang w:val="en"/>
+          <w14:ligatures w14:val="none"/>
+        </w:rPr>
+        <w:t xml:space="preserve"> </w:t>
       </w:r>
       <w:r>
         <w:rPr>
@@ -947,6 +923,7 @@
                 <w:lang w:val="en"/>
                 <w14:ligatures w14:val="none"/>
               </w:rPr>
+              <w:lastRenderedPageBreak/>
               <w:t>💬</w:t>
             </w:r>
             <w:r>
@@ -1379,41 +1356,23 @@
     </w:p>
     <w:p>
       <w:pPr>
-        <w:spacing w:before="280" w:after="80" w:line="276" w:lineRule="auto"/>
-        <w:outlineLvl w:val="1"/>
-        <w:rPr>
-          <w:rFonts w:asciiTheme="majorHAnsi" w:eastAsiaTheme="majorEastAsia" w:hAnsiTheme="majorHAnsi" w:cstheme="majorBidi"/>
-          <w:color w:val="2F5496" w:themeColor="accent1" w:themeShade="BF"/>
-          <w:kern w:val="0"/>
-          <w:sz w:val="32"/>
-          <w:szCs w:val="32"/>
-          <w:lang w:val="en"/>
-          <w14:ligatures w14:val="none"/>
+        <w:pStyle w:val="Heading2"/>
+        <w:rPr>
+          <w:lang w:val="en"/>
         </w:rPr>
       </w:pPr>
       <w:bookmarkStart w:id="4" w:name="_517wbvjlg7c2" w:colFirst="0" w:colLast="0"/>
       <w:bookmarkEnd w:id="4"/>
       <w:r>
         <w:rPr>
-          <w:rFonts w:ascii="Segoe UI Emoji" w:eastAsiaTheme="majorEastAsia" w:hAnsi="Segoe UI Emoji" w:cs="Segoe UI Emoji"/>
-          <w:color w:val="2F5496" w:themeColor="accent1" w:themeShade="BF"/>
-          <w:kern w:val="0"/>
-          <w:sz w:val="32"/>
-          <w:szCs w:val="32"/>
-          <w:lang w:val="en"/>
-          <w14:ligatures w14:val="none"/>
+          <w:rFonts w:ascii="Segoe UI Emoji" w:hAnsi="Segoe UI Emoji" w:cs="Segoe UI Emoji"/>
+          <w:lang w:val="en"/>
         </w:rPr>
         <w:t>🔄</w:t>
       </w:r>
       <w:r>
         <w:rPr>
-          <w:rFonts w:asciiTheme="majorHAnsi" w:eastAsiaTheme="majorEastAsia" w:hAnsiTheme="majorHAnsi" w:cstheme="majorBidi"/>
-          <w:color w:val="2F5496" w:themeColor="accent1" w:themeShade="BF"/>
-          <w:kern w:val="0"/>
-          <w:sz w:val="32"/>
-          <w:szCs w:val="32"/>
-          <w:lang w:val="en"/>
-          <w14:ligatures w14:val="none"/>
+          <w:lang w:val="en"/>
         </w:rPr>
         <w:t xml:space="preserve"> Flow Behavior</w:t>
       </w:r>
@@ -1455,6 +1414,7 @@
         </w:rPr>
         <w:t xml:space="preserve">: </w:t>
       </w:r>
+      <w:proofErr w:type="spellStart"/>
       <w:r>
         <w:rPr>
           <w:rFonts w:ascii="Arial" w:eastAsia="Arial" w:hAnsi="Arial" w:cs="Arial"/>
@@ -1466,7 +1426,21 @@
           <w:lang w:val="en"/>
           <w14:ligatures w14:val="none"/>
         </w:rPr>
-        <w:t xml:space="preserve">Chatgpt </w:t>
+        <w:t>Chatgpt</w:t>
+      </w:r>
+      <w:proofErr w:type="spellEnd"/>
+      <w:r>
+        <w:rPr>
+          <w:rFonts w:ascii="Arial" w:eastAsia="Arial" w:hAnsi="Arial" w:cs="Arial"/>
+          <w:b/>
+          <w:kern w:val="0"/>
+          <w:sz w:val="22"/>
+          <w:szCs w:val="22"/>
+          <w:shd w:val="clear" w:color="auto" w:fill="B7B7B7"/>
+          <w:lang w:val="en"/>
+          <w14:ligatures w14:val="none"/>
+        </w:rPr>
+        <w:t xml:space="preserve"> </w:t>
       </w:r>
       <w:r>
         <w:rPr>
@@ -1588,7 +1562,19 @@
           <w:lang w:val="en"/>
           <w14:ligatures w14:val="none"/>
         </w:rPr>
-        <w:t xml:space="preserve">Device A  </w:t>
+        <w:t xml:space="preserve">Device </w:t>
+      </w:r>
+      <w:proofErr w:type="gramStart"/>
+      <w:r>
+        <w:rPr>
+          <w:rFonts w:ascii="Roboto Mono" w:eastAsia="Arial Unicode MS" w:hAnsi="Roboto Mono" w:cs="Arial Unicode MS"/>
+          <w:kern w:val="0"/>
+          <w:sz w:val="22"/>
+          <w:szCs w:val="22"/>
+          <w:lang w:val="en"/>
+          <w14:ligatures w14:val="none"/>
+        </w:rPr>
+        <w:t xml:space="preserve">A  </w:t>
       </w:r>
       <w:r>
         <w:rPr>
@@ -1601,6 +1587,7 @@
         </w:rPr>
         <w:t>⇄</w:t>
       </w:r>
+      <w:proofErr w:type="gramEnd"/>
       <w:r>
         <w:rPr>
           <w:rFonts w:ascii="Roboto Mono" w:eastAsia="Arial Unicode MS" w:hAnsi="Roboto Mono" w:cs="Arial Unicode MS"/>
@@ -1818,41 +1805,23 @@
     </w:p>
     <w:p>
       <w:pPr>
-        <w:spacing w:before="280" w:after="80" w:line="276" w:lineRule="auto"/>
-        <w:outlineLvl w:val="1"/>
-        <w:rPr>
-          <w:rFonts w:asciiTheme="majorHAnsi" w:eastAsiaTheme="majorEastAsia" w:hAnsiTheme="majorHAnsi" w:cstheme="majorBidi"/>
-          <w:color w:val="2F5496" w:themeColor="accent1" w:themeShade="BF"/>
-          <w:kern w:val="0"/>
-          <w:sz w:val="32"/>
-          <w:szCs w:val="32"/>
-          <w:lang w:val="en"/>
-          <w14:ligatures w14:val="none"/>
+        <w:pStyle w:val="Heading2"/>
+        <w:rPr>
+          <w:lang w:val="en"/>
         </w:rPr>
       </w:pPr>
       <w:bookmarkStart w:id="5" w:name="_36mfn8m4ux2j" w:colFirst="0" w:colLast="0"/>
       <w:bookmarkEnd w:id="5"/>
       <w:r>
         <w:rPr>
-          <w:rFonts w:ascii="Segoe UI Emoji" w:eastAsiaTheme="majorEastAsia" w:hAnsi="Segoe UI Emoji" w:cs="Segoe UI Emoji"/>
-          <w:color w:val="2F5496" w:themeColor="accent1" w:themeShade="BF"/>
-          <w:kern w:val="0"/>
-          <w:sz w:val="32"/>
-          <w:szCs w:val="32"/>
-          <w:lang w:val="en"/>
-          <w14:ligatures w14:val="none"/>
+          <w:rFonts w:ascii="Segoe UI Emoji" w:hAnsi="Segoe UI Emoji" w:cs="Segoe UI Emoji"/>
+          <w:lang w:val="en"/>
         </w:rPr>
         <w:t>⚙️</w:t>
       </w:r>
       <w:r>
         <w:rPr>
-          <w:rFonts w:asciiTheme="majorHAnsi" w:eastAsiaTheme="majorEastAsia" w:hAnsiTheme="majorHAnsi" w:cstheme="majorBidi"/>
-          <w:color w:val="2F5496" w:themeColor="accent1" w:themeShade="BF"/>
-          <w:kern w:val="0"/>
-          <w:sz w:val="32"/>
-          <w:szCs w:val="32"/>
-          <w:lang w:val="en"/>
-          <w14:ligatures w14:val="none"/>
+          <w:lang w:val="en"/>
         </w:rPr>
         <w:t xml:space="preserve"> Common Protocols for Bidirectional Traffic</w:t>
       </w:r>
@@ -1894,6 +1863,7 @@
         </w:rPr>
         <w:t xml:space="preserve">: </w:t>
       </w:r>
+      <w:proofErr w:type="spellStart"/>
       <w:r>
         <w:rPr>
           <w:rFonts w:ascii="Arial" w:eastAsia="Arial" w:hAnsi="Arial" w:cs="Arial"/>
@@ -1905,7 +1875,21 @@
           <w:lang w:val="en"/>
           <w14:ligatures w14:val="none"/>
         </w:rPr>
-        <w:t xml:space="preserve">Chatgpt </w:t>
+        <w:t>Chatgpt</w:t>
+      </w:r>
+      <w:proofErr w:type="spellEnd"/>
+      <w:r>
+        <w:rPr>
+          <w:rFonts w:ascii="Arial" w:eastAsia="Arial" w:hAnsi="Arial" w:cs="Arial"/>
+          <w:b/>
+          <w:kern w:val="0"/>
+          <w:sz w:val="22"/>
+          <w:szCs w:val="22"/>
+          <w:shd w:val="clear" w:color="auto" w:fill="B7B7B7"/>
+          <w:lang w:val="en"/>
+          <w14:ligatures w14:val="none"/>
+        </w:rPr>
+        <w:t xml:space="preserve"> </w:t>
       </w:r>
       <w:r>
         <w:rPr>
@@ -1982,6 +1966,7 @@
           <w:lang w:val="en"/>
           <w14:ligatures w14:val="none"/>
         </w:rPr>
+        <w:lastRenderedPageBreak/>
         <w:drawing>
           <wp:inline distT="114300" distB="114300" distL="114300" distR="114300" wp14:anchorId="30C3A78B" wp14:editId="5CFF470D">
             <wp:extent cx="5943600" cy="1968500"/>
@@ -2518,6 +2503,7 @@
                 <w14:ligatures w14:val="none"/>
               </w:rPr>
             </w:pPr>
+            <w:proofErr w:type="spellStart"/>
             <w:r>
               <w:rPr>
                 <w:rFonts w:ascii="Roboto Mono" w:eastAsia="Arial" w:hAnsi="Roboto Mono" w:cs="Arial"/>
@@ -2531,6 +2517,7 @@
               </w:rPr>
               <w:t>WebSockets</w:t>
             </w:r>
+            <w:proofErr w:type="spellEnd"/>
           </w:p>
         </w:tc>
         <w:tc>
@@ -2604,16 +2591,9 @@
     </w:p>
     <w:p>
       <w:pPr>
-        <w:spacing w:before="280" w:after="80" w:line="276" w:lineRule="auto"/>
-        <w:outlineLvl w:val="1"/>
-        <w:rPr>
-          <w:rFonts w:asciiTheme="majorHAnsi" w:eastAsiaTheme="majorEastAsia" w:hAnsiTheme="majorHAnsi" w:cstheme="majorBidi"/>
-          <w:color w:val="2F5496" w:themeColor="accent1" w:themeShade="BF"/>
-          <w:kern w:val="0"/>
-          <w:sz w:val="32"/>
-          <w:szCs w:val="32"/>
-          <w:lang w:val="en"/>
-          <w14:ligatures w14:val="none"/>
+        <w:pStyle w:val="Heading2"/>
+        <w:rPr>
+          <w:lang w:val="en"/>
         </w:rPr>
       </w:pPr>
       <w:bookmarkStart w:id="6" w:name="_thy8lx33zx4s" w:colFirst="0" w:colLast="0"/>
@@ -2621,24 +2601,14 @@
       <w:r>
         <w:rPr>
           <w:rFonts w:ascii="Segoe UI Emoji" w:eastAsia="Arial Unicode MS" w:hAnsi="Segoe UI Emoji" w:cs="Segoe UI Emoji"/>
-          <w:color w:val="2F5496" w:themeColor="accent1" w:themeShade="BF"/>
-          <w:kern w:val="0"/>
-          <w:sz w:val="32"/>
-          <w:szCs w:val="32"/>
-          <w:lang w:val="en"/>
-          <w14:ligatures w14:val="none"/>
+          <w:lang w:val="en"/>
         </w:rPr>
         <w:t>✅</w:t>
       </w:r>
       <w:r>
         <w:rPr>
-          <w:rFonts w:ascii="Arial Unicode MS" w:eastAsia="Arial Unicode MS" w:hAnsi="Arial Unicode MS" w:cs="Arial Unicode MS"/>
-          <w:color w:val="2F5496" w:themeColor="accent1" w:themeShade="BF"/>
-          <w:kern w:val="0"/>
-          <w:sz w:val="32"/>
-          <w:szCs w:val="32"/>
-          <w:lang w:val="en"/>
-          <w14:ligatures w14:val="none"/>
+          <w:rFonts w:eastAsia="Arial Unicode MS"/>
+          <w:lang w:val="en"/>
         </w:rPr>
         <w:t xml:space="preserve"> Benefits of Bidirectional Traffic</w:t>
       </w:r>
@@ -2680,6 +2650,7 @@
         </w:rPr>
         <w:t xml:space="preserve">: </w:t>
       </w:r>
+      <w:proofErr w:type="spellStart"/>
       <w:r>
         <w:rPr>
           <w:rFonts w:ascii="Arial" w:eastAsia="Arial" w:hAnsi="Arial" w:cs="Arial"/>
@@ -2691,7 +2662,21 @@
           <w:lang w:val="en"/>
           <w14:ligatures w14:val="none"/>
         </w:rPr>
-        <w:t xml:space="preserve">Chatgpt </w:t>
+        <w:t>Chatgpt</w:t>
+      </w:r>
+      <w:proofErr w:type="spellEnd"/>
+      <w:r>
+        <w:rPr>
+          <w:rFonts w:ascii="Arial" w:eastAsia="Arial" w:hAnsi="Arial" w:cs="Arial"/>
+          <w:b/>
+          <w:kern w:val="0"/>
+          <w:sz w:val="22"/>
+          <w:szCs w:val="22"/>
+          <w:shd w:val="clear" w:color="auto" w:fill="B7B7B7"/>
+          <w:lang w:val="en"/>
+          <w14:ligatures w14:val="none"/>
+        </w:rPr>
+        <w:t xml:space="preserve"> </w:t>
       </w:r>
       <w:r>
         <w:rPr>
@@ -2944,6 +2929,7 @@
                 <w:lang w:val="en"/>
                 <w14:ligatures w14:val="none"/>
               </w:rPr>
+              <w:lastRenderedPageBreak/>
               <w:t>✅</w:t>
             </w:r>
             <w:r>
@@ -3376,41 +3362,23 @@
     </w:p>
     <w:p>
       <w:pPr>
-        <w:spacing w:before="280" w:after="80" w:line="276" w:lineRule="auto"/>
-        <w:outlineLvl w:val="1"/>
-        <w:rPr>
-          <w:rFonts w:asciiTheme="majorHAnsi" w:eastAsiaTheme="majorEastAsia" w:hAnsiTheme="majorHAnsi" w:cstheme="majorBidi"/>
-          <w:color w:val="2F5496" w:themeColor="accent1" w:themeShade="BF"/>
-          <w:kern w:val="0"/>
-          <w:sz w:val="32"/>
-          <w:szCs w:val="32"/>
-          <w:lang w:val="en"/>
-          <w14:ligatures w14:val="none"/>
+        <w:pStyle w:val="Heading2"/>
+        <w:rPr>
+          <w:lang w:val="en"/>
         </w:rPr>
       </w:pPr>
       <w:bookmarkStart w:id="7" w:name="_cgew2b9dr19l" w:colFirst="0" w:colLast="0"/>
       <w:bookmarkEnd w:id="7"/>
       <w:r>
         <w:rPr>
-          <w:rFonts w:ascii="Segoe UI Emoji" w:eastAsiaTheme="majorEastAsia" w:hAnsi="Segoe UI Emoji" w:cs="Segoe UI Emoji"/>
-          <w:color w:val="2F5496" w:themeColor="accent1" w:themeShade="BF"/>
-          <w:kern w:val="0"/>
-          <w:sz w:val="32"/>
-          <w:szCs w:val="32"/>
-          <w:lang w:val="en"/>
-          <w14:ligatures w14:val="none"/>
+          <w:rFonts w:ascii="Segoe UI Emoji" w:hAnsi="Segoe UI Emoji" w:cs="Segoe UI Emoji"/>
+          <w:lang w:val="en"/>
         </w:rPr>
         <w:t>⚠️</w:t>
       </w:r>
       <w:r>
         <w:rPr>
-          <w:rFonts w:asciiTheme="majorHAnsi" w:eastAsiaTheme="majorEastAsia" w:hAnsiTheme="majorHAnsi" w:cstheme="majorBidi"/>
-          <w:color w:val="2F5496" w:themeColor="accent1" w:themeShade="BF"/>
-          <w:kern w:val="0"/>
-          <w:sz w:val="32"/>
-          <w:szCs w:val="32"/>
-          <w:lang w:val="en"/>
-          <w14:ligatures w14:val="none"/>
+          <w:lang w:val="en"/>
         </w:rPr>
         <w:t xml:space="preserve"> Limitations / Considerations</w:t>
       </w:r>
@@ -3452,6 +3420,7 @@
         </w:rPr>
         <w:t xml:space="preserve">: </w:t>
       </w:r>
+      <w:proofErr w:type="spellStart"/>
       <w:r>
         <w:rPr>
           <w:rFonts w:ascii="Arial" w:eastAsia="Arial" w:hAnsi="Arial" w:cs="Arial"/>
@@ -3463,7 +3432,21 @@
           <w:lang w:val="en"/>
           <w14:ligatures w14:val="none"/>
         </w:rPr>
-        <w:t xml:space="preserve">Chatgpt </w:t>
+        <w:t>Chatgpt</w:t>
+      </w:r>
+      <w:proofErr w:type="spellEnd"/>
+      <w:r>
+        <w:rPr>
+          <w:rFonts w:ascii="Arial" w:eastAsia="Arial" w:hAnsi="Arial" w:cs="Arial"/>
+          <w:b/>
+          <w:kern w:val="0"/>
+          <w:sz w:val="22"/>
+          <w:szCs w:val="22"/>
+          <w:shd w:val="clear" w:color="auto" w:fill="B7B7B7"/>
+          <w:lang w:val="en"/>
+          <w14:ligatures w14:val="none"/>
+        </w:rPr>
+        <w:t xml:space="preserve"> </w:t>
       </w:r>
       <w:r>
         <w:rPr>
@@ -4037,41 +4020,23 @@
     </w:p>
     <w:p>
       <w:pPr>
-        <w:spacing w:before="280" w:after="80" w:line="276" w:lineRule="auto"/>
-        <w:outlineLvl w:val="1"/>
-        <w:rPr>
-          <w:rFonts w:asciiTheme="majorHAnsi" w:eastAsiaTheme="majorEastAsia" w:hAnsiTheme="majorHAnsi" w:cstheme="majorBidi"/>
-          <w:color w:val="2F5496" w:themeColor="accent1" w:themeShade="BF"/>
-          <w:kern w:val="0"/>
-          <w:sz w:val="32"/>
-          <w:szCs w:val="32"/>
-          <w:lang w:val="en"/>
-          <w14:ligatures w14:val="none"/>
+        <w:pStyle w:val="Heading2"/>
+        <w:rPr>
+          <w:lang w:val="en"/>
         </w:rPr>
       </w:pPr>
       <w:bookmarkStart w:id="8" w:name="_89ztd5dfo2f0" w:colFirst="0" w:colLast="0"/>
       <w:bookmarkEnd w:id="8"/>
       <w:r>
         <w:rPr>
-          <w:rFonts w:ascii="Segoe UI Emoji" w:eastAsiaTheme="majorEastAsia" w:hAnsi="Segoe UI Emoji" w:cs="Segoe UI Emoji"/>
-          <w:color w:val="2F5496" w:themeColor="accent1" w:themeShade="BF"/>
-          <w:kern w:val="0"/>
-          <w:sz w:val="32"/>
-          <w:szCs w:val="32"/>
-          <w:lang w:val="en"/>
-          <w14:ligatures w14:val="none"/>
+          <w:rFonts w:ascii="Segoe UI Emoji" w:hAnsi="Segoe UI Emoji" w:cs="Segoe UI Emoji"/>
+          <w:lang w:val="en"/>
         </w:rPr>
         <w:t>🔁</w:t>
       </w:r>
       <w:r>
         <w:rPr>
-          <w:rFonts w:asciiTheme="majorHAnsi" w:eastAsiaTheme="majorEastAsia" w:hAnsiTheme="majorHAnsi" w:cstheme="majorBidi"/>
-          <w:color w:val="2F5496" w:themeColor="accent1" w:themeShade="BF"/>
-          <w:kern w:val="0"/>
-          <w:sz w:val="32"/>
-          <w:szCs w:val="32"/>
-          <w:lang w:val="en"/>
-          <w14:ligatures w14:val="none"/>
+          <w:lang w:val="en"/>
         </w:rPr>
         <w:t xml:space="preserve"> Bidirectional vs. Unidirectional</w:t>
       </w:r>
@@ -4113,6 +4078,7 @@
         </w:rPr>
         <w:t xml:space="preserve">: </w:t>
       </w:r>
+      <w:proofErr w:type="spellStart"/>
       <w:r>
         <w:rPr>
           <w:rFonts w:ascii="Arial" w:eastAsia="Arial" w:hAnsi="Arial" w:cs="Arial"/>
@@ -4124,7 +4090,21 @@
           <w:lang w:val="en"/>
           <w14:ligatures w14:val="none"/>
         </w:rPr>
-        <w:t xml:space="preserve">Chatgpt </w:t>
+        <w:t>Chatgpt</w:t>
+      </w:r>
+      <w:proofErr w:type="spellEnd"/>
+      <w:r>
+        <w:rPr>
+          <w:rFonts w:ascii="Arial" w:eastAsia="Arial" w:hAnsi="Arial" w:cs="Arial"/>
+          <w:b/>
+          <w:kern w:val="0"/>
+          <w:sz w:val="22"/>
+          <w:szCs w:val="22"/>
+          <w:shd w:val="clear" w:color="auto" w:fill="B7B7B7"/>
+          <w:lang w:val="en"/>
+          <w14:ligatures w14:val="none"/>
+        </w:rPr>
+        <w:t xml:space="preserve"> </w:t>
       </w:r>
       <w:r>
         <w:rPr>
@@ -4188,6 +4168,7 @@
           <w:lang w:val="en"/>
           <w14:ligatures w14:val="none"/>
         </w:rPr>
+        <w:lastRenderedPageBreak/>
         <w:drawing>
           <wp:inline distT="114300" distB="114300" distL="114300" distR="114300" wp14:anchorId="08590C74" wp14:editId="5B3F7BF5">
             <wp:extent cx="5943600" cy="1943100"/>
@@ -5149,41 +5130,23 @@
     </w:p>
     <w:p>
       <w:pPr>
-        <w:spacing w:before="280" w:after="80" w:line="276" w:lineRule="auto"/>
-        <w:outlineLvl w:val="1"/>
-        <w:rPr>
-          <w:rFonts w:asciiTheme="majorHAnsi" w:eastAsiaTheme="majorEastAsia" w:hAnsiTheme="majorHAnsi" w:cstheme="majorBidi"/>
-          <w:color w:val="2F5496" w:themeColor="accent1" w:themeShade="BF"/>
-          <w:kern w:val="0"/>
-          <w:sz w:val="32"/>
-          <w:szCs w:val="32"/>
-          <w:lang w:val="en"/>
-          <w14:ligatures w14:val="none"/>
+        <w:pStyle w:val="Heading2"/>
+        <w:rPr>
+          <w:lang w:val="en"/>
         </w:rPr>
       </w:pPr>
       <w:bookmarkStart w:id="9" w:name="_w4egokn4ebk1" w:colFirst="0" w:colLast="0"/>
       <w:bookmarkEnd w:id="9"/>
       <w:r>
         <w:rPr>
-          <w:rFonts w:ascii="Segoe UI Emoji" w:eastAsiaTheme="majorEastAsia" w:hAnsi="Segoe UI Emoji" w:cs="Segoe UI Emoji"/>
-          <w:color w:val="2F5496" w:themeColor="accent1" w:themeShade="BF"/>
-          <w:kern w:val="0"/>
-          <w:sz w:val="32"/>
-          <w:szCs w:val="32"/>
-          <w:lang w:val="en"/>
-          <w14:ligatures w14:val="none"/>
+          <w:rFonts w:ascii="Segoe UI Emoji" w:hAnsi="Segoe UI Emoji" w:cs="Segoe UI Emoji"/>
+          <w:lang w:val="en"/>
         </w:rPr>
         <w:t>📌</w:t>
       </w:r>
       <w:r>
         <w:rPr>
-          <w:rFonts w:asciiTheme="majorHAnsi" w:eastAsiaTheme="majorEastAsia" w:hAnsiTheme="majorHAnsi" w:cstheme="majorBidi"/>
-          <w:color w:val="2F5496" w:themeColor="accent1" w:themeShade="BF"/>
-          <w:kern w:val="0"/>
-          <w:sz w:val="32"/>
-          <w:szCs w:val="32"/>
-          <w:lang w:val="en"/>
-          <w14:ligatures w14:val="none"/>
+          <w:lang w:val="en"/>
         </w:rPr>
         <w:t xml:space="preserve"> Summary</w:t>
       </w:r>
@@ -5225,6 +5188,7 @@
         </w:rPr>
         <w:t xml:space="preserve">: </w:t>
       </w:r>
+      <w:proofErr w:type="spellStart"/>
       <w:r>
         <w:rPr>
           <w:rFonts w:ascii="Arial" w:eastAsia="Arial" w:hAnsi="Arial" w:cs="Arial"/>
@@ -5236,7 +5200,21 @@
           <w:lang w:val="en"/>
           <w14:ligatures w14:val="none"/>
         </w:rPr>
-        <w:t xml:space="preserve">Chatgpt </w:t>
+        <w:t>Chatgpt</w:t>
+      </w:r>
+      <w:proofErr w:type="spellEnd"/>
+      <w:r>
+        <w:rPr>
+          <w:rFonts w:ascii="Arial" w:eastAsia="Arial" w:hAnsi="Arial" w:cs="Arial"/>
+          <w:b/>
+          <w:kern w:val="0"/>
+          <w:sz w:val="22"/>
+          <w:szCs w:val="22"/>
+          <w:shd w:val="clear" w:color="auto" w:fill="B7B7B7"/>
+          <w:lang w:val="en"/>
+          <w14:ligatures w14:val="none"/>
+        </w:rPr>
+        <w:t xml:space="preserve"> </w:t>
       </w:r>
       <w:r>
         <w:rPr>
@@ -5399,6 +5377,7 @@
                 <w:lang w:val="en"/>
                 <w14:ligatures w14:val="none"/>
               </w:rPr>
+              <w:lastRenderedPageBreak/>
               <w:t>Attribute</w:t>
             </w:r>
           </w:p>
@@ -6519,7 +6498,6 @@
     <w:next w:val="Normal"/>
     <w:link w:val="Heading2Char"/>
     <w:uiPriority w:val="9"/>
-    <w:semiHidden/>
     <w:unhideWhenUsed/>
     <w:qFormat/>
     <w:rsid w:val="00A23F4E"/>
@@ -6736,7 +6714,6 @@
     <w:basedOn w:val="DefaultParagraphFont"/>
     <w:link w:val="Heading2"/>
     <w:uiPriority w:val="9"/>
-    <w:semiHidden/>
     <w:rsid w:val="00A23F4E"/>
     <w:rPr>
       <w:rFonts w:asciiTheme="majorHAnsi" w:eastAsiaTheme="majorEastAsia" w:hAnsiTheme="majorHAnsi" w:cstheme="majorBidi"/>
